--- a/data/outputs/v2/General_Science/SS1.3_Nutrition_in_Animals/General_Science_Nutrition_in_Animals_CBE_LessonSequence.docx
+++ b/data/outputs/v2/General_Science/SS1.3_Nutrition_in_Animals/General_Science_Nutrition_in_Animals_CBE_LessonSequence.docx
@@ -3146,7 +3146,7 @@
             <w:pPr>
               <w:spacing w:after="20" w:before="0"/>
             </w:pPr>
-            <w:hyperlink w:history="1" r:id="rIdyvtzag1clavqgqixoaoiv">
+            <w:hyperlink w:history="1" r:id="rIdxynitukb1xqd5jx8hizvh">
               <w:r>
                 <w:rPr>
                   <w:rFonts w:ascii="Arial" w:cs="Arial" w:eastAsia="Arial" w:hAnsi="Arial"/>
@@ -3179,7 +3179,7 @@
               <w:spacing w:after="10" w:before="0"/>
               <w:ind w:left="120"/>
             </w:pPr>
-            <w:hyperlink w:history="1" r:id="rIdg79p1ax6vgcc-0pylmh47">
+            <w:hyperlink w:history="1" r:id="rIdpwhhbjsik9r1tl7sopu8a">
               <w:r>
                 <w:rPr>
                   <w:rFonts w:ascii="Arial" w:cs="Arial" w:eastAsia="Arial" w:hAnsi="Arial"/>
@@ -3224,7 +3224,7 @@
             <w:pPr>
               <w:spacing w:after="20" w:before="0"/>
             </w:pPr>
-            <w:hyperlink w:history="1" r:id="rIdqol-zxlscelmkdjcl81iu">
+            <w:hyperlink w:history="1" r:id="rId-lmqu8xzpdbdk0o3gm3jt">
               <w:r>
                 <w:rPr>
                   <w:rFonts w:ascii="Arial" w:cs="Arial" w:eastAsia="Arial" w:hAnsi="Arial"/>
@@ -3257,7 +3257,7 @@
               <w:spacing w:after="10" w:before="0"/>
               <w:ind w:left="120"/>
             </w:pPr>
-            <w:hyperlink w:history="1" r:id="rIdxaesd_i1jynek6sdpmco6">
+            <w:hyperlink w:history="1" r:id="rIdowkdwg8wm4gzbfe7uqisi">
               <w:r>
                 <w:rPr>
                   <w:rFonts w:ascii="Arial" w:cs="Arial" w:eastAsia="Arial" w:hAnsi="Arial"/>
@@ -3452,7 +3452,7 @@
             <w:pPr>
               <w:spacing w:after="20" w:before="0"/>
             </w:pPr>
-            <w:hyperlink w:history="1" r:id="rIdc7wgvkqsci-jlehw_nbko">
+            <w:hyperlink w:history="1" r:id="rIdzoqkdkmacwkbeo-gaxo_j">
               <w:r>
                 <w:rPr>
                   <w:rFonts w:ascii="Arial" w:cs="Arial" w:eastAsia="Arial" w:hAnsi="Arial"/>
@@ -3485,7 +3485,7 @@
               <w:spacing w:after="10" w:before="0"/>
               <w:ind w:left="120"/>
             </w:pPr>
-            <w:hyperlink w:history="1" r:id="rIdjn1ellusryg0oey6kdw6x">
+            <w:hyperlink w:history="1" r:id="rIdr0rol2rerryeix_xv7vqt">
               <w:r>
                 <w:rPr>
                   <w:rFonts w:ascii="Arial" w:cs="Arial" w:eastAsia="Arial" w:hAnsi="Arial"/>
@@ -3530,7 +3530,7 @@
             <w:pPr>
               <w:spacing w:after="20" w:before="0"/>
             </w:pPr>
-            <w:hyperlink w:history="1" r:id="rIdcxnlgq8noaulvo09khygd">
+            <w:hyperlink w:history="1" r:id="rIdsosahuig2auq7xqgevagx">
               <w:r>
                 <w:rPr>
                   <w:rFonts w:ascii="Arial" w:cs="Arial" w:eastAsia="Arial" w:hAnsi="Arial"/>
@@ -3563,7 +3563,7 @@
               <w:spacing w:after="10" w:before="0"/>
               <w:ind w:left="120"/>
             </w:pPr>
-            <w:hyperlink w:history="1" r:id="rIdqc2lxgtm7wyyrxiz6zeob">
+            <w:hyperlink w:history="1" r:id="rIdeorecdynfoqk7xdb6iwlb">
               <w:r>
                 <w:rPr>
                   <w:rFonts w:ascii="Arial" w:cs="Arial" w:eastAsia="Arial" w:hAnsi="Arial"/>
@@ -3758,7 +3758,7 @@
             <w:pPr>
               <w:spacing w:after="20" w:before="0"/>
             </w:pPr>
-            <w:hyperlink w:history="1" r:id="rIdlw6m5x9z5h7ikretk6wql">
+            <w:hyperlink w:history="1" r:id="rIdkvs56onv2ml9z2ynyztx6">
               <w:r>
                 <w:rPr>
                   <w:rFonts w:ascii="Arial" w:cs="Arial" w:eastAsia="Arial" w:hAnsi="Arial"/>
@@ -3791,7 +3791,7 @@
               <w:spacing w:after="10" w:before="0"/>
               <w:ind w:left="120"/>
             </w:pPr>
-            <w:hyperlink w:history="1" r:id="rIdaopv0rhavrgo9u3itymwg">
+            <w:hyperlink w:history="1" r:id="rIdlypzafwjb0viw2kioi_co">
               <w:r>
                 <w:rPr>
                   <w:rFonts w:ascii="Arial" w:cs="Arial" w:eastAsia="Arial" w:hAnsi="Arial"/>
@@ -3836,7 +3836,7 @@
             <w:pPr>
               <w:spacing w:after="20" w:before="0"/>
             </w:pPr>
-            <w:hyperlink w:history="1" r:id="rIdgcyslm8ymewadiv-iqsvq">
+            <w:hyperlink w:history="1" r:id="rIdil16jaer-jnvr6i3zor0i">
               <w:r>
                 <w:rPr>
                   <w:rFonts w:ascii="Arial" w:cs="Arial" w:eastAsia="Arial" w:hAnsi="Arial"/>
@@ -3869,7 +3869,7 @@
               <w:spacing w:after="10" w:before="0"/>
               <w:ind w:left="120"/>
             </w:pPr>
-            <w:hyperlink w:history="1" r:id="rIdubuwl6eicj6ppffnqyext">
+            <w:hyperlink w:history="1" r:id="rIdh0xvfhbtu3mno-e_myivq">
               <w:r>
                 <w:rPr>
                   <w:rFonts w:ascii="Arial" w:cs="Arial" w:eastAsia="Arial" w:hAnsi="Arial"/>
@@ -4064,7 +4064,7 @@
             <w:pPr>
               <w:spacing w:after="20" w:before="0"/>
             </w:pPr>
-            <w:hyperlink w:history="1" r:id="rIdgtqopinudemeqtfq2gei4">
+            <w:hyperlink w:history="1" r:id="rIdosnemtbqjhkgz3sf1qjtw">
               <w:r>
                 <w:rPr>
                   <w:rFonts w:ascii="Arial" w:cs="Arial" w:eastAsia="Arial" w:hAnsi="Arial"/>
@@ -4097,7 +4097,7 @@
               <w:spacing w:after="10" w:before="0"/>
               <w:ind w:left="120"/>
             </w:pPr>
-            <w:hyperlink w:history="1" r:id="rIdnvim4aaufmfdsod_srav5">
+            <w:hyperlink w:history="1" r:id="rIdbjc54scp00ltxez0m82wu">
               <w:r>
                 <w:rPr>
                   <w:rFonts w:ascii="Arial" w:cs="Arial" w:eastAsia="Arial" w:hAnsi="Arial"/>
@@ -4142,7 +4142,7 @@
             <w:pPr>
               <w:spacing w:after="20" w:before="0"/>
             </w:pPr>
-            <w:hyperlink w:history="1" r:id="rIdmuw5zhqt7xpqgnvok8rjj">
+            <w:hyperlink w:history="1" r:id="rIdkoaywoludru3f8mnde6vg">
               <w:r>
                 <w:rPr>
                   <w:rFonts w:ascii="Arial" w:cs="Arial" w:eastAsia="Arial" w:hAnsi="Arial"/>
@@ -4175,7 +4175,7 @@
               <w:spacing w:after="10" w:before="0"/>
               <w:ind w:left="120"/>
             </w:pPr>
-            <w:hyperlink w:history="1" r:id="rIdya9d0cdsizumyptnsheto">
+            <w:hyperlink w:history="1" r:id="rIdq9iw9fyrrwihxhmkdswwq">
               <w:r>
                 <w:rPr>
                   <w:rFonts w:ascii="Arial" w:cs="Arial" w:eastAsia="Arial" w:hAnsi="Arial"/>
@@ -4370,7 +4370,7 @@
             <w:pPr>
               <w:spacing w:after="20" w:before="0"/>
             </w:pPr>
-            <w:hyperlink w:history="1" r:id="rId5kvexdpteh0kkmixkvmnm">
+            <w:hyperlink w:history="1" r:id="rId57cdy0zhvdxzblgslv5nf">
               <w:r>
                 <w:rPr>
                   <w:rFonts w:ascii="Arial" w:cs="Arial" w:eastAsia="Arial" w:hAnsi="Arial"/>
@@ -4403,7 +4403,7 @@
               <w:spacing w:after="10" w:before="0"/>
               <w:ind w:left="120"/>
             </w:pPr>
-            <w:hyperlink w:history="1" r:id="rIdqvnymyzw5s_epwfk3srlg">
+            <w:hyperlink w:history="1" r:id="rIdbryflvkiz4t5hqn7sbgey">
               <w:r>
                 <w:rPr>
                   <w:rFonts w:ascii="Arial" w:cs="Arial" w:eastAsia="Arial" w:hAnsi="Arial"/>
@@ -4448,7 +4448,7 @@
             <w:pPr>
               <w:spacing w:after="20" w:before="0"/>
             </w:pPr>
-            <w:hyperlink w:history="1" r:id="rIdivdybsghvlrd29fnugp7x">
+            <w:hyperlink w:history="1" r:id="rIdbk9tlrzggsn_oera3bwqw">
               <w:r>
                 <w:rPr>
                   <w:rFonts w:ascii="Arial" w:cs="Arial" w:eastAsia="Arial" w:hAnsi="Arial"/>
@@ -4481,7 +4481,7 @@
               <w:spacing w:after="10" w:before="0"/>
               <w:ind w:left="120"/>
             </w:pPr>
-            <w:hyperlink w:history="1" r:id="rIdcinzzgrbzvwqgoxr6tcep">
+            <w:hyperlink w:history="1" r:id="rIde8xh_yrgagxx8ze25oi6z">
               <w:r>
                 <w:rPr>
                   <w:rFonts w:ascii="Arial" w:cs="Arial" w:eastAsia="Arial" w:hAnsi="Arial"/>
@@ -6203,7 +6203,7 @@
             <w:pPr>
               <w:spacing w:after="20" w:before="0"/>
             </w:pPr>
-            <w:hyperlink w:history="1" r:id="rIdixaxh-7yep2rnwi1emsxn">
+            <w:hyperlink w:history="1" r:id="rIdigd6aqhaf99n8wagy7str">
               <w:r>
                 <w:rPr>
                   <w:rFonts w:ascii="Arial" w:cs="Arial" w:eastAsia="Arial" w:hAnsi="Arial"/>
@@ -6236,7 +6236,7 @@
               <w:spacing w:after="10" w:before="0"/>
               <w:ind w:left="120"/>
             </w:pPr>
-            <w:hyperlink w:history="1" r:id="rId6t4bxsk56fo5brjee_5ke">
+            <w:hyperlink w:history="1" r:id="rIdoj8rl5ynexyxt0dp42o1t">
               <w:r>
                 <w:rPr>
                   <w:rFonts w:ascii="Arial" w:cs="Arial" w:eastAsia="Arial" w:hAnsi="Arial"/>
@@ -6281,7 +6281,7 @@
             <w:pPr>
               <w:spacing w:after="20" w:before="0"/>
             </w:pPr>
-            <w:hyperlink w:history="1" r:id="rIdenmn1j1k1pjav5xxskcmw">
+            <w:hyperlink w:history="1" r:id="rIddtlrcspju1ftxc7y94vkl">
               <w:r>
                 <w:rPr>
                   <w:rFonts w:ascii="Arial" w:cs="Arial" w:eastAsia="Arial" w:hAnsi="Arial"/>
@@ -6314,7 +6314,7 @@
               <w:spacing w:after="10" w:before="0"/>
               <w:ind w:left="120"/>
             </w:pPr>
-            <w:hyperlink w:history="1" r:id="rIdle1cb8ukx7pv0vmjos88i">
+            <w:hyperlink w:history="1" r:id="rIdfu2wv7kxlkrnqumomhhrt">
               <w:r>
                 <w:rPr>
                   <w:rFonts w:ascii="Arial" w:cs="Arial" w:eastAsia="Arial" w:hAnsi="Arial"/>
@@ -6509,7 +6509,7 @@
             <w:pPr>
               <w:spacing w:after="20" w:before="0"/>
             </w:pPr>
-            <w:hyperlink w:history="1" r:id="rId3vhszx9mbg98yn0ndjqsg">
+            <w:hyperlink w:history="1" r:id="rIdru6f-eyqoy73obhi1b6ot">
               <w:r>
                 <w:rPr>
                   <w:rFonts w:ascii="Arial" w:cs="Arial" w:eastAsia="Arial" w:hAnsi="Arial"/>
@@ -6542,7 +6542,7 @@
               <w:spacing w:after="10" w:before="0"/>
               <w:ind w:left="120"/>
             </w:pPr>
-            <w:hyperlink w:history="1" r:id="rId8vw4kh-hfsdu8jdapz7wv">
+            <w:hyperlink w:history="1" r:id="rIdmb6grl9c5x_ntvivzifpv">
               <w:r>
                 <w:rPr>
                   <w:rFonts w:ascii="Arial" w:cs="Arial" w:eastAsia="Arial" w:hAnsi="Arial"/>
@@ -6587,7 +6587,7 @@
             <w:pPr>
               <w:spacing w:after="20" w:before="0"/>
             </w:pPr>
-            <w:hyperlink w:history="1" r:id="rIdmpltutskbtciaf_qrtmt_">
+            <w:hyperlink w:history="1" r:id="rIddancnu8swobvwet6zyani">
               <w:r>
                 <w:rPr>
                   <w:rFonts w:ascii="Arial" w:cs="Arial" w:eastAsia="Arial" w:hAnsi="Arial"/>
@@ -6620,7 +6620,7 @@
               <w:spacing w:after="10" w:before="0"/>
               <w:ind w:left="120"/>
             </w:pPr>
-            <w:hyperlink w:history="1" r:id="rIdhvh-_0br5hnjgg7sna3nn">
+            <w:hyperlink w:history="1" r:id="rIdxazp5dqee-pngqxuyykh8">
               <w:r>
                 <w:rPr>
                   <w:rFonts w:ascii="Arial" w:cs="Arial" w:eastAsia="Arial" w:hAnsi="Arial"/>
@@ -6815,7 +6815,7 @@
             <w:pPr>
               <w:spacing w:after="20" w:before="0"/>
             </w:pPr>
-            <w:hyperlink w:history="1" r:id="rIda_8xduek06zg_fem1sfiq">
+            <w:hyperlink w:history="1" r:id="rIdxpxhhi0dirs-busw0cmfs">
               <w:r>
                 <w:rPr>
                   <w:rFonts w:ascii="Arial" w:cs="Arial" w:eastAsia="Arial" w:hAnsi="Arial"/>
@@ -6848,7 +6848,7 @@
               <w:spacing w:after="10" w:before="0"/>
               <w:ind w:left="120"/>
             </w:pPr>
-            <w:hyperlink w:history="1" r:id="rIdftig7sfiob-ja56xjcjnn">
+            <w:hyperlink w:history="1" r:id="rIdtaxevuqpajdo84ti97hyd">
               <w:r>
                 <w:rPr>
                   <w:rFonts w:ascii="Arial" w:cs="Arial" w:eastAsia="Arial" w:hAnsi="Arial"/>
@@ -6893,7 +6893,7 @@
             <w:pPr>
               <w:spacing w:after="20" w:before="0"/>
             </w:pPr>
-            <w:hyperlink w:history="1" r:id="rIdb9_adcdtevhaubi6hg5hz">
+            <w:hyperlink w:history="1" r:id="rIdppilm1gxumgfhvaoavheu">
               <w:r>
                 <w:rPr>
                   <w:rFonts w:ascii="Arial" w:cs="Arial" w:eastAsia="Arial" w:hAnsi="Arial"/>
@@ -6926,7 +6926,7 @@
               <w:spacing w:after="10" w:before="0"/>
               <w:ind w:left="120"/>
             </w:pPr>
-            <w:hyperlink w:history="1" r:id="rIda0f5bp0xyq0dftahzycfj">
+            <w:hyperlink w:history="1" r:id="rIdhshpz0uakcxjms2wxxepq">
               <w:r>
                 <w:rPr>
                   <w:rFonts w:ascii="Arial" w:cs="Arial" w:eastAsia="Arial" w:hAnsi="Arial"/>
@@ -7121,7 +7121,7 @@
             <w:pPr>
               <w:spacing w:after="20" w:before="0"/>
             </w:pPr>
-            <w:hyperlink w:history="1" r:id="rIdkj-y4v7hujjrbtzse8j2w">
+            <w:hyperlink w:history="1" r:id="rIdfpln7bckfvmm53wmbzrpq">
               <w:r>
                 <w:rPr>
                   <w:rFonts w:ascii="Arial" w:cs="Arial" w:eastAsia="Arial" w:hAnsi="Arial"/>
@@ -7154,7 +7154,7 @@
               <w:spacing w:after="10" w:before="0"/>
               <w:ind w:left="120"/>
             </w:pPr>
-            <w:hyperlink w:history="1" r:id="rIdbxtupk5dmpkhvvt_73x8p">
+            <w:hyperlink w:history="1" r:id="rIdpw-jdaazx2owl-spqsb1p">
               <w:r>
                 <w:rPr>
                   <w:rFonts w:ascii="Arial" w:cs="Arial" w:eastAsia="Arial" w:hAnsi="Arial"/>
@@ -7199,7 +7199,7 @@
             <w:pPr>
               <w:spacing w:after="20" w:before="0"/>
             </w:pPr>
-            <w:hyperlink w:history="1" r:id="rIdgtvkkmhxs1cuwlpgz_kaw">
+            <w:hyperlink w:history="1" r:id="rId69cyykebwub688vz9wyf8">
               <w:r>
                 <w:rPr>
                   <w:rFonts w:ascii="Arial" w:cs="Arial" w:eastAsia="Arial" w:hAnsi="Arial"/>
@@ -7232,7 +7232,7 @@
               <w:spacing w:after="10" w:before="0"/>
               <w:ind w:left="120"/>
             </w:pPr>
-            <w:hyperlink w:history="1" r:id="rIdg9llzjdhcjelgia-jd7qj">
+            <w:hyperlink w:history="1" r:id="rId7paiylhypldd8oyxebq6v">
               <w:r>
                 <w:rPr>
                   <w:rFonts w:ascii="Arial" w:cs="Arial" w:eastAsia="Arial" w:hAnsi="Arial"/>
@@ -7427,7 +7427,7 @@
             <w:pPr>
               <w:spacing w:after="20" w:before="0"/>
             </w:pPr>
-            <w:hyperlink w:history="1" r:id="rIdz2bne9uitvor2r-kpblip">
+            <w:hyperlink w:history="1" r:id="rIdo16roea3ze3knab5bowln">
               <w:r>
                 <w:rPr>
                   <w:rFonts w:ascii="Arial" w:cs="Arial" w:eastAsia="Arial" w:hAnsi="Arial"/>
@@ -7460,7 +7460,7 @@
               <w:spacing w:after="10" w:before="0"/>
               <w:ind w:left="120"/>
             </w:pPr>
-            <w:hyperlink w:history="1" r:id="rIdl2flr9qaxcqpq5cgeatw-">
+            <w:hyperlink w:history="1" r:id="rIdl23mqbzt4xrefu-sofr8y">
               <w:r>
                 <w:rPr>
                   <w:rFonts w:ascii="Arial" w:cs="Arial" w:eastAsia="Arial" w:hAnsi="Arial"/>
@@ -7505,7 +7505,7 @@
             <w:pPr>
               <w:spacing w:after="20" w:before="0"/>
             </w:pPr>
-            <w:hyperlink w:history="1" r:id="rIdeyrbdnvsms_uikslkhhja">
+            <w:hyperlink w:history="1" r:id="rIdt-qnuxh4en_sjrsofbrh5">
               <w:r>
                 <w:rPr>
                   <w:rFonts w:ascii="Arial" w:cs="Arial" w:eastAsia="Arial" w:hAnsi="Arial"/>
@@ -7538,7 +7538,7 @@
               <w:spacing w:after="10" w:before="0"/>
               <w:ind w:left="120"/>
             </w:pPr>
-            <w:hyperlink w:history="1" r:id="rIdku1pm9_0raekjvaqi-4et">
+            <w:hyperlink w:history="1" r:id="rIdtdsti-p9jb-do-e6gwn2u">
               <w:r>
                 <w:rPr>
                   <w:rFonts w:ascii="Arial" w:cs="Arial" w:eastAsia="Arial" w:hAnsi="Arial"/>
@@ -9280,7 +9280,7 @@
             <w:pPr>
               <w:spacing w:after="20" w:before="0"/>
             </w:pPr>
-            <w:hyperlink w:history="1" r:id="rIdp9cub6fthh1hf1waeqqmm">
+            <w:hyperlink w:history="1" r:id="rIdjaxi71s0qptcchsbppvab">
               <w:r>
                 <w:rPr>
                   <w:rFonts w:ascii="Arial" w:cs="Arial" w:eastAsia="Arial" w:hAnsi="Arial"/>
@@ -9313,7 +9313,7 @@
               <w:spacing w:after="10" w:before="0"/>
               <w:ind w:left="120"/>
             </w:pPr>
-            <w:hyperlink w:history="1" r:id="rIdi8ye5liujwuxsp-kahe9-">
+            <w:hyperlink w:history="1" r:id="rIdg5ksas3otnvlqf6qs_-pr">
               <w:r>
                 <w:rPr>
                   <w:rFonts w:ascii="Arial" w:cs="Arial" w:eastAsia="Arial" w:hAnsi="Arial"/>
@@ -9358,7 +9358,7 @@
             <w:pPr>
               <w:spacing w:after="20" w:before="0"/>
             </w:pPr>
-            <w:hyperlink w:history="1" r:id="rId9lmlltwpqwakvc0mks5y-">
+            <w:hyperlink w:history="1" r:id="rIdtqchcj6l5aiht39dxkwq8">
               <w:r>
                 <w:rPr>
                   <w:rFonts w:ascii="Arial" w:cs="Arial" w:eastAsia="Arial" w:hAnsi="Arial"/>
@@ -9391,7 +9391,7 @@
               <w:spacing w:after="10" w:before="0"/>
               <w:ind w:left="120"/>
             </w:pPr>
-            <w:hyperlink w:history="1" r:id="rIdgdcc4hcyxhyhlidejscxo">
+            <w:hyperlink w:history="1" r:id="rId582zoygsvq-vsoh3mjj-_">
               <w:r>
                 <w:rPr>
                   <w:rFonts w:ascii="Arial" w:cs="Arial" w:eastAsia="Arial" w:hAnsi="Arial"/>
@@ -9586,7 +9586,7 @@
             <w:pPr>
               <w:spacing w:after="20" w:before="0"/>
             </w:pPr>
-            <w:hyperlink w:history="1" r:id="rIdzdskydowb0as9jmlysmd0">
+            <w:hyperlink w:history="1" r:id="rId6lycodnflrkck0cr0w-mf">
               <w:r>
                 <w:rPr>
                   <w:rFonts w:ascii="Arial" w:cs="Arial" w:eastAsia="Arial" w:hAnsi="Arial"/>
@@ -9619,7 +9619,7 @@
               <w:spacing w:after="10" w:before="0"/>
               <w:ind w:left="120"/>
             </w:pPr>
-            <w:hyperlink w:history="1" r:id="rIdzole5fwrhzy5t7nbqvqtz">
+            <w:hyperlink w:history="1" r:id="rIdcqrtlgyxmj1taikgrwlls">
               <w:r>
                 <w:rPr>
                   <w:rFonts w:ascii="Arial" w:cs="Arial" w:eastAsia="Arial" w:hAnsi="Arial"/>
@@ -9664,7 +9664,7 @@
             <w:pPr>
               <w:spacing w:after="20" w:before="0"/>
             </w:pPr>
-            <w:hyperlink w:history="1" r:id="rIddb2d-a_lz6xanhuydo_1e">
+            <w:hyperlink w:history="1" r:id="rId28a3_ndxrydrzgtep8rtq">
               <w:r>
                 <w:rPr>
                   <w:rFonts w:ascii="Arial" w:cs="Arial" w:eastAsia="Arial" w:hAnsi="Arial"/>
@@ -9697,7 +9697,7 @@
               <w:spacing w:after="10" w:before="0"/>
               <w:ind w:left="120"/>
             </w:pPr>
-            <w:hyperlink w:history="1" r:id="rIdefqh0ui7qh35iokbn34_g">
+            <w:hyperlink w:history="1" r:id="rIdsheb42d7h9r-ailhifyis">
               <w:r>
                 <w:rPr>
                   <w:rFonts w:ascii="Arial" w:cs="Arial" w:eastAsia="Arial" w:hAnsi="Arial"/>
@@ -9892,7 +9892,7 @@
             <w:pPr>
               <w:spacing w:after="20" w:before="0"/>
             </w:pPr>
-            <w:hyperlink w:history="1" r:id="rIdpanjp0csqox0yyez38zhc">
+            <w:hyperlink w:history="1" r:id="rId0ceriewtmjprsa7lkra8a">
               <w:r>
                 <w:rPr>
                   <w:rFonts w:ascii="Arial" w:cs="Arial" w:eastAsia="Arial" w:hAnsi="Arial"/>
@@ -9925,7 +9925,7 @@
               <w:spacing w:after="10" w:before="0"/>
               <w:ind w:left="120"/>
             </w:pPr>
-            <w:hyperlink w:history="1" r:id="rIdiakv5lv_fbz8_7vti9enr">
+            <w:hyperlink w:history="1" r:id="rIdxsaq74nveu4mqe-ji74ep">
               <w:r>
                 <w:rPr>
                   <w:rFonts w:ascii="Arial" w:cs="Arial" w:eastAsia="Arial" w:hAnsi="Arial"/>
@@ -9970,7 +9970,7 @@
             <w:pPr>
               <w:spacing w:after="20" w:before="0"/>
             </w:pPr>
-            <w:hyperlink w:history="1" r:id="rId4lyehegsndnnhmuk5qrko">
+            <w:hyperlink w:history="1" r:id="rIdabgsxiyek-k-rfadk-9th">
               <w:r>
                 <w:rPr>
                   <w:rFonts w:ascii="Arial" w:cs="Arial" w:eastAsia="Arial" w:hAnsi="Arial"/>
@@ -10003,7 +10003,7 @@
               <w:spacing w:after="10" w:before="0"/>
               <w:ind w:left="120"/>
             </w:pPr>
-            <w:hyperlink w:history="1" r:id="rIdb71olmbrpw5oidruz17t9">
+            <w:hyperlink w:history="1" r:id="rIdbhclb_nhkjil5bdalua5c">
               <w:r>
                 <w:rPr>
                   <w:rFonts w:ascii="Arial" w:cs="Arial" w:eastAsia="Arial" w:hAnsi="Arial"/>
@@ -10198,7 +10198,7 @@
             <w:pPr>
               <w:spacing w:after="20" w:before="0"/>
             </w:pPr>
-            <w:hyperlink w:history="1" r:id="rIdeq8f8rrlhfoywwwmvjzca">
+            <w:hyperlink w:history="1" r:id="rId-hs-nwn4-gqufwhnhxwbn">
               <w:r>
                 <w:rPr>
                   <w:rFonts w:ascii="Arial" w:cs="Arial" w:eastAsia="Arial" w:hAnsi="Arial"/>
@@ -10231,7 +10231,7 @@
               <w:spacing w:after="10" w:before="0"/>
               <w:ind w:left="120"/>
             </w:pPr>
-            <w:hyperlink w:history="1" r:id="rIdlxzfesp3icxfnzu031z3o">
+            <w:hyperlink w:history="1" r:id="rIdtvd5pji2jepo7qerwlhzf">
               <w:r>
                 <w:rPr>
                   <w:rFonts w:ascii="Arial" w:cs="Arial" w:eastAsia="Arial" w:hAnsi="Arial"/>
@@ -10276,7 +10276,7 @@
             <w:pPr>
               <w:spacing w:after="20" w:before="0"/>
             </w:pPr>
-            <w:hyperlink w:history="1" r:id="rIdgv3_1ijuthqf3ciqqoiln">
+            <w:hyperlink w:history="1" r:id="rIdrqxf4smaws8llr9up9asd">
               <w:r>
                 <w:rPr>
                   <w:rFonts w:ascii="Arial" w:cs="Arial" w:eastAsia="Arial" w:hAnsi="Arial"/>
@@ -10309,7 +10309,7 @@
               <w:spacing w:after="10" w:before="0"/>
               <w:ind w:left="120"/>
             </w:pPr>
-            <w:hyperlink w:history="1" r:id="rIdozltbrzres1tzn9pr9c42">
+            <w:hyperlink w:history="1" r:id="rIdvdqbiajpcaihxpdcvh66j">
               <w:r>
                 <w:rPr>
                   <w:rFonts w:ascii="Arial" w:cs="Arial" w:eastAsia="Arial" w:hAnsi="Arial"/>
@@ -10504,7 +10504,7 @@
             <w:pPr>
               <w:spacing w:after="20" w:before="0"/>
             </w:pPr>
-            <w:hyperlink w:history="1" r:id="rIdroeh58gs6ze039hzeiwzt">
+            <w:hyperlink w:history="1" r:id="rIdc2xla4mg1sldiwwl7krpy">
               <w:r>
                 <w:rPr>
                   <w:rFonts w:ascii="Arial" w:cs="Arial" w:eastAsia="Arial" w:hAnsi="Arial"/>
@@ -10537,7 +10537,7 @@
               <w:spacing w:after="10" w:before="0"/>
               <w:ind w:left="120"/>
             </w:pPr>
-            <w:hyperlink w:history="1" r:id="rId1hpm8-7_bx2lkm_mlflfy">
+            <w:hyperlink w:history="1" r:id="rIdnuerklw8qdby9kv5gbq4r">
               <w:r>
                 <w:rPr>
                   <w:rFonts w:ascii="Arial" w:cs="Arial" w:eastAsia="Arial" w:hAnsi="Arial"/>
@@ -10582,7 +10582,7 @@
             <w:pPr>
               <w:spacing w:after="20" w:before="0"/>
             </w:pPr>
-            <w:hyperlink w:history="1" r:id="rIds60hmndhy0xcum9t_ctl4">
+            <w:hyperlink w:history="1" r:id="rIdblgh_zmvun7ep7xgksfp4">
               <w:r>
                 <w:rPr>
                   <w:rFonts w:ascii="Arial" w:cs="Arial" w:eastAsia="Arial" w:hAnsi="Arial"/>
@@ -10615,7 +10615,7 @@
               <w:spacing w:after="10" w:before="0"/>
               <w:ind w:left="120"/>
             </w:pPr>
-            <w:hyperlink w:history="1" r:id="rIdckp7c4jdsmionx1eqc-rw">
+            <w:hyperlink w:history="1" r:id="rIdtu4wusfczzdrovwwlsb6q">
               <w:r>
                 <w:rPr>
                   <w:rFonts w:ascii="Arial" w:cs="Arial" w:eastAsia="Arial" w:hAnsi="Arial"/>
@@ -12160,7 +12160,7 @@
             <w:pPr>
               <w:spacing w:after="20" w:before="0"/>
             </w:pPr>
-            <w:hyperlink w:history="1" r:id="rIdp3wupfn_g_5_mef0oa1t_">
+            <w:hyperlink w:history="1" r:id="rIdalwhu9vm535r67766x9k1">
               <w:r>
                 <w:rPr>
                   <w:rFonts w:ascii="Arial" w:cs="Arial" w:eastAsia="Arial" w:hAnsi="Arial"/>
@@ -12193,7 +12193,7 @@
               <w:spacing w:after="10" w:before="0"/>
               <w:ind w:left="120"/>
             </w:pPr>
-            <w:hyperlink w:history="1" r:id="rId-s30xpaeiounx7jvyen3z">
+            <w:hyperlink w:history="1" r:id="rIdqyd7rdhyrqkuiigalmoi0">
               <w:r>
                 <w:rPr>
                   <w:rFonts w:ascii="Arial" w:cs="Arial" w:eastAsia="Arial" w:hAnsi="Arial"/>
@@ -12238,7 +12238,7 @@
             <w:pPr>
               <w:spacing w:after="20" w:before="0"/>
             </w:pPr>
-            <w:hyperlink w:history="1" r:id="rIdpivupxhfmqx-boti6qfsm">
+            <w:hyperlink w:history="1" r:id="rIdkc8hmi4autsym1-ne9bqx">
               <w:r>
                 <w:rPr>
                   <w:rFonts w:ascii="Arial" w:cs="Arial" w:eastAsia="Arial" w:hAnsi="Arial"/>
@@ -12271,7 +12271,7 @@
               <w:spacing w:after="10" w:before="0"/>
               <w:ind w:left="120"/>
             </w:pPr>
-            <w:hyperlink w:history="1" r:id="rIdlmuy5k-qz_cgxvohmqjkk">
+            <w:hyperlink w:history="1" r:id="rIdnruspn5xxklgl2jvvxnaf">
               <w:r>
                 <w:rPr>
                   <w:rFonts w:ascii="Arial" w:cs="Arial" w:eastAsia="Arial" w:hAnsi="Arial"/>
@@ -12466,7 +12466,7 @@
             <w:pPr>
               <w:spacing w:after="20" w:before="0"/>
             </w:pPr>
-            <w:hyperlink w:history="1" r:id="rIdz2s-zjioohw_qies-2uq3">
+            <w:hyperlink w:history="1" r:id="rIdkhcqq_oa2uapx7hvpvapv">
               <w:r>
                 <w:rPr>
                   <w:rFonts w:ascii="Arial" w:cs="Arial" w:eastAsia="Arial" w:hAnsi="Arial"/>
@@ -12499,7 +12499,7 @@
               <w:spacing w:after="10" w:before="0"/>
               <w:ind w:left="120"/>
             </w:pPr>
-            <w:hyperlink w:history="1" r:id="rIdcu4ejahhmli0wblocvfo_">
+            <w:hyperlink w:history="1" r:id="rIdp5p5xw3x1850zryjmwpwi">
               <w:r>
                 <w:rPr>
                   <w:rFonts w:ascii="Arial" w:cs="Arial" w:eastAsia="Arial" w:hAnsi="Arial"/>
@@ -12544,7 +12544,7 @@
             <w:pPr>
               <w:spacing w:after="20" w:before="0"/>
             </w:pPr>
-            <w:hyperlink w:history="1" r:id="rIdxrghaaev-kr-xfigzgqvh">
+            <w:hyperlink w:history="1" r:id="rIdligdtvtvfzmzemg3o8rk0">
               <w:r>
                 <w:rPr>
                   <w:rFonts w:ascii="Arial" w:cs="Arial" w:eastAsia="Arial" w:hAnsi="Arial"/>
@@ -12577,7 +12577,7 @@
               <w:spacing w:after="10" w:before="0"/>
               <w:ind w:left="120"/>
             </w:pPr>
-            <w:hyperlink w:history="1" r:id="rIdyozngih8opddlbi9y8xou">
+            <w:hyperlink w:history="1" r:id="rIdiesvilt0kdc5mxk5mtr-s">
               <w:r>
                 <w:rPr>
                   <w:rFonts w:ascii="Arial" w:cs="Arial" w:eastAsia="Arial" w:hAnsi="Arial"/>
@@ -12772,7 +12772,7 @@
             <w:pPr>
               <w:spacing w:after="20" w:before="0"/>
             </w:pPr>
-            <w:hyperlink w:history="1" r:id="rId7hoefwywi8b5hza_xzilv">
+            <w:hyperlink w:history="1" r:id="rIdevbt8xux_nf90rfb3q8vt">
               <w:r>
                 <w:rPr>
                   <w:rFonts w:ascii="Arial" w:cs="Arial" w:eastAsia="Arial" w:hAnsi="Arial"/>
@@ -12805,7 +12805,7 @@
               <w:spacing w:after="10" w:before="0"/>
               <w:ind w:left="120"/>
             </w:pPr>
-            <w:hyperlink w:history="1" r:id="rIdzydmaloklhwx3dbgj1kis">
+            <w:hyperlink w:history="1" r:id="rIddtr-gbpiq4fxtlcysq1fn">
               <w:r>
                 <w:rPr>
                   <w:rFonts w:ascii="Arial" w:cs="Arial" w:eastAsia="Arial" w:hAnsi="Arial"/>
@@ -12850,7 +12850,7 @@
             <w:pPr>
               <w:spacing w:after="20" w:before="0"/>
             </w:pPr>
-            <w:hyperlink w:history="1" r:id="rIdtzprh-xp5hanxay25racj">
+            <w:hyperlink w:history="1" r:id="rIdsxjwe8tdeersq3enf0-ip">
               <w:r>
                 <w:rPr>
                   <w:rFonts w:ascii="Arial" w:cs="Arial" w:eastAsia="Arial" w:hAnsi="Arial"/>
@@ -12883,7 +12883,7 @@
               <w:spacing w:after="10" w:before="0"/>
               <w:ind w:left="120"/>
             </w:pPr>
-            <w:hyperlink w:history="1" r:id="rIds6suvickhz7y6ifrgx_zb">
+            <w:hyperlink w:history="1" r:id="rIdalhcepptdbubznrsaqxac">
               <w:r>
                 <w:rPr>
                   <w:rFonts w:ascii="Arial" w:cs="Arial" w:eastAsia="Arial" w:hAnsi="Arial"/>
@@ -13078,7 +13078,7 @@
             <w:pPr>
               <w:spacing w:after="20" w:before="0"/>
             </w:pPr>
-            <w:hyperlink w:history="1" r:id="rIdwt3qcmvhetu2xg6vlcei5">
+            <w:hyperlink w:history="1" r:id="rIdny7c9q3u-3hmvbgczchqn">
               <w:r>
                 <w:rPr>
                   <w:rFonts w:ascii="Arial" w:cs="Arial" w:eastAsia="Arial" w:hAnsi="Arial"/>
@@ -13111,7 +13111,7 @@
               <w:spacing w:after="10" w:before="0"/>
               <w:ind w:left="120"/>
             </w:pPr>
-            <w:hyperlink w:history="1" r:id="rId2kh9_uev0otxugviqdaqt">
+            <w:hyperlink w:history="1" r:id="rIdn651vkeljnjrsrovqymy3">
               <w:r>
                 <w:rPr>
                   <w:rFonts w:ascii="Arial" w:cs="Arial" w:eastAsia="Arial" w:hAnsi="Arial"/>
@@ -13156,7 +13156,7 @@
             <w:pPr>
               <w:spacing w:after="20" w:before="0"/>
             </w:pPr>
-            <w:hyperlink w:history="1" r:id="rIdctexzwdnf3go-z_uyq8a5">
+            <w:hyperlink w:history="1" r:id="rIdkrajviqhqlahizcqtnbf-">
               <w:r>
                 <w:rPr>
                   <w:rFonts w:ascii="Arial" w:cs="Arial" w:eastAsia="Arial" w:hAnsi="Arial"/>
@@ -13189,7 +13189,7 @@
               <w:spacing w:after="10" w:before="0"/>
               <w:ind w:left="120"/>
             </w:pPr>
-            <w:hyperlink w:history="1" r:id="rIdjvro2o5nxlpir3o0aaoyf">
+            <w:hyperlink w:history="1" r:id="rIdhx6vx1pmwpigkqlqm6vv6">
               <w:r>
                 <w:rPr>
                   <w:rFonts w:ascii="Arial" w:cs="Arial" w:eastAsia="Arial" w:hAnsi="Arial"/>
@@ -13384,7 +13384,7 @@
             <w:pPr>
               <w:spacing w:after="20" w:before="0"/>
             </w:pPr>
-            <w:hyperlink w:history="1" r:id="rIdeyu0echedowi0viowk19g">
+            <w:hyperlink w:history="1" r:id="rIdts15fthgoyp02rorpxbbh">
               <w:r>
                 <w:rPr>
                   <w:rFonts w:ascii="Arial" w:cs="Arial" w:eastAsia="Arial" w:hAnsi="Arial"/>
@@ -13417,7 +13417,7 @@
               <w:spacing w:after="10" w:before="0"/>
               <w:ind w:left="120"/>
             </w:pPr>
-            <w:hyperlink w:history="1" r:id="rIdx7mfxbkzkjmwhwmorywms">
+            <w:hyperlink w:history="1" r:id="rIdmm40-wzfjokt85fj_tr9r">
               <w:r>
                 <w:rPr>
                   <w:rFonts w:ascii="Arial" w:cs="Arial" w:eastAsia="Arial" w:hAnsi="Arial"/>
@@ -13462,7 +13462,7 @@
             <w:pPr>
               <w:spacing w:after="20" w:before="0"/>
             </w:pPr>
-            <w:hyperlink w:history="1" r:id="rIdjm1v6zinmdc375qjt2sil">
+            <w:hyperlink w:history="1" r:id="rIdldb6l6fdldrbqkcyky3af">
               <w:r>
                 <w:rPr>
                   <w:rFonts w:ascii="Arial" w:cs="Arial" w:eastAsia="Arial" w:hAnsi="Arial"/>
@@ -13495,7 +13495,7 @@
               <w:spacing w:after="10" w:before="0"/>
               <w:ind w:left="120"/>
             </w:pPr>
-            <w:hyperlink w:history="1" r:id="rIdnuzz_ltbavf0u-mmomuaa">
+            <w:hyperlink w:history="1" r:id="rIdunkf_nbypfhi2mkssgz2n">
               <w:r>
                 <w:rPr>
                   <w:rFonts w:ascii="Arial" w:cs="Arial" w:eastAsia="Arial" w:hAnsi="Arial"/>
@@ -15181,7 +15181,7 @@
             <w:pPr>
               <w:spacing w:after="20" w:before="0"/>
             </w:pPr>
-            <w:hyperlink w:history="1" r:id="rId9qnxxzbjw8a7ofeez_c1j">
+            <w:hyperlink w:history="1" r:id="rIdun0qcmjnjhuchyuvw8dq2">
               <w:r>
                 <w:rPr>
                   <w:rFonts w:ascii="Arial" w:cs="Arial" w:eastAsia="Arial" w:hAnsi="Arial"/>
@@ -15214,7 +15214,7 @@
               <w:spacing w:after="10" w:before="0"/>
               <w:ind w:left="120"/>
             </w:pPr>
-            <w:hyperlink w:history="1" r:id="rId7d_bdfggoaldgarfws04y">
+            <w:hyperlink w:history="1" r:id="rIdklez_tmy0twxmo7uiyvun">
               <w:r>
                 <w:rPr>
                   <w:rFonts w:ascii="Arial" w:cs="Arial" w:eastAsia="Arial" w:hAnsi="Arial"/>
@@ -15259,7 +15259,7 @@
             <w:pPr>
               <w:spacing w:after="20" w:before="0"/>
             </w:pPr>
-            <w:hyperlink w:history="1" r:id="rIdnu08qmi4qkrs66bgzq3lr">
+            <w:hyperlink w:history="1" r:id="rIdjr6edmzg7z0h4jqsagd8y">
               <w:r>
                 <w:rPr>
                   <w:rFonts w:ascii="Arial" w:cs="Arial" w:eastAsia="Arial" w:hAnsi="Arial"/>
@@ -15292,7 +15292,7 @@
               <w:spacing w:after="10" w:before="0"/>
               <w:ind w:left="120"/>
             </w:pPr>
-            <w:hyperlink w:history="1" r:id="rIdsxyemvlfeu8j2qcztkmde">
+            <w:hyperlink w:history="1" r:id="rIdrmx_veuw1efybpawetxnq">
               <w:r>
                 <w:rPr>
                   <w:rFonts w:ascii="Arial" w:cs="Arial" w:eastAsia="Arial" w:hAnsi="Arial"/>
@@ -15487,7 +15487,7 @@
             <w:pPr>
               <w:spacing w:after="20" w:before="0"/>
             </w:pPr>
-            <w:hyperlink w:history="1" r:id="rIdjyfkstcr1w5ywik7bwjde">
+            <w:hyperlink w:history="1" r:id="rId3d_fhxxfnk9wspcqgp6fi">
               <w:r>
                 <w:rPr>
                   <w:rFonts w:ascii="Arial" w:cs="Arial" w:eastAsia="Arial" w:hAnsi="Arial"/>
@@ -15520,7 +15520,7 @@
               <w:spacing w:after="10" w:before="0"/>
               <w:ind w:left="120"/>
             </w:pPr>
-            <w:hyperlink w:history="1" r:id="rId04s3cnxjehdvlv0o6ybxj">
+            <w:hyperlink w:history="1" r:id="rId_zoh3uekfyix2svg6ssfl">
               <w:r>
                 <w:rPr>
                   <w:rFonts w:ascii="Arial" w:cs="Arial" w:eastAsia="Arial" w:hAnsi="Arial"/>
@@ -15565,7 +15565,7 @@
             <w:pPr>
               <w:spacing w:after="20" w:before="0"/>
             </w:pPr>
-            <w:hyperlink w:history="1" r:id="rIdnsviniqxarpbuiqukf-if">
+            <w:hyperlink w:history="1" r:id="rIdlj_hos1sagtp9sx8jzyt3">
               <w:r>
                 <w:rPr>
                   <w:rFonts w:ascii="Arial" w:cs="Arial" w:eastAsia="Arial" w:hAnsi="Arial"/>
@@ -15598,7 +15598,7 @@
               <w:spacing w:after="10" w:before="0"/>
               <w:ind w:left="120"/>
             </w:pPr>
-            <w:hyperlink w:history="1" r:id="rId1tqjvxpnferprisz19snl">
+            <w:hyperlink w:history="1" r:id="rId-b_tz6slmzo6quhkb0emv">
               <w:r>
                 <w:rPr>
                   <w:rFonts w:ascii="Arial" w:cs="Arial" w:eastAsia="Arial" w:hAnsi="Arial"/>
@@ -15793,7 +15793,7 @@
             <w:pPr>
               <w:spacing w:after="20" w:before="0"/>
             </w:pPr>
-            <w:hyperlink w:history="1" r:id="rIdpvvzq9mlzyiaqvkfwaget">
+            <w:hyperlink w:history="1" r:id="rIdkctf0s4sxs3ui2hewzkwe">
               <w:r>
                 <w:rPr>
                   <w:rFonts w:ascii="Arial" w:cs="Arial" w:eastAsia="Arial" w:hAnsi="Arial"/>
@@ -15826,7 +15826,7 @@
               <w:spacing w:after="10" w:before="0"/>
               <w:ind w:left="120"/>
             </w:pPr>
-            <w:hyperlink w:history="1" r:id="rIdtvd6encqwbecocag676ri">
+            <w:hyperlink w:history="1" r:id="rIdw6dvt14at3c3fqsguaeje">
               <w:r>
                 <w:rPr>
                   <w:rFonts w:ascii="Arial" w:cs="Arial" w:eastAsia="Arial" w:hAnsi="Arial"/>
@@ -15871,7 +15871,7 @@
             <w:pPr>
               <w:spacing w:after="20" w:before="0"/>
             </w:pPr>
-            <w:hyperlink w:history="1" r:id="rIdh-eqnmvp7dgdber4gqeqp">
+            <w:hyperlink w:history="1" r:id="rIdxt17a5pvavffhpsya4jkl">
               <w:r>
                 <w:rPr>
                   <w:rFonts w:ascii="Arial" w:cs="Arial" w:eastAsia="Arial" w:hAnsi="Arial"/>
@@ -15904,7 +15904,7 @@
               <w:spacing w:after="10" w:before="0"/>
               <w:ind w:left="120"/>
             </w:pPr>
-            <w:hyperlink w:history="1" r:id="rId0cl7pmczruyz48c1qwiku">
+            <w:hyperlink w:history="1" r:id="rId7phjodp3mjubwfyflyqnf">
               <w:r>
                 <w:rPr>
                   <w:rFonts w:ascii="Arial" w:cs="Arial" w:eastAsia="Arial" w:hAnsi="Arial"/>
@@ -16099,7 +16099,7 @@
             <w:pPr>
               <w:spacing w:after="20" w:before="0"/>
             </w:pPr>
-            <w:hyperlink w:history="1" r:id="rIdsjm-cvnkhzr2f9ytqb2u2">
+            <w:hyperlink w:history="1" r:id="rIdsbawbpsj_qjmrvr1fzmy9">
               <w:r>
                 <w:rPr>
                   <w:rFonts w:ascii="Arial" w:cs="Arial" w:eastAsia="Arial" w:hAnsi="Arial"/>
@@ -16132,7 +16132,7 @@
               <w:spacing w:after="10" w:before="0"/>
               <w:ind w:left="120"/>
             </w:pPr>
-            <w:hyperlink w:history="1" r:id="rIdwf5ljolcjtjbbegsdpmzq">
+            <w:hyperlink w:history="1" r:id="rId7ifqbsxysue8p3upmz4hv">
               <w:r>
                 <w:rPr>
                   <w:rFonts w:ascii="Arial" w:cs="Arial" w:eastAsia="Arial" w:hAnsi="Arial"/>
@@ -16177,7 +16177,7 @@
             <w:pPr>
               <w:spacing w:after="20" w:before="0"/>
             </w:pPr>
-            <w:hyperlink w:history="1" r:id="rIdnz2pijolrz0ngsum_gq38">
+            <w:hyperlink w:history="1" r:id="rIddxktmvda7rhffxljwuq2u">
               <w:r>
                 <w:rPr>
                   <w:rFonts w:ascii="Arial" w:cs="Arial" w:eastAsia="Arial" w:hAnsi="Arial"/>
@@ -16210,7 +16210,7 @@
               <w:spacing w:after="10" w:before="0"/>
               <w:ind w:left="120"/>
             </w:pPr>
-            <w:hyperlink w:history="1" r:id="rIdwpc8byjmlxbp-uy84qngk">
+            <w:hyperlink w:history="1" r:id="rIdfapfh7vrqe7izs9wyraac">
               <w:r>
                 <w:rPr>
                   <w:rFonts w:ascii="Arial" w:cs="Arial" w:eastAsia="Arial" w:hAnsi="Arial"/>
@@ -16405,7 +16405,7 @@
             <w:pPr>
               <w:spacing w:after="20" w:before="0"/>
             </w:pPr>
-            <w:hyperlink w:history="1" r:id="rIdpswyorqbr1e-n6lcgqjbf">
+            <w:hyperlink w:history="1" r:id="rIdinsq2umdkm1vzbj12vnsq">
               <w:r>
                 <w:rPr>
                   <w:rFonts w:ascii="Arial" w:cs="Arial" w:eastAsia="Arial" w:hAnsi="Arial"/>
@@ -16438,7 +16438,7 @@
               <w:spacing w:after="10" w:before="0"/>
               <w:ind w:left="120"/>
             </w:pPr>
-            <w:hyperlink w:history="1" r:id="rIdzk5cvszndqgfc0h2lyxky">
+            <w:hyperlink w:history="1" r:id="rIdc71abta1cmkhwquh8irck">
               <w:r>
                 <w:rPr>
                   <w:rFonts w:ascii="Arial" w:cs="Arial" w:eastAsia="Arial" w:hAnsi="Arial"/>
@@ -16483,7 +16483,7 @@
             <w:pPr>
               <w:spacing w:after="20" w:before="0"/>
             </w:pPr>
-            <w:hyperlink w:history="1" r:id="rIdava2tgjbjths8xdkorsx8">
+            <w:hyperlink w:history="1" r:id="rId6lmemboi2risibkfwa_xg">
               <w:r>
                 <w:rPr>
                   <w:rFonts w:ascii="Arial" w:cs="Arial" w:eastAsia="Arial" w:hAnsi="Arial"/>
@@ -16516,7 +16516,7 @@
               <w:spacing w:after="10" w:before="0"/>
               <w:ind w:left="120"/>
             </w:pPr>
-            <w:hyperlink w:history="1" r:id="rIdkzlrhidjmtqcu20uko_dz">
+            <w:hyperlink w:history="1" r:id="rIdtcishd54f_urvgmhutanz">
               <w:r>
                 <w:rPr>
                   <w:rFonts w:ascii="Arial" w:cs="Arial" w:eastAsia="Arial" w:hAnsi="Arial"/>
@@ -18258,7 +18258,7 @@
             <w:pPr>
               <w:spacing w:after="20" w:before="0"/>
             </w:pPr>
-            <w:hyperlink w:history="1" r:id="rIdgcwmlsseeyejuscbdrozn">
+            <w:hyperlink w:history="1" r:id="rIdgwjer3bsbqcvtkmmqcga1">
               <w:r>
                 <w:rPr>
                   <w:rFonts w:ascii="Arial" w:cs="Arial" w:eastAsia="Arial" w:hAnsi="Arial"/>
@@ -18291,7 +18291,7 @@
               <w:spacing w:after="10" w:before="0"/>
               <w:ind w:left="120"/>
             </w:pPr>
-            <w:hyperlink w:history="1" r:id="rId6bbkemobnvphrct9nzwsl">
+            <w:hyperlink w:history="1" r:id="rId70vhmthoc7a1k8fmg9spb">
               <w:r>
                 <w:rPr>
                   <w:rFonts w:ascii="Arial" w:cs="Arial" w:eastAsia="Arial" w:hAnsi="Arial"/>
@@ -18336,7 +18336,7 @@
             <w:pPr>
               <w:spacing w:after="20" w:before="0"/>
             </w:pPr>
-            <w:hyperlink w:history="1" r:id="rId34ipiiw6qfv_tkbjwvz68">
+            <w:hyperlink w:history="1" r:id="rIddsetd-g_0nbbk8uo9sy1z">
               <w:r>
                 <w:rPr>
                   <w:rFonts w:ascii="Arial" w:cs="Arial" w:eastAsia="Arial" w:hAnsi="Arial"/>
@@ -18369,7 +18369,7 @@
               <w:spacing w:after="10" w:before="0"/>
               <w:ind w:left="120"/>
             </w:pPr>
-            <w:hyperlink w:history="1" r:id="rIdkxjbrgxku1pb1tieayfvn">
+            <w:hyperlink w:history="1" r:id="rIdc_ubm9jbnyb61j_oyvwnn">
               <w:r>
                 <w:rPr>
                   <w:rFonts w:ascii="Arial" w:cs="Arial" w:eastAsia="Arial" w:hAnsi="Arial"/>
@@ -18564,7 +18564,7 @@
             <w:pPr>
               <w:spacing w:after="20" w:before="0"/>
             </w:pPr>
-            <w:hyperlink w:history="1" r:id="rIdgenvfoi38mcdzz39a5pp1">
+            <w:hyperlink w:history="1" r:id="rIdzd685xatkymerstzsklfb">
               <w:r>
                 <w:rPr>
                   <w:rFonts w:ascii="Arial" w:cs="Arial" w:eastAsia="Arial" w:hAnsi="Arial"/>
@@ -18597,7 +18597,7 @@
               <w:spacing w:after="10" w:before="0"/>
               <w:ind w:left="120"/>
             </w:pPr>
-            <w:hyperlink w:history="1" r:id="rIdrnta_wmoexzsvyt08m7o0">
+            <w:hyperlink w:history="1" r:id="rId0ar8e3o1f-qvilkyqtvt_">
               <w:r>
                 <w:rPr>
                   <w:rFonts w:ascii="Arial" w:cs="Arial" w:eastAsia="Arial" w:hAnsi="Arial"/>
@@ -18642,7 +18642,7 @@
             <w:pPr>
               <w:spacing w:after="20" w:before="0"/>
             </w:pPr>
-            <w:hyperlink w:history="1" r:id="rId-mzua6de8vf5-6-jxzx7i">
+            <w:hyperlink w:history="1" r:id="rId-vgcj_0_j_oumk2f5by9a">
               <w:r>
                 <w:rPr>
                   <w:rFonts w:ascii="Arial" w:cs="Arial" w:eastAsia="Arial" w:hAnsi="Arial"/>
@@ -18675,7 +18675,7 @@
               <w:spacing w:after="10" w:before="0"/>
               <w:ind w:left="120"/>
             </w:pPr>
-            <w:hyperlink w:history="1" r:id="rIdj88fqnko6pja8tlhwpcwb">
+            <w:hyperlink w:history="1" r:id="rIdaolw_yxju951wjklkka3d">
               <w:r>
                 <w:rPr>
                   <w:rFonts w:ascii="Arial" w:cs="Arial" w:eastAsia="Arial" w:hAnsi="Arial"/>
@@ -18870,7 +18870,7 @@
             <w:pPr>
               <w:spacing w:after="20" w:before="0"/>
             </w:pPr>
-            <w:hyperlink w:history="1" r:id="rIdjpguvjtoa87h9imxxeu5z">
+            <w:hyperlink w:history="1" r:id="rId29_jex4cj_314m7vs7a6n">
               <w:r>
                 <w:rPr>
                   <w:rFonts w:ascii="Arial" w:cs="Arial" w:eastAsia="Arial" w:hAnsi="Arial"/>
@@ -18903,7 +18903,7 @@
               <w:spacing w:after="10" w:before="0"/>
               <w:ind w:left="120"/>
             </w:pPr>
-            <w:hyperlink w:history="1" r:id="rIdfpc-tunn_udis6xdt2yh5">
+            <w:hyperlink w:history="1" r:id="rIddovxuywytt4kvmqslquu6">
               <w:r>
                 <w:rPr>
                   <w:rFonts w:ascii="Arial" w:cs="Arial" w:eastAsia="Arial" w:hAnsi="Arial"/>
@@ -18948,7 +18948,7 @@
             <w:pPr>
               <w:spacing w:after="20" w:before="0"/>
             </w:pPr>
-            <w:hyperlink w:history="1" r:id="rIdcrullngzum2uqfcegmvz-">
+            <w:hyperlink w:history="1" r:id="rIdb6y4w3qc8vqrbiczzmd7r">
               <w:r>
                 <w:rPr>
                   <w:rFonts w:ascii="Arial" w:cs="Arial" w:eastAsia="Arial" w:hAnsi="Arial"/>
@@ -18981,7 +18981,7 @@
               <w:spacing w:after="10" w:before="0"/>
               <w:ind w:left="120"/>
             </w:pPr>
-            <w:hyperlink w:history="1" r:id="rIdt5uxffhenerssvyh_rvc9">
+            <w:hyperlink w:history="1" r:id="rIdpi12ihkxvqqbx1eqtdxib">
               <w:r>
                 <w:rPr>
                   <w:rFonts w:ascii="Arial" w:cs="Arial" w:eastAsia="Arial" w:hAnsi="Arial"/>
@@ -19176,7 +19176,7 @@
             <w:pPr>
               <w:spacing w:after="20" w:before="0"/>
             </w:pPr>
-            <w:hyperlink w:history="1" r:id="rIdyehemxp6q0_ax5v-oawhr">
+            <w:hyperlink w:history="1" r:id="rId6kalrhxelk2zvw1byoy2y">
               <w:r>
                 <w:rPr>
                   <w:rFonts w:ascii="Arial" w:cs="Arial" w:eastAsia="Arial" w:hAnsi="Arial"/>
@@ -19209,7 +19209,7 @@
               <w:spacing w:after="10" w:before="0"/>
               <w:ind w:left="120"/>
             </w:pPr>
-            <w:hyperlink w:history="1" r:id="rIdi0dmqrj50vozvgfy-fg94">
+            <w:hyperlink w:history="1" r:id="rIdy-ytbonwynzvlwaypmted">
               <w:r>
                 <w:rPr>
                   <w:rFonts w:ascii="Arial" w:cs="Arial" w:eastAsia="Arial" w:hAnsi="Arial"/>
@@ -19254,7 +19254,7 @@
             <w:pPr>
               <w:spacing w:after="20" w:before="0"/>
             </w:pPr>
-            <w:hyperlink w:history="1" r:id="rIdjpcwaujqob5lv5g5uynhf">
+            <w:hyperlink w:history="1" r:id="rId3oxzvhf8pdv0yrslhobgs">
               <w:r>
                 <w:rPr>
                   <w:rFonts w:ascii="Arial" w:cs="Arial" w:eastAsia="Arial" w:hAnsi="Arial"/>
@@ -19287,7 +19287,7 @@
               <w:spacing w:after="10" w:before="0"/>
               <w:ind w:left="120"/>
             </w:pPr>
-            <w:hyperlink w:history="1" r:id="rIdse7n1umab3cwer8yq978o">
+            <w:hyperlink w:history="1" r:id="rIdjbg104hnuqxgmppvdas48">
               <w:r>
                 <w:rPr>
                   <w:rFonts w:ascii="Arial" w:cs="Arial" w:eastAsia="Arial" w:hAnsi="Arial"/>
@@ -19482,7 +19482,7 @@
             <w:pPr>
               <w:spacing w:after="20" w:before="0"/>
             </w:pPr>
-            <w:hyperlink w:history="1" r:id="rIdppn9d3zrfulujvzi0ckvg">
+            <w:hyperlink w:history="1" r:id="rIdrdf21mge5ztuof_nomhqr">
               <w:r>
                 <w:rPr>
                   <w:rFonts w:ascii="Arial" w:cs="Arial" w:eastAsia="Arial" w:hAnsi="Arial"/>
@@ -19515,7 +19515,7 @@
               <w:spacing w:after="10" w:before="0"/>
               <w:ind w:left="120"/>
             </w:pPr>
-            <w:hyperlink w:history="1" r:id="rIdyr5zvzi-wzlvrmtatyskm">
+            <w:hyperlink w:history="1" r:id="rIdnqfjbrm5sgjutb1decrcm">
               <w:r>
                 <w:rPr>
                   <w:rFonts w:ascii="Arial" w:cs="Arial" w:eastAsia="Arial" w:hAnsi="Arial"/>
@@ -19560,7 +19560,7 @@
             <w:pPr>
               <w:spacing w:after="20" w:before="0"/>
             </w:pPr>
-            <w:hyperlink w:history="1" r:id="rIdnezcgdgxz1_7sxg6csyqf">
+            <w:hyperlink w:history="1" r:id="rId1pa4lypmgznoe4cuc7pgl">
               <w:r>
                 <w:rPr>
                   <w:rFonts w:ascii="Arial" w:cs="Arial" w:eastAsia="Arial" w:hAnsi="Arial"/>
@@ -19593,7 +19593,7 @@
               <w:spacing w:after="10" w:before="0"/>
               <w:ind w:left="120"/>
             </w:pPr>
-            <w:hyperlink w:history="1" r:id="rIdruxrtzl6bgaq16sluoce0">
+            <w:hyperlink w:history="1" r:id="rId9ug9mfxco3dlbca2r9xvi">
               <w:r>
                 <w:rPr>
                   <w:rFonts w:ascii="Arial" w:cs="Arial" w:eastAsia="Arial" w:hAnsi="Arial"/>
@@ -21391,7 +21391,7 @@
             <w:pPr>
               <w:spacing w:after="20" w:before="0"/>
             </w:pPr>
-            <w:hyperlink w:history="1" r:id="rIdy0zgrcqefqcwpk7h62afa">
+            <w:hyperlink w:history="1" r:id="rId_zghqs3jsv21atpec1b7t">
               <w:r>
                 <w:rPr>
                   <w:rFonts w:ascii="Arial" w:cs="Arial" w:eastAsia="Arial" w:hAnsi="Arial"/>
@@ -21424,7 +21424,7 @@
               <w:spacing w:after="10" w:before="0"/>
               <w:ind w:left="120"/>
             </w:pPr>
-            <w:hyperlink w:history="1" r:id="rIdb_6nlrnxizefq7mm7es-o">
+            <w:hyperlink w:history="1" r:id="rIdfgdbzhprdql-onmfrthi0">
               <w:r>
                 <w:rPr>
                   <w:rFonts w:ascii="Arial" w:cs="Arial" w:eastAsia="Arial" w:hAnsi="Arial"/>
@@ -21469,7 +21469,7 @@
             <w:pPr>
               <w:spacing w:after="20" w:before="0"/>
             </w:pPr>
-            <w:hyperlink w:history="1" r:id="rIdkg4q_gd-trkyxlvkc7x0d">
+            <w:hyperlink w:history="1" r:id="rIdin0dyposqmdteki7ihafz">
               <w:r>
                 <w:rPr>
                   <w:rFonts w:ascii="Arial" w:cs="Arial" w:eastAsia="Arial" w:hAnsi="Arial"/>
@@ -21502,7 +21502,7 @@
               <w:spacing w:after="10" w:before="0"/>
               <w:ind w:left="120"/>
             </w:pPr>
-            <w:hyperlink w:history="1" r:id="rId-gh_lgfhgthxhnw6yaovz">
+            <w:hyperlink w:history="1" r:id="rIdr-iwjziaempmxuy9r8lkc">
               <w:r>
                 <w:rPr>
                   <w:rFonts w:ascii="Arial" w:cs="Arial" w:eastAsia="Arial" w:hAnsi="Arial"/>
@@ -21697,7 +21697,7 @@
             <w:pPr>
               <w:spacing w:after="20" w:before="0"/>
             </w:pPr>
-            <w:hyperlink w:history="1" r:id="rIdkknrysz0hg46nqzv68izz">
+            <w:hyperlink w:history="1" r:id="rIdzivvcpnszvxnoxaorisai">
               <w:r>
                 <w:rPr>
                   <w:rFonts w:ascii="Arial" w:cs="Arial" w:eastAsia="Arial" w:hAnsi="Arial"/>
@@ -21730,7 +21730,7 @@
               <w:spacing w:after="10" w:before="0"/>
               <w:ind w:left="120"/>
             </w:pPr>
-            <w:hyperlink w:history="1" r:id="rIdb9nvuk-18okanutsn8xu2">
+            <w:hyperlink w:history="1" r:id="rIdriejmwqsuxlgjqmhi5a8n">
               <w:r>
                 <w:rPr>
                   <w:rFonts w:ascii="Arial" w:cs="Arial" w:eastAsia="Arial" w:hAnsi="Arial"/>
@@ -21775,7 +21775,7 @@
             <w:pPr>
               <w:spacing w:after="20" w:before="0"/>
             </w:pPr>
-            <w:hyperlink w:history="1" r:id="rId0lx8p61ofieyuvt29tuu-">
+            <w:hyperlink w:history="1" r:id="rIdotlvajk7h7cxe49x0bedw">
               <w:r>
                 <w:rPr>
                   <w:rFonts w:ascii="Arial" w:cs="Arial" w:eastAsia="Arial" w:hAnsi="Arial"/>
@@ -21808,7 +21808,7 @@
               <w:spacing w:after="10" w:before="0"/>
               <w:ind w:left="120"/>
             </w:pPr>
-            <w:hyperlink w:history="1" r:id="rIdbxb0piw2is1txla5okk15">
+            <w:hyperlink w:history="1" r:id="rIdebahzi8ml5poq6354hmfe">
               <w:r>
                 <w:rPr>
                   <w:rFonts w:ascii="Arial" w:cs="Arial" w:eastAsia="Arial" w:hAnsi="Arial"/>
@@ -22003,7 +22003,7 @@
             <w:pPr>
               <w:spacing w:after="20" w:before="0"/>
             </w:pPr>
-            <w:hyperlink w:history="1" r:id="rIdn7yreclr0pbisxehfj0rh">
+            <w:hyperlink w:history="1" r:id="rIdr0o_z5fsyeydiuhrzjigf">
               <w:r>
                 <w:rPr>
                   <w:rFonts w:ascii="Arial" w:cs="Arial" w:eastAsia="Arial" w:hAnsi="Arial"/>
@@ -22036,7 +22036,7 @@
               <w:spacing w:after="10" w:before="0"/>
               <w:ind w:left="120"/>
             </w:pPr>
-            <w:hyperlink w:history="1" r:id="rIdv0kcdi2qx2cbltfy57qxy">
+            <w:hyperlink w:history="1" r:id="rIdhkfje3rgjijinshm94tvk">
               <w:r>
                 <w:rPr>
                   <w:rFonts w:ascii="Arial" w:cs="Arial" w:eastAsia="Arial" w:hAnsi="Arial"/>
@@ -22081,7 +22081,7 @@
             <w:pPr>
               <w:spacing w:after="20" w:before="0"/>
             </w:pPr>
-            <w:hyperlink w:history="1" r:id="rIdq68jyu0n-zvirsequnzln">
+            <w:hyperlink w:history="1" r:id="rIdfsj8j29stdnzv--flr75x">
               <w:r>
                 <w:rPr>
                   <w:rFonts w:ascii="Arial" w:cs="Arial" w:eastAsia="Arial" w:hAnsi="Arial"/>
@@ -22114,7 +22114,7 @@
               <w:spacing w:after="10" w:before="0"/>
               <w:ind w:left="120"/>
             </w:pPr>
-            <w:hyperlink w:history="1" r:id="rIdpg7vdruouanwaxtkhpksn">
+            <w:hyperlink w:history="1" r:id="rIdqpdyjoedewf-zqeqe3hu6">
               <w:r>
                 <w:rPr>
                   <w:rFonts w:ascii="Arial" w:cs="Arial" w:eastAsia="Arial" w:hAnsi="Arial"/>
@@ -22408,7 +22408,7 @@
             <w:pPr>
               <w:spacing w:after="20" w:before="0"/>
             </w:pPr>
-            <w:hyperlink w:history="1" r:id="rIdafcmtpzhoxrym1jwqihcd">
+            <w:hyperlink w:history="1" r:id="rIdivj1dwglwepslov5lyfvs">
               <w:r>
                 <w:rPr>
                   <w:rFonts w:ascii="Arial" w:cs="Arial" w:eastAsia="Arial" w:hAnsi="Arial"/>
@@ -22441,7 +22441,7 @@
               <w:spacing w:after="10" w:before="0"/>
               <w:ind w:left="120"/>
             </w:pPr>
-            <w:hyperlink w:history="1" r:id="rIdyxidxrrpelgalinpbzge_">
+            <w:hyperlink w:history="1" r:id="rIdghdoqy8vchobcsq0sbahu">
               <w:r>
                 <w:rPr>
                   <w:rFonts w:ascii="Arial" w:cs="Arial" w:eastAsia="Arial" w:hAnsi="Arial"/>
@@ -22486,7 +22486,7 @@
             <w:pPr>
               <w:spacing w:after="20" w:before="0"/>
             </w:pPr>
-            <w:hyperlink w:history="1" r:id="rIdybnlln8dzqapjabtspj_n">
+            <w:hyperlink w:history="1" r:id="rId1qkt9vmjh63beok9mun_0">
               <w:r>
                 <w:rPr>
                   <w:rFonts w:ascii="Arial" w:cs="Arial" w:eastAsia="Arial" w:hAnsi="Arial"/>
@@ -22519,7 +22519,7 @@
               <w:spacing w:after="10" w:before="0"/>
               <w:ind w:left="120"/>
             </w:pPr>
-            <w:hyperlink w:history="1" r:id="rIdcry3atg6oxgsv2xaasvul">
+            <w:hyperlink w:history="1" r:id="rIdqgk_7zg4tt539rbiahsvd">
               <w:r>
                 <w:rPr>
                   <w:rFonts w:ascii="Arial" w:cs="Arial" w:eastAsia="Arial" w:hAnsi="Arial"/>
@@ -22714,7 +22714,7 @@
             <w:pPr>
               <w:spacing w:after="20" w:before="0"/>
             </w:pPr>
-            <w:hyperlink w:history="1" r:id="rIdqkzflbljh0tkra8ifagg0">
+            <w:hyperlink w:history="1" r:id="rIddzdyezet2o-iqi0my3wtd">
               <w:r>
                 <w:rPr>
                   <w:rFonts w:ascii="Arial" w:cs="Arial" w:eastAsia="Arial" w:hAnsi="Arial"/>
@@ -22747,7 +22747,7 @@
               <w:spacing w:after="10" w:before="0"/>
               <w:ind w:left="120"/>
             </w:pPr>
-            <w:hyperlink w:history="1" r:id="rIdm3ktpee_8nsdcgm1xqlo2">
+            <w:hyperlink w:history="1" r:id="rIdk62lfekt86nc54koldh48">
               <w:r>
                 <w:rPr>
                   <w:rFonts w:ascii="Arial" w:cs="Arial" w:eastAsia="Arial" w:hAnsi="Arial"/>
@@ -22792,7 +22792,7 @@
             <w:pPr>
               <w:spacing w:after="20" w:before="0"/>
             </w:pPr>
-            <w:hyperlink w:history="1" r:id="rIdzxi0ampiggp1c4fd8u-ws">
+            <w:hyperlink w:history="1" r:id="rId87pfnhwml_zrbciql91fh">
               <w:r>
                 <w:rPr>
                   <w:rFonts w:ascii="Arial" w:cs="Arial" w:eastAsia="Arial" w:hAnsi="Arial"/>
@@ -22825,7 +22825,7 @@
               <w:spacing w:after="10" w:before="0"/>
               <w:ind w:left="120"/>
             </w:pPr>
-            <w:hyperlink w:history="1" r:id="rId5crqlh8_z83nx4a0ugsia">
+            <w:hyperlink w:history="1" r:id="rIdywvbbg07-411wrpecoajq">
               <w:r>
                 <w:rPr>
                   <w:rFonts w:ascii="Arial" w:cs="Arial" w:eastAsia="Arial" w:hAnsi="Arial"/>
@@ -24627,7 +24627,7 @@
             <w:pPr>
               <w:spacing w:after="20" w:before="0"/>
             </w:pPr>
-            <w:hyperlink w:history="1" r:id="rIdxqcbbhmjx3_rfvfxy0gdv">
+            <w:hyperlink w:history="1" r:id="rIdwrdegphn5avtfht3cndfr">
               <w:r>
                 <w:rPr>
                   <w:rFonts w:ascii="Arial" w:cs="Arial" w:eastAsia="Arial" w:hAnsi="Arial"/>
@@ -24660,7 +24660,7 @@
               <w:spacing w:after="10" w:before="0"/>
               <w:ind w:left="120"/>
             </w:pPr>
-            <w:hyperlink w:history="1" r:id="rIdulw1svdnzlnemuk6ztfuf">
+            <w:hyperlink w:history="1" r:id="rIdiu_e_rit6x_pae1i0vknz">
               <w:r>
                 <w:rPr>
                   <w:rFonts w:ascii="Arial" w:cs="Arial" w:eastAsia="Arial" w:hAnsi="Arial"/>
@@ -24705,7 +24705,7 @@
             <w:pPr>
               <w:spacing w:after="20" w:before="0"/>
             </w:pPr>
-            <w:hyperlink w:history="1" r:id="rId7o0un1mts6hoc8znl0vk9">
+            <w:hyperlink w:history="1" r:id="rIdhpofefkbnqycl9m78ue_h">
               <w:r>
                 <w:rPr>
                   <w:rFonts w:ascii="Arial" w:cs="Arial" w:eastAsia="Arial" w:hAnsi="Arial"/>
@@ -24738,7 +24738,7 @@
               <w:spacing w:after="10" w:before="0"/>
               <w:ind w:left="120"/>
             </w:pPr>
-            <w:hyperlink w:history="1" r:id="rIda8kkpzjbltjvhrc0h1xyt">
+            <w:hyperlink w:history="1" r:id="rId1rksxqmqyp1qcajkxuz_a">
               <w:r>
                 <w:rPr>
                   <w:rFonts w:ascii="Arial" w:cs="Arial" w:eastAsia="Arial" w:hAnsi="Arial"/>
@@ -24933,7 +24933,7 @@
             <w:pPr>
               <w:spacing w:after="20" w:before="0"/>
             </w:pPr>
-            <w:hyperlink w:history="1" r:id="rIdg8akca926thmeo3bmznaf">
+            <w:hyperlink w:history="1" r:id="rIdla0bijcksnzghfuafvq4y">
               <w:r>
                 <w:rPr>
                   <w:rFonts w:ascii="Arial" w:cs="Arial" w:eastAsia="Arial" w:hAnsi="Arial"/>
@@ -24966,7 +24966,7 @@
               <w:spacing w:after="10" w:before="0"/>
               <w:ind w:left="120"/>
             </w:pPr>
-            <w:hyperlink w:history="1" r:id="rIdhphzkarmwtb_luk3elztk">
+            <w:hyperlink w:history="1" r:id="rIdcahlupdyjhadvh_vrp2o7">
               <w:r>
                 <w:rPr>
                   <w:rFonts w:ascii="Arial" w:cs="Arial" w:eastAsia="Arial" w:hAnsi="Arial"/>
@@ -25011,7 +25011,7 @@
             <w:pPr>
               <w:spacing w:after="20" w:before="0"/>
             </w:pPr>
-            <w:hyperlink w:history="1" r:id="rIdviqb6remkjl2ocli2cvy3">
+            <w:hyperlink w:history="1" r:id="rIdym5__dy-zbhpyyjpaxw4h">
               <w:r>
                 <w:rPr>
                   <w:rFonts w:ascii="Arial" w:cs="Arial" w:eastAsia="Arial" w:hAnsi="Arial"/>
@@ -25044,7 +25044,7 @@
               <w:spacing w:after="10" w:before="0"/>
               <w:ind w:left="120"/>
             </w:pPr>
-            <w:hyperlink w:history="1" r:id="rIdhuss-zo3piej5taetv201">
+            <w:hyperlink w:history="1" r:id="rIdyosfpctxwzazgyop-k6mh">
               <w:r>
                 <w:rPr>
                   <w:rFonts w:ascii="Arial" w:cs="Arial" w:eastAsia="Arial" w:hAnsi="Arial"/>
@@ -25239,7 +25239,7 @@
             <w:pPr>
               <w:spacing w:after="20" w:before="0"/>
             </w:pPr>
-            <w:hyperlink w:history="1" r:id="rIdb5pkjp9yjnezajvbz3j9e">
+            <w:hyperlink w:history="1" r:id="rIdymb8ed5f1nrkzdi3dkij9">
               <w:r>
                 <w:rPr>
                   <w:rFonts w:ascii="Arial" w:cs="Arial" w:eastAsia="Arial" w:hAnsi="Arial"/>
@@ -25272,7 +25272,7 @@
               <w:spacing w:after="10" w:before="0"/>
               <w:ind w:left="120"/>
             </w:pPr>
-            <w:hyperlink w:history="1" r:id="rIdnxdla5agvrh2mul0obuvt">
+            <w:hyperlink w:history="1" r:id="rId3vjaatuqylnjtwwla0aur">
               <w:r>
                 <w:rPr>
                   <w:rFonts w:ascii="Arial" w:cs="Arial" w:eastAsia="Arial" w:hAnsi="Arial"/>
@@ -25317,7 +25317,7 @@
             <w:pPr>
               <w:spacing w:after="20" w:before="0"/>
             </w:pPr>
-            <w:hyperlink w:history="1" r:id="rId06b8itlx8thns3blhyibt">
+            <w:hyperlink w:history="1" r:id="rId4uqgfded7nua6la4f3atf">
               <w:r>
                 <w:rPr>
                   <w:rFonts w:ascii="Arial" w:cs="Arial" w:eastAsia="Arial" w:hAnsi="Arial"/>
@@ -25350,7 +25350,7 @@
               <w:spacing w:after="10" w:before="0"/>
               <w:ind w:left="120"/>
             </w:pPr>
-            <w:hyperlink w:history="1" r:id="rIdk5o05b_013rd2azs1zspq">
+            <w:hyperlink w:history="1" r:id="rIdsf0tzmazzmgpyhdawldgj">
               <w:r>
                 <w:rPr>
                   <w:rFonts w:ascii="Arial" w:cs="Arial" w:eastAsia="Arial" w:hAnsi="Arial"/>
@@ -25545,7 +25545,7 @@
             <w:pPr>
               <w:spacing w:after="20" w:before="0"/>
             </w:pPr>
-            <w:hyperlink w:history="1" r:id="rIdsxoflraojrusr7hg5v1yn">
+            <w:hyperlink w:history="1" r:id="rIdpehg7ebgp3h_onmuaenhr">
               <w:r>
                 <w:rPr>
                   <w:rFonts w:ascii="Arial" w:cs="Arial" w:eastAsia="Arial" w:hAnsi="Arial"/>
@@ -25578,7 +25578,7 @@
               <w:spacing w:after="10" w:before="0"/>
               <w:ind w:left="120"/>
             </w:pPr>
-            <w:hyperlink w:history="1" r:id="rIdqb8bser0caddo-v3bxi82">
+            <w:hyperlink w:history="1" r:id="rIdk63ezp_azur443cf0evqu">
               <w:r>
                 <w:rPr>
                   <w:rFonts w:ascii="Arial" w:cs="Arial" w:eastAsia="Arial" w:hAnsi="Arial"/>
@@ -25623,7 +25623,7 @@
             <w:pPr>
               <w:spacing w:after="20" w:before="0"/>
             </w:pPr>
-            <w:hyperlink w:history="1" r:id="rIdsuntdvpzd0raeupiiag9k">
+            <w:hyperlink w:history="1" r:id="rIdxlis2kyqiemqpajp64bwt">
               <w:r>
                 <w:rPr>
                   <w:rFonts w:ascii="Arial" w:cs="Arial" w:eastAsia="Arial" w:hAnsi="Arial"/>
@@ -25656,7 +25656,7 @@
               <w:spacing w:after="10" w:before="0"/>
               <w:ind w:left="120"/>
             </w:pPr>
-            <w:hyperlink w:history="1" r:id="rId4nf4ra8ptz296axywsmqa">
+            <w:hyperlink w:history="1" r:id="rIdnxqvxsavcgycovjn3cl12">
               <w:r>
                 <w:rPr>
                   <w:rFonts w:ascii="Arial" w:cs="Arial" w:eastAsia="Arial" w:hAnsi="Arial"/>
@@ -25851,7 +25851,7 @@
             <w:pPr>
               <w:spacing w:after="20" w:before="0"/>
             </w:pPr>
-            <w:hyperlink w:history="1" r:id="rIdp1u9h3gvivy6q21qaohze">
+            <w:hyperlink w:history="1" r:id="rIdih29n-3fpnrv_49bdl_rw">
               <w:r>
                 <w:rPr>
                   <w:rFonts w:ascii="Arial" w:cs="Arial" w:eastAsia="Arial" w:hAnsi="Arial"/>
@@ -25884,7 +25884,7 @@
               <w:spacing w:after="10" w:before="0"/>
               <w:ind w:left="120"/>
             </w:pPr>
-            <w:hyperlink w:history="1" r:id="rIduatpouolfec9t1jeigsoy">
+            <w:hyperlink w:history="1" r:id="rIdpd6ginopnkctvmtqzfxnr">
               <w:r>
                 <w:rPr>
                   <w:rFonts w:ascii="Arial" w:cs="Arial" w:eastAsia="Arial" w:hAnsi="Arial"/>
@@ -25929,7 +25929,7 @@
             <w:pPr>
               <w:spacing w:after="20" w:before="0"/>
             </w:pPr>
-            <w:hyperlink w:history="1" r:id="rIdl_csuph4tsmhwhjtpqdaj">
+            <w:hyperlink w:history="1" r:id="rIdbagpy-g_oobys12hrijhw">
               <w:r>
                 <w:rPr>
                   <w:rFonts w:ascii="Arial" w:cs="Arial" w:eastAsia="Arial" w:hAnsi="Arial"/>
@@ -25962,7 +25962,7 @@
               <w:spacing w:after="10" w:before="0"/>
               <w:ind w:left="120"/>
             </w:pPr>
-            <w:hyperlink w:history="1" r:id="rIdgy3wsensw4squgpjkejgv">
+            <w:hyperlink w:history="1" r:id="rIdwzweb6gdrphpsz6udoi_d">
               <w:r>
                 <w:rPr>
                   <w:rFonts w:ascii="Arial" w:cs="Arial" w:eastAsia="Arial" w:hAnsi="Arial"/>

--- a/data/outputs/v2/General_Science/SS1.3_Nutrition_in_Animals/General_Science_Nutrition_in_Animals_CBE_LessonSequence.docx
+++ b/data/outputs/v2/General_Science/SS1.3_Nutrition_in_Animals/General_Science_Nutrition_in_Animals_CBE_LessonSequence.docx
@@ -3146,7 +3146,7 @@
             <w:pPr>
               <w:spacing w:after="20" w:before="0"/>
             </w:pPr>
-            <w:hyperlink w:history="1" r:id="rIdxynitukb1xqd5jx8hizvh">
+            <w:hyperlink w:history="1" r:id="rIdzeily6e_g2ugxfs4cvtbd">
               <w:r>
                 <w:rPr>
                   <w:rFonts w:ascii="Arial" w:cs="Arial" w:eastAsia="Arial" w:hAnsi="Arial"/>
@@ -3179,7 +3179,7 @@
               <w:spacing w:after="10" w:before="0"/>
               <w:ind w:left="120"/>
             </w:pPr>
-            <w:hyperlink w:history="1" r:id="rIdpwhhbjsik9r1tl7sopu8a">
+            <w:hyperlink w:history="1" r:id="rIdnx-xigixxicfyuy7qk3vw">
               <w:r>
                 <w:rPr>
                   <w:rFonts w:ascii="Arial" w:cs="Arial" w:eastAsia="Arial" w:hAnsi="Arial"/>
@@ -3224,7 +3224,7 @@
             <w:pPr>
               <w:spacing w:after="20" w:before="0"/>
             </w:pPr>
-            <w:hyperlink w:history="1" r:id="rId-lmqu8xzpdbdk0o3gm3jt">
+            <w:hyperlink w:history="1" r:id="rId6ztbrf2wxfhnjykkpt3t0">
               <w:r>
                 <w:rPr>
                   <w:rFonts w:ascii="Arial" w:cs="Arial" w:eastAsia="Arial" w:hAnsi="Arial"/>
@@ -3257,7 +3257,7 @@
               <w:spacing w:after="10" w:before="0"/>
               <w:ind w:left="120"/>
             </w:pPr>
-            <w:hyperlink w:history="1" r:id="rIdowkdwg8wm4gzbfe7uqisi">
+            <w:hyperlink w:history="1" r:id="rId04xd6xbb_grvqkonku9av">
               <w:r>
                 <w:rPr>
                   <w:rFonts w:ascii="Arial" w:cs="Arial" w:eastAsia="Arial" w:hAnsi="Arial"/>
@@ -3452,7 +3452,7 @@
             <w:pPr>
               <w:spacing w:after="20" w:before="0"/>
             </w:pPr>
-            <w:hyperlink w:history="1" r:id="rIdzoqkdkmacwkbeo-gaxo_j">
+            <w:hyperlink w:history="1" r:id="rIdxnbwneml5luf3nv2nxjhi">
               <w:r>
                 <w:rPr>
                   <w:rFonts w:ascii="Arial" w:cs="Arial" w:eastAsia="Arial" w:hAnsi="Arial"/>
@@ -3485,7 +3485,7 @@
               <w:spacing w:after="10" w:before="0"/>
               <w:ind w:left="120"/>
             </w:pPr>
-            <w:hyperlink w:history="1" r:id="rIdr0rol2rerryeix_xv7vqt">
+            <w:hyperlink w:history="1" r:id="rId2gvvyqgn7bhfcijes44y6">
               <w:r>
                 <w:rPr>
                   <w:rFonts w:ascii="Arial" w:cs="Arial" w:eastAsia="Arial" w:hAnsi="Arial"/>
@@ -3530,7 +3530,7 @@
             <w:pPr>
               <w:spacing w:after="20" w:before="0"/>
             </w:pPr>
-            <w:hyperlink w:history="1" r:id="rIdsosahuig2auq7xqgevagx">
+            <w:hyperlink w:history="1" r:id="rId6v77i17hok_bw2h1zdvle">
               <w:r>
                 <w:rPr>
                   <w:rFonts w:ascii="Arial" w:cs="Arial" w:eastAsia="Arial" w:hAnsi="Arial"/>
@@ -3563,7 +3563,7 @@
               <w:spacing w:after="10" w:before="0"/>
               <w:ind w:left="120"/>
             </w:pPr>
-            <w:hyperlink w:history="1" r:id="rIdeorecdynfoqk7xdb6iwlb">
+            <w:hyperlink w:history="1" r:id="rIdj9dhqqaabtcfjy1bmbxls">
               <w:r>
                 <w:rPr>
                   <w:rFonts w:ascii="Arial" w:cs="Arial" w:eastAsia="Arial" w:hAnsi="Arial"/>
@@ -3758,7 +3758,7 @@
             <w:pPr>
               <w:spacing w:after="20" w:before="0"/>
             </w:pPr>
-            <w:hyperlink w:history="1" r:id="rIdkvs56onv2ml9z2ynyztx6">
+            <w:hyperlink w:history="1" r:id="rIdxizmisshsozyuotpm3ia8">
               <w:r>
                 <w:rPr>
                   <w:rFonts w:ascii="Arial" w:cs="Arial" w:eastAsia="Arial" w:hAnsi="Arial"/>
@@ -3791,7 +3791,7 @@
               <w:spacing w:after="10" w:before="0"/>
               <w:ind w:left="120"/>
             </w:pPr>
-            <w:hyperlink w:history="1" r:id="rIdlypzafwjb0viw2kioi_co">
+            <w:hyperlink w:history="1" r:id="rIdovmrnwle2ijaepq1mmtre">
               <w:r>
                 <w:rPr>
                   <w:rFonts w:ascii="Arial" w:cs="Arial" w:eastAsia="Arial" w:hAnsi="Arial"/>
@@ -3836,7 +3836,7 @@
             <w:pPr>
               <w:spacing w:after="20" w:before="0"/>
             </w:pPr>
-            <w:hyperlink w:history="1" r:id="rIdil16jaer-jnvr6i3zor0i">
+            <w:hyperlink w:history="1" r:id="rIdkzqwc5h9netkmkn1z3w5w">
               <w:r>
                 <w:rPr>
                   <w:rFonts w:ascii="Arial" w:cs="Arial" w:eastAsia="Arial" w:hAnsi="Arial"/>
@@ -3869,7 +3869,7 @@
               <w:spacing w:after="10" w:before="0"/>
               <w:ind w:left="120"/>
             </w:pPr>
-            <w:hyperlink w:history="1" r:id="rIdh0xvfhbtu3mno-e_myivq">
+            <w:hyperlink w:history="1" r:id="rIdjkbgjx-1ybg6kcz9qxsiq">
               <w:r>
                 <w:rPr>
                   <w:rFonts w:ascii="Arial" w:cs="Arial" w:eastAsia="Arial" w:hAnsi="Arial"/>
@@ -4064,7 +4064,7 @@
             <w:pPr>
               <w:spacing w:after="20" w:before="0"/>
             </w:pPr>
-            <w:hyperlink w:history="1" r:id="rIdosnemtbqjhkgz3sf1qjtw">
+            <w:hyperlink w:history="1" r:id="rId2hb6if4viv-kb4rr_hos2">
               <w:r>
                 <w:rPr>
                   <w:rFonts w:ascii="Arial" w:cs="Arial" w:eastAsia="Arial" w:hAnsi="Arial"/>
@@ -4097,7 +4097,7 @@
               <w:spacing w:after="10" w:before="0"/>
               <w:ind w:left="120"/>
             </w:pPr>
-            <w:hyperlink w:history="1" r:id="rIdbjc54scp00ltxez0m82wu">
+            <w:hyperlink w:history="1" r:id="rIda8gczec3qnq0p8xmbygmr">
               <w:r>
                 <w:rPr>
                   <w:rFonts w:ascii="Arial" w:cs="Arial" w:eastAsia="Arial" w:hAnsi="Arial"/>
@@ -4142,7 +4142,7 @@
             <w:pPr>
               <w:spacing w:after="20" w:before="0"/>
             </w:pPr>
-            <w:hyperlink w:history="1" r:id="rIdkoaywoludru3f8mnde6vg">
+            <w:hyperlink w:history="1" r:id="rIdcgtpnq_r-nq_eceffojtd">
               <w:r>
                 <w:rPr>
                   <w:rFonts w:ascii="Arial" w:cs="Arial" w:eastAsia="Arial" w:hAnsi="Arial"/>
@@ -4175,7 +4175,7 @@
               <w:spacing w:after="10" w:before="0"/>
               <w:ind w:left="120"/>
             </w:pPr>
-            <w:hyperlink w:history="1" r:id="rIdq9iw9fyrrwihxhmkdswwq">
+            <w:hyperlink w:history="1" r:id="rIdovzpcvheand6e15tlazv5">
               <w:r>
                 <w:rPr>
                   <w:rFonts w:ascii="Arial" w:cs="Arial" w:eastAsia="Arial" w:hAnsi="Arial"/>
@@ -4370,7 +4370,7 @@
             <w:pPr>
               <w:spacing w:after="20" w:before="0"/>
             </w:pPr>
-            <w:hyperlink w:history="1" r:id="rId57cdy0zhvdxzblgslv5nf">
+            <w:hyperlink w:history="1" r:id="rId4kbjpcfltcz2iiaa2rhg7">
               <w:r>
                 <w:rPr>
                   <w:rFonts w:ascii="Arial" w:cs="Arial" w:eastAsia="Arial" w:hAnsi="Arial"/>
@@ -4403,7 +4403,7 @@
               <w:spacing w:after="10" w:before="0"/>
               <w:ind w:left="120"/>
             </w:pPr>
-            <w:hyperlink w:history="1" r:id="rIdbryflvkiz4t5hqn7sbgey">
+            <w:hyperlink w:history="1" r:id="rIdzxhnahkkl04jie8ttiqyl">
               <w:r>
                 <w:rPr>
                   <w:rFonts w:ascii="Arial" w:cs="Arial" w:eastAsia="Arial" w:hAnsi="Arial"/>
@@ -4448,7 +4448,7 @@
             <w:pPr>
               <w:spacing w:after="20" w:before="0"/>
             </w:pPr>
-            <w:hyperlink w:history="1" r:id="rIdbk9tlrzggsn_oera3bwqw">
+            <w:hyperlink w:history="1" r:id="rIdixeivipfuaxvz_pjx43r9">
               <w:r>
                 <w:rPr>
                   <w:rFonts w:ascii="Arial" w:cs="Arial" w:eastAsia="Arial" w:hAnsi="Arial"/>
@@ -4481,7 +4481,7 @@
               <w:spacing w:after="10" w:before="0"/>
               <w:ind w:left="120"/>
             </w:pPr>
-            <w:hyperlink w:history="1" r:id="rIde8xh_yrgagxx8ze25oi6z">
+            <w:hyperlink w:history="1" r:id="rIdyo7gesqcwijewrxr7gzt5">
               <w:r>
                 <w:rPr>
                   <w:rFonts w:ascii="Arial" w:cs="Arial" w:eastAsia="Arial" w:hAnsi="Arial"/>
@@ -6203,7 +6203,7 @@
             <w:pPr>
               <w:spacing w:after="20" w:before="0"/>
             </w:pPr>
-            <w:hyperlink w:history="1" r:id="rIdigd6aqhaf99n8wagy7str">
+            <w:hyperlink w:history="1" r:id="rId-munugycp7qiowqr5rcdc">
               <w:r>
                 <w:rPr>
                   <w:rFonts w:ascii="Arial" w:cs="Arial" w:eastAsia="Arial" w:hAnsi="Arial"/>
@@ -6236,7 +6236,7 @@
               <w:spacing w:after="10" w:before="0"/>
               <w:ind w:left="120"/>
             </w:pPr>
-            <w:hyperlink w:history="1" r:id="rIdoj8rl5ynexyxt0dp42o1t">
+            <w:hyperlink w:history="1" r:id="rId2ug_7qnqi50fq5urc1tqu">
               <w:r>
                 <w:rPr>
                   <w:rFonts w:ascii="Arial" w:cs="Arial" w:eastAsia="Arial" w:hAnsi="Arial"/>
@@ -6281,7 +6281,7 @@
             <w:pPr>
               <w:spacing w:after="20" w:before="0"/>
             </w:pPr>
-            <w:hyperlink w:history="1" r:id="rIddtlrcspju1ftxc7y94vkl">
+            <w:hyperlink w:history="1" r:id="rIdrfkdzo3tphkfzjmdx1u-w">
               <w:r>
                 <w:rPr>
                   <w:rFonts w:ascii="Arial" w:cs="Arial" w:eastAsia="Arial" w:hAnsi="Arial"/>
@@ -6314,7 +6314,7 @@
               <w:spacing w:after="10" w:before="0"/>
               <w:ind w:left="120"/>
             </w:pPr>
-            <w:hyperlink w:history="1" r:id="rIdfu2wv7kxlkrnqumomhhrt">
+            <w:hyperlink w:history="1" r:id="rIduqtbwgun8-xu-4onylqpx">
               <w:r>
                 <w:rPr>
                   <w:rFonts w:ascii="Arial" w:cs="Arial" w:eastAsia="Arial" w:hAnsi="Arial"/>
@@ -6509,7 +6509,7 @@
             <w:pPr>
               <w:spacing w:after="20" w:before="0"/>
             </w:pPr>
-            <w:hyperlink w:history="1" r:id="rIdru6f-eyqoy73obhi1b6ot">
+            <w:hyperlink w:history="1" r:id="rId70lte3gc4w1dzzzjbmdzu">
               <w:r>
                 <w:rPr>
                   <w:rFonts w:ascii="Arial" w:cs="Arial" w:eastAsia="Arial" w:hAnsi="Arial"/>
@@ -6542,7 +6542,7 @@
               <w:spacing w:after="10" w:before="0"/>
               <w:ind w:left="120"/>
             </w:pPr>
-            <w:hyperlink w:history="1" r:id="rIdmb6grl9c5x_ntvivzifpv">
+            <w:hyperlink w:history="1" r:id="rId7cqiolmyuwjjwg02zm74e">
               <w:r>
                 <w:rPr>
                   <w:rFonts w:ascii="Arial" w:cs="Arial" w:eastAsia="Arial" w:hAnsi="Arial"/>
@@ -6587,7 +6587,7 @@
             <w:pPr>
               <w:spacing w:after="20" w:before="0"/>
             </w:pPr>
-            <w:hyperlink w:history="1" r:id="rIddancnu8swobvwet6zyani">
+            <w:hyperlink w:history="1" r:id="rId4-et9qaci_14w9dusdztj">
               <w:r>
                 <w:rPr>
                   <w:rFonts w:ascii="Arial" w:cs="Arial" w:eastAsia="Arial" w:hAnsi="Arial"/>
@@ -6620,7 +6620,7 @@
               <w:spacing w:after="10" w:before="0"/>
               <w:ind w:left="120"/>
             </w:pPr>
-            <w:hyperlink w:history="1" r:id="rIdxazp5dqee-pngqxuyykh8">
+            <w:hyperlink w:history="1" r:id="rIdbc2hjynhgx_v6uitvla5o">
               <w:r>
                 <w:rPr>
                   <w:rFonts w:ascii="Arial" w:cs="Arial" w:eastAsia="Arial" w:hAnsi="Arial"/>
@@ -6815,7 +6815,7 @@
             <w:pPr>
               <w:spacing w:after="20" w:before="0"/>
             </w:pPr>
-            <w:hyperlink w:history="1" r:id="rIdxpxhhi0dirs-busw0cmfs">
+            <w:hyperlink w:history="1" r:id="rIdxf2isd_0d_lhh_khzbmfl">
               <w:r>
                 <w:rPr>
                   <w:rFonts w:ascii="Arial" w:cs="Arial" w:eastAsia="Arial" w:hAnsi="Arial"/>
@@ -6848,7 +6848,7 @@
               <w:spacing w:after="10" w:before="0"/>
               <w:ind w:left="120"/>
             </w:pPr>
-            <w:hyperlink w:history="1" r:id="rIdtaxevuqpajdo84ti97hyd">
+            <w:hyperlink w:history="1" r:id="rIdamo9jgwgcgmztxltfzuyh">
               <w:r>
                 <w:rPr>
                   <w:rFonts w:ascii="Arial" w:cs="Arial" w:eastAsia="Arial" w:hAnsi="Arial"/>
@@ -6893,7 +6893,7 @@
             <w:pPr>
               <w:spacing w:after="20" w:before="0"/>
             </w:pPr>
-            <w:hyperlink w:history="1" r:id="rIdppilm1gxumgfhvaoavheu">
+            <w:hyperlink w:history="1" r:id="rId2dkpbm9fc1fwcrv3y1_u9">
               <w:r>
                 <w:rPr>
                   <w:rFonts w:ascii="Arial" w:cs="Arial" w:eastAsia="Arial" w:hAnsi="Arial"/>
@@ -6926,7 +6926,7 @@
               <w:spacing w:after="10" w:before="0"/>
               <w:ind w:left="120"/>
             </w:pPr>
-            <w:hyperlink w:history="1" r:id="rIdhshpz0uakcxjms2wxxepq">
+            <w:hyperlink w:history="1" r:id="rIdx9y0lt5emnwmztrjajtdd">
               <w:r>
                 <w:rPr>
                   <w:rFonts w:ascii="Arial" w:cs="Arial" w:eastAsia="Arial" w:hAnsi="Arial"/>
@@ -7121,7 +7121,7 @@
             <w:pPr>
               <w:spacing w:after="20" w:before="0"/>
             </w:pPr>
-            <w:hyperlink w:history="1" r:id="rIdfpln7bckfvmm53wmbzrpq">
+            <w:hyperlink w:history="1" r:id="rIdlsinvmn2_nk2medpumo9f">
               <w:r>
                 <w:rPr>
                   <w:rFonts w:ascii="Arial" w:cs="Arial" w:eastAsia="Arial" w:hAnsi="Arial"/>
@@ -7154,7 +7154,7 @@
               <w:spacing w:after="10" w:before="0"/>
               <w:ind w:left="120"/>
             </w:pPr>
-            <w:hyperlink w:history="1" r:id="rIdpw-jdaazx2owl-spqsb1p">
+            <w:hyperlink w:history="1" r:id="rId7loxdjz9km9-_fbpy6alc">
               <w:r>
                 <w:rPr>
                   <w:rFonts w:ascii="Arial" w:cs="Arial" w:eastAsia="Arial" w:hAnsi="Arial"/>
@@ -7199,7 +7199,7 @@
             <w:pPr>
               <w:spacing w:after="20" w:before="0"/>
             </w:pPr>
-            <w:hyperlink w:history="1" r:id="rId69cyykebwub688vz9wyf8">
+            <w:hyperlink w:history="1" r:id="rId95t5oktw6jn5ktxeo6zbn">
               <w:r>
                 <w:rPr>
                   <w:rFonts w:ascii="Arial" w:cs="Arial" w:eastAsia="Arial" w:hAnsi="Arial"/>
@@ -7232,7 +7232,7 @@
               <w:spacing w:after="10" w:before="0"/>
               <w:ind w:left="120"/>
             </w:pPr>
-            <w:hyperlink w:history="1" r:id="rId7paiylhypldd8oyxebq6v">
+            <w:hyperlink w:history="1" r:id="rIdye7zzmkssrlct3ciiregi">
               <w:r>
                 <w:rPr>
                   <w:rFonts w:ascii="Arial" w:cs="Arial" w:eastAsia="Arial" w:hAnsi="Arial"/>
@@ -7427,7 +7427,7 @@
             <w:pPr>
               <w:spacing w:after="20" w:before="0"/>
             </w:pPr>
-            <w:hyperlink w:history="1" r:id="rIdo16roea3ze3knab5bowln">
+            <w:hyperlink w:history="1" r:id="rId5j6ibnbu6ngg15l-spvet">
               <w:r>
                 <w:rPr>
                   <w:rFonts w:ascii="Arial" w:cs="Arial" w:eastAsia="Arial" w:hAnsi="Arial"/>
@@ -7460,7 +7460,7 @@
               <w:spacing w:after="10" w:before="0"/>
               <w:ind w:left="120"/>
             </w:pPr>
-            <w:hyperlink w:history="1" r:id="rIdl23mqbzt4xrefu-sofr8y">
+            <w:hyperlink w:history="1" r:id="rIdxqlitbuc4pivw34v_qohp">
               <w:r>
                 <w:rPr>
                   <w:rFonts w:ascii="Arial" w:cs="Arial" w:eastAsia="Arial" w:hAnsi="Arial"/>
@@ -7505,7 +7505,7 @@
             <w:pPr>
               <w:spacing w:after="20" w:before="0"/>
             </w:pPr>
-            <w:hyperlink w:history="1" r:id="rIdt-qnuxh4en_sjrsofbrh5">
+            <w:hyperlink w:history="1" r:id="rId3li3a_pqypk3bta2naijn">
               <w:r>
                 <w:rPr>
                   <w:rFonts w:ascii="Arial" w:cs="Arial" w:eastAsia="Arial" w:hAnsi="Arial"/>
@@ -7538,7 +7538,7 @@
               <w:spacing w:after="10" w:before="0"/>
               <w:ind w:left="120"/>
             </w:pPr>
-            <w:hyperlink w:history="1" r:id="rIdtdsti-p9jb-do-e6gwn2u">
+            <w:hyperlink w:history="1" r:id="rId5uq0mglwpvxujga5xs-ew">
               <w:r>
                 <w:rPr>
                   <w:rFonts w:ascii="Arial" w:cs="Arial" w:eastAsia="Arial" w:hAnsi="Arial"/>
@@ -9280,7 +9280,7 @@
             <w:pPr>
               <w:spacing w:after="20" w:before="0"/>
             </w:pPr>
-            <w:hyperlink w:history="1" r:id="rIdjaxi71s0qptcchsbppvab">
+            <w:hyperlink w:history="1" r:id="rIdz_wjfv88kku-l1tino5bf">
               <w:r>
                 <w:rPr>
                   <w:rFonts w:ascii="Arial" w:cs="Arial" w:eastAsia="Arial" w:hAnsi="Arial"/>
@@ -9313,7 +9313,7 @@
               <w:spacing w:after="10" w:before="0"/>
               <w:ind w:left="120"/>
             </w:pPr>
-            <w:hyperlink w:history="1" r:id="rIdg5ksas3otnvlqf6qs_-pr">
+            <w:hyperlink w:history="1" r:id="rIdkskqako415zoccgk2egpl">
               <w:r>
                 <w:rPr>
                   <w:rFonts w:ascii="Arial" w:cs="Arial" w:eastAsia="Arial" w:hAnsi="Arial"/>
@@ -9358,7 +9358,7 @@
             <w:pPr>
               <w:spacing w:after="20" w:before="0"/>
             </w:pPr>
-            <w:hyperlink w:history="1" r:id="rIdtqchcj6l5aiht39dxkwq8">
+            <w:hyperlink w:history="1" r:id="rIdggmgyh8_ig27vrxvbfz5h">
               <w:r>
                 <w:rPr>
                   <w:rFonts w:ascii="Arial" w:cs="Arial" w:eastAsia="Arial" w:hAnsi="Arial"/>
@@ -9391,7 +9391,7 @@
               <w:spacing w:after="10" w:before="0"/>
               <w:ind w:left="120"/>
             </w:pPr>
-            <w:hyperlink w:history="1" r:id="rId582zoygsvq-vsoh3mjj-_">
+            <w:hyperlink w:history="1" r:id="rIdkfpd-quwdvwb1bab_691x">
               <w:r>
                 <w:rPr>
                   <w:rFonts w:ascii="Arial" w:cs="Arial" w:eastAsia="Arial" w:hAnsi="Arial"/>
@@ -9586,7 +9586,7 @@
             <w:pPr>
               <w:spacing w:after="20" w:before="0"/>
             </w:pPr>
-            <w:hyperlink w:history="1" r:id="rId6lycodnflrkck0cr0w-mf">
+            <w:hyperlink w:history="1" r:id="rIdihskl2de1e_dmgkaxn0s6">
               <w:r>
                 <w:rPr>
                   <w:rFonts w:ascii="Arial" w:cs="Arial" w:eastAsia="Arial" w:hAnsi="Arial"/>
@@ -9619,7 +9619,7 @@
               <w:spacing w:after="10" w:before="0"/>
               <w:ind w:left="120"/>
             </w:pPr>
-            <w:hyperlink w:history="1" r:id="rIdcqrtlgyxmj1taikgrwlls">
+            <w:hyperlink w:history="1" r:id="rId6oxyijwzopw0uvjuvntrv">
               <w:r>
                 <w:rPr>
                   <w:rFonts w:ascii="Arial" w:cs="Arial" w:eastAsia="Arial" w:hAnsi="Arial"/>
@@ -9664,7 +9664,7 @@
             <w:pPr>
               <w:spacing w:after="20" w:before="0"/>
             </w:pPr>
-            <w:hyperlink w:history="1" r:id="rId28a3_ndxrydrzgtep8rtq">
+            <w:hyperlink w:history="1" r:id="rId6plotix6li-jzmmrndnh5">
               <w:r>
                 <w:rPr>
                   <w:rFonts w:ascii="Arial" w:cs="Arial" w:eastAsia="Arial" w:hAnsi="Arial"/>
@@ -9697,7 +9697,7 @@
               <w:spacing w:after="10" w:before="0"/>
               <w:ind w:left="120"/>
             </w:pPr>
-            <w:hyperlink w:history="1" r:id="rIdsheb42d7h9r-ailhifyis">
+            <w:hyperlink w:history="1" r:id="rIdmz-dpyv0cm8ifrpfm7efe">
               <w:r>
                 <w:rPr>
                   <w:rFonts w:ascii="Arial" w:cs="Arial" w:eastAsia="Arial" w:hAnsi="Arial"/>
@@ -9892,7 +9892,7 @@
             <w:pPr>
               <w:spacing w:after="20" w:before="0"/>
             </w:pPr>
-            <w:hyperlink w:history="1" r:id="rId0ceriewtmjprsa7lkra8a">
+            <w:hyperlink w:history="1" r:id="rIdujs9obx_-x9bg9_4q5jht">
               <w:r>
                 <w:rPr>
                   <w:rFonts w:ascii="Arial" w:cs="Arial" w:eastAsia="Arial" w:hAnsi="Arial"/>
@@ -9925,7 +9925,7 @@
               <w:spacing w:after="10" w:before="0"/>
               <w:ind w:left="120"/>
             </w:pPr>
-            <w:hyperlink w:history="1" r:id="rIdxsaq74nveu4mqe-ji74ep">
+            <w:hyperlink w:history="1" r:id="rId7wodjyqjv4j4ll0gm7ggc">
               <w:r>
                 <w:rPr>
                   <w:rFonts w:ascii="Arial" w:cs="Arial" w:eastAsia="Arial" w:hAnsi="Arial"/>
@@ -9970,7 +9970,7 @@
             <w:pPr>
               <w:spacing w:after="20" w:before="0"/>
             </w:pPr>
-            <w:hyperlink w:history="1" r:id="rIdabgsxiyek-k-rfadk-9th">
+            <w:hyperlink w:history="1" r:id="rIdtfco8wnh9pkjkq0zsblpz">
               <w:r>
                 <w:rPr>
                   <w:rFonts w:ascii="Arial" w:cs="Arial" w:eastAsia="Arial" w:hAnsi="Arial"/>
@@ -10003,7 +10003,7 @@
               <w:spacing w:after="10" w:before="0"/>
               <w:ind w:left="120"/>
             </w:pPr>
-            <w:hyperlink w:history="1" r:id="rIdbhclb_nhkjil5bdalua5c">
+            <w:hyperlink w:history="1" r:id="rIdkabw0npdw_2svraeu_a2z">
               <w:r>
                 <w:rPr>
                   <w:rFonts w:ascii="Arial" w:cs="Arial" w:eastAsia="Arial" w:hAnsi="Arial"/>
@@ -10198,7 +10198,7 @@
             <w:pPr>
               <w:spacing w:after="20" w:before="0"/>
             </w:pPr>
-            <w:hyperlink w:history="1" r:id="rId-hs-nwn4-gqufwhnhxwbn">
+            <w:hyperlink w:history="1" r:id="rIdz6_sjl74dncggskbcwxrz">
               <w:r>
                 <w:rPr>
                   <w:rFonts w:ascii="Arial" w:cs="Arial" w:eastAsia="Arial" w:hAnsi="Arial"/>
@@ -10231,7 +10231,7 @@
               <w:spacing w:after="10" w:before="0"/>
               <w:ind w:left="120"/>
             </w:pPr>
-            <w:hyperlink w:history="1" r:id="rIdtvd5pji2jepo7qerwlhzf">
+            <w:hyperlink w:history="1" r:id="rIdgbu44sywaymewkpq9xlns">
               <w:r>
                 <w:rPr>
                   <w:rFonts w:ascii="Arial" w:cs="Arial" w:eastAsia="Arial" w:hAnsi="Arial"/>
@@ -10276,7 +10276,7 @@
             <w:pPr>
               <w:spacing w:after="20" w:before="0"/>
             </w:pPr>
-            <w:hyperlink w:history="1" r:id="rIdrqxf4smaws8llr9up9asd">
+            <w:hyperlink w:history="1" r:id="rIduggbhcjzlmpeuqfhgp9jt">
               <w:r>
                 <w:rPr>
                   <w:rFonts w:ascii="Arial" w:cs="Arial" w:eastAsia="Arial" w:hAnsi="Arial"/>
@@ -10309,7 +10309,7 @@
               <w:spacing w:after="10" w:before="0"/>
               <w:ind w:left="120"/>
             </w:pPr>
-            <w:hyperlink w:history="1" r:id="rIdvdqbiajpcaihxpdcvh66j">
+            <w:hyperlink w:history="1" r:id="rIdcfmxtdfnjb9qxsgv0jy1f">
               <w:r>
                 <w:rPr>
                   <w:rFonts w:ascii="Arial" w:cs="Arial" w:eastAsia="Arial" w:hAnsi="Arial"/>
@@ -10504,7 +10504,7 @@
             <w:pPr>
               <w:spacing w:after="20" w:before="0"/>
             </w:pPr>
-            <w:hyperlink w:history="1" r:id="rIdc2xla4mg1sldiwwl7krpy">
+            <w:hyperlink w:history="1" r:id="rId1uv7skajpevthjx404c6b">
               <w:r>
                 <w:rPr>
                   <w:rFonts w:ascii="Arial" w:cs="Arial" w:eastAsia="Arial" w:hAnsi="Arial"/>
@@ -10537,7 +10537,7 @@
               <w:spacing w:after="10" w:before="0"/>
               <w:ind w:left="120"/>
             </w:pPr>
-            <w:hyperlink w:history="1" r:id="rIdnuerklw8qdby9kv5gbq4r">
+            <w:hyperlink w:history="1" r:id="rIdfxks2t0ry5ytz71pf4fvs">
               <w:r>
                 <w:rPr>
                   <w:rFonts w:ascii="Arial" w:cs="Arial" w:eastAsia="Arial" w:hAnsi="Arial"/>
@@ -10582,7 +10582,7 @@
             <w:pPr>
               <w:spacing w:after="20" w:before="0"/>
             </w:pPr>
-            <w:hyperlink w:history="1" r:id="rIdblgh_zmvun7ep7xgksfp4">
+            <w:hyperlink w:history="1" r:id="rIddt4bsrnp-3t87zom4mgva">
               <w:r>
                 <w:rPr>
                   <w:rFonts w:ascii="Arial" w:cs="Arial" w:eastAsia="Arial" w:hAnsi="Arial"/>
@@ -10615,7 +10615,7 @@
               <w:spacing w:after="10" w:before="0"/>
               <w:ind w:left="120"/>
             </w:pPr>
-            <w:hyperlink w:history="1" r:id="rIdtu4wusfczzdrovwwlsb6q">
+            <w:hyperlink w:history="1" r:id="rIdvwd2bqw7lnikefl2zfvir">
               <w:r>
                 <w:rPr>
                   <w:rFonts w:ascii="Arial" w:cs="Arial" w:eastAsia="Arial" w:hAnsi="Arial"/>
@@ -11786,7 +11786,25 @@
             </w:tcMar>
             <w:vAlign w:val="top"/>
           </w:tcPr>
-          <w:p/>
+          <w:p>
+            <w:pPr>
+              <w:spacing w:after="40" w:before="0"/>
+              <w:jc w:val="left"/>
+            </w:pPr>
+            <w:r>
+              <w:rPr>
+                <w:rFonts w:ascii="Arial" w:cs="Arial" w:eastAsia="Arial" w:hAnsi="Arial"/>
+                <w:b w:val="false"/>
+                <w:bCs w:val="false"/>
+                <w:i w:val="false"/>
+                <w:iCs w:val="false"/>
+                <w:color w:val="000000"/>
+                <w:sz w:val="18"/>
+                <w:szCs w:val="18"/>
+              </w:rPr>
+              <w:t xml:space="preserve">Iodine solution is a mild irritant — learners must avoid contact with eyes and skin and wash hands immediately after use. Benedict reagent and the water bath involve heat — learners must use test-tube holders, keep faces away from the open end of hot test tubes, and never point test tubes at classmates. Broken glassware must be reported to the teacher immediately. No food tested in the lab may be eaten. Lab coats or old shirts and safety goggles (or improvised eye protection) are worn throughout.</w:t>
+            </w:r>
+          </w:p>
         </w:tc>
       </w:tr>
     </w:tbl>
@@ -12160,7 +12178,7 @@
             <w:pPr>
               <w:spacing w:after="20" w:before="0"/>
             </w:pPr>
-            <w:hyperlink w:history="1" r:id="rIdalwhu9vm535r67766x9k1">
+            <w:hyperlink w:history="1" r:id="rIdqoy6udqhcbfqhau9emzuv">
               <w:r>
                 <w:rPr>
                   <w:rFonts w:ascii="Arial" w:cs="Arial" w:eastAsia="Arial" w:hAnsi="Arial"/>
@@ -12193,7 +12211,7 @@
               <w:spacing w:after="10" w:before="0"/>
               <w:ind w:left="120"/>
             </w:pPr>
-            <w:hyperlink w:history="1" r:id="rIdqyd7rdhyrqkuiigalmoi0">
+            <w:hyperlink w:history="1" r:id="rIdwtzsmwpzcqoiqrssmh-jl">
               <w:r>
                 <w:rPr>
                   <w:rFonts w:ascii="Arial" w:cs="Arial" w:eastAsia="Arial" w:hAnsi="Arial"/>
@@ -12238,7 +12256,7 @@
             <w:pPr>
               <w:spacing w:after="20" w:before="0"/>
             </w:pPr>
-            <w:hyperlink w:history="1" r:id="rIdkc8hmi4autsym1-ne9bqx">
+            <w:hyperlink w:history="1" r:id="rIdmb0okcq0zimptszlkhsoc">
               <w:r>
                 <w:rPr>
                   <w:rFonts w:ascii="Arial" w:cs="Arial" w:eastAsia="Arial" w:hAnsi="Arial"/>
@@ -12271,7 +12289,7 @@
               <w:spacing w:after="10" w:before="0"/>
               <w:ind w:left="120"/>
             </w:pPr>
-            <w:hyperlink w:history="1" r:id="rIdnruspn5xxklgl2jvvxnaf">
+            <w:hyperlink w:history="1" r:id="rIdewkxg2u3wuyggescjvkhe">
               <w:r>
                 <w:rPr>
                   <w:rFonts w:ascii="Arial" w:cs="Arial" w:eastAsia="Arial" w:hAnsi="Arial"/>
@@ -12466,7 +12484,7 @@
             <w:pPr>
               <w:spacing w:after="20" w:before="0"/>
             </w:pPr>
-            <w:hyperlink w:history="1" r:id="rIdkhcqq_oa2uapx7hvpvapv">
+            <w:hyperlink w:history="1" r:id="rId4r0ccx07afh8hfu1ivh_k">
               <w:r>
                 <w:rPr>
                   <w:rFonts w:ascii="Arial" w:cs="Arial" w:eastAsia="Arial" w:hAnsi="Arial"/>
@@ -12499,7 +12517,7 @@
               <w:spacing w:after="10" w:before="0"/>
               <w:ind w:left="120"/>
             </w:pPr>
-            <w:hyperlink w:history="1" r:id="rIdp5p5xw3x1850zryjmwpwi">
+            <w:hyperlink w:history="1" r:id="rIdx0vfijjb6p1hiaxrxelrs">
               <w:r>
                 <w:rPr>
                   <w:rFonts w:ascii="Arial" w:cs="Arial" w:eastAsia="Arial" w:hAnsi="Arial"/>
@@ -12544,7 +12562,7 @@
             <w:pPr>
               <w:spacing w:after="20" w:before="0"/>
             </w:pPr>
-            <w:hyperlink w:history="1" r:id="rIdligdtvtvfzmzemg3o8rk0">
+            <w:hyperlink w:history="1" r:id="rIdb7zj3t2pm6xx1sghpjy9f">
               <w:r>
                 <w:rPr>
                   <w:rFonts w:ascii="Arial" w:cs="Arial" w:eastAsia="Arial" w:hAnsi="Arial"/>
@@ -12577,7 +12595,7 @@
               <w:spacing w:after="10" w:before="0"/>
               <w:ind w:left="120"/>
             </w:pPr>
-            <w:hyperlink w:history="1" r:id="rIdiesvilt0kdc5mxk5mtr-s">
+            <w:hyperlink w:history="1" r:id="rIdcn5wtqhh3ncsdui7zgk2k">
               <w:r>
                 <w:rPr>
                   <w:rFonts w:ascii="Arial" w:cs="Arial" w:eastAsia="Arial" w:hAnsi="Arial"/>
@@ -12772,7 +12790,7 @@
             <w:pPr>
               <w:spacing w:after="20" w:before="0"/>
             </w:pPr>
-            <w:hyperlink w:history="1" r:id="rIdevbt8xux_nf90rfb3q8vt">
+            <w:hyperlink w:history="1" r:id="rId3g-edzwxixrqw8hv0rc20">
               <w:r>
                 <w:rPr>
                   <w:rFonts w:ascii="Arial" w:cs="Arial" w:eastAsia="Arial" w:hAnsi="Arial"/>
@@ -12805,7 +12823,7 @@
               <w:spacing w:after="10" w:before="0"/>
               <w:ind w:left="120"/>
             </w:pPr>
-            <w:hyperlink w:history="1" r:id="rIddtr-gbpiq4fxtlcysq1fn">
+            <w:hyperlink w:history="1" r:id="rIdzj8gpslthsnct0jfqupik">
               <w:r>
                 <w:rPr>
                   <w:rFonts w:ascii="Arial" w:cs="Arial" w:eastAsia="Arial" w:hAnsi="Arial"/>
@@ -12850,7 +12868,7 @@
             <w:pPr>
               <w:spacing w:after="20" w:before="0"/>
             </w:pPr>
-            <w:hyperlink w:history="1" r:id="rIdsxjwe8tdeersq3enf0-ip">
+            <w:hyperlink w:history="1" r:id="rIdvqj9tbwdorq8rqvu68jkt">
               <w:r>
                 <w:rPr>
                   <w:rFonts w:ascii="Arial" w:cs="Arial" w:eastAsia="Arial" w:hAnsi="Arial"/>
@@ -12883,7 +12901,7 @@
               <w:spacing w:after="10" w:before="0"/>
               <w:ind w:left="120"/>
             </w:pPr>
-            <w:hyperlink w:history="1" r:id="rIdalhcepptdbubznrsaqxac">
+            <w:hyperlink w:history="1" r:id="rIdzdyac4bkzl_ajp5ilqln7">
               <w:r>
                 <w:rPr>
                   <w:rFonts w:ascii="Arial" w:cs="Arial" w:eastAsia="Arial" w:hAnsi="Arial"/>
@@ -13078,7 +13096,7 @@
             <w:pPr>
               <w:spacing w:after="20" w:before="0"/>
             </w:pPr>
-            <w:hyperlink w:history="1" r:id="rIdny7c9q3u-3hmvbgczchqn">
+            <w:hyperlink w:history="1" r:id="rIdxzyols5-ryz1y-gng0mvx">
               <w:r>
                 <w:rPr>
                   <w:rFonts w:ascii="Arial" w:cs="Arial" w:eastAsia="Arial" w:hAnsi="Arial"/>
@@ -13111,7 +13129,7 @@
               <w:spacing w:after="10" w:before="0"/>
               <w:ind w:left="120"/>
             </w:pPr>
-            <w:hyperlink w:history="1" r:id="rIdn651vkeljnjrsrovqymy3">
+            <w:hyperlink w:history="1" r:id="rIdxl8iba_pradctezk0llgk">
               <w:r>
                 <w:rPr>
                   <w:rFonts w:ascii="Arial" w:cs="Arial" w:eastAsia="Arial" w:hAnsi="Arial"/>
@@ -13156,7 +13174,7 @@
             <w:pPr>
               <w:spacing w:after="20" w:before="0"/>
             </w:pPr>
-            <w:hyperlink w:history="1" r:id="rIdkrajviqhqlahizcqtnbf-">
+            <w:hyperlink w:history="1" r:id="rId_l6qfh9yxj2rgx-7tnl9p">
               <w:r>
                 <w:rPr>
                   <w:rFonts w:ascii="Arial" w:cs="Arial" w:eastAsia="Arial" w:hAnsi="Arial"/>
@@ -13189,7 +13207,7 @@
               <w:spacing w:after="10" w:before="0"/>
               <w:ind w:left="120"/>
             </w:pPr>
-            <w:hyperlink w:history="1" r:id="rIdhx6vx1pmwpigkqlqm6vv6">
+            <w:hyperlink w:history="1" r:id="rIdhelsaxvrkz3pb8olyigz6">
               <w:r>
                 <w:rPr>
                   <w:rFonts w:ascii="Arial" w:cs="Arial" w:eastAsia="Arial" w:hAnsi="Arial"/>
@@ -13384,7 +13402,7 @@
             <w:pPr>
               <w:spacing w:after="20" w:before="0"/>
             </w:pPr>
-            <w:hyperlink w:history="1" r:id="rIdts15fthgoyp02rorpxbbh">
+            <w:hyperlink w:history="1" r:id="rIdvmx8_gkviplrnsna6kwry">
               <w:r>
                 <w:rPr>
                   <w:rFonts w:ascii="Arial" w:cs="Arial" w:eastAsia="Arial" w:hAnsi="Arial"/>
@@ -13417,7 +13435,7 @@
               <w:spacing w:after="10" w:before="0"/>
               <w:ind w:left="120"/>
             </w:pPr>
-            <w:hyperlink w:history="1" r:id="rIdmm40-wzfjokt85fj_tr9r">
+            <w:hyperlink w:history="1" r:id="rIdvomdytvcmrxckvweo6loo">
               <w:r>
                 <w:rPr>
                   <w:rFonts w:ascii="Arial" w:cs="Arial" w:eastAsia="Arial" w:hAnsi="Arial"/>
@@ -13462,7 +13480,7 @@
             <w:pPr>
               <w:spacing w:after="20" w:before="0"/>
             </w:pPr>
-            <w:hyperlink w:history="1" r:id="rIdldb6l6fdldrbqkcyky3af">
+            <w:hyperlink w:history="1" r:id="rId1vgnxsl7ytdeojpwl1oce">
               <w:r>
                 <w:rPr>
                   <w:rFonts w:ascii="Arial" w:cs="Arial" w:eastAsia="Arial" w:hAnsi="Arial"/>
@@ -13495,7 +13513,7 @@
               <w:spacing w:after="10" w:before="0"/>
               <w:ind w:left="120"/>
             </w:pPr>
-            <w:hyperlink w:history="1" r:id="rIdunkf_nbypfhi2mkssgz2n">
+            <w:hyperlink w:history="1" r:id="rIdwpgx1pu17md6i4ju65dog">
               <w:r>
                 <w:rPr>
                   <w:rFonts w:ascii="Arial" w:cs="Arial" w:eastAsia="Arial" w:hAnsi="Arial"/>
@@ -15181,7 +15199,7 @@
             <w:pPr>
               <w:spacing w:after="20" w:before="0"/>
             </w:pPr>
-            <w:hyperlink w:history="1" r:id="rIdun0qcmjnjhuchyuvw8dq2">
+            <w:hyperlink w:history="1" r:id="rIdizv9ugu1tn1jnum5nlkjp">
               <w:r>
                 <w:rPr>
                   <w:rFonts w:ascii="Arial" w:cs="Arial" w:eastAsia="Arial" w:hAnsi="Arial"/>
@@ -15214,7 +15232,7 @@
               <w:spacing w:after="10" w:before="0"/>
               <w:ind w:left="120"/>
             </w:pPr>
-            <w:hyperlink w:history="1" r:id="rIdklez_tmy0twxmo7uiyvun">
+            <w:hyperlink w:history="1" r:id="rIdlaywq9kaaoeaiseesrf_l">
               <w:r>
                 <w:rPr>
                   <w:rFonts w:ascii="Arial" w:cs="Arial" w:eastAsia="Arial" w:hAnsi="Arial"/>
@@ -15259,7 +15277,7 @@
             <w:pPr>
               <w:spacing w:after="20" w:before="0"/>
             </w:pPr>
-            <w:hyperlink w:history="1" r:id="rIdjr6edmzg7z0h4jqsagd8y">
+            <w:hyperlink w:history="1" r:id="rIdq1ewoenc_tge1ftpr7o0y">
               <w:r>
                 <w:rPr>
                   <w:rFonts w:ascii="Arial" w:cs="Arial" w:eastAsia="Arial" w:hAnsi="Arial"/>
@@ -15292,7 +15310,7 @@
               <w:spacing w:after="10" w:before="0"/>
               <w:ind w:left="120"/>
             </w:pPr>
-            <w:hyperlink w:history="1" r:id="rIdrmx_veuw1efybpawetxnq">
+            <w:hyperlink w:history="1" r:id="rIdadxnpsnqmhjmknb4hjfv3">
               <w:r>
                 <w:rPr>
                   <w:rFonts w:ascii="Arial" w:cs="Arial" w:eastAsia="Arial" w:hAnsi="Arial"/>
@@ -15487,7 +15505,7 @@
             <w:pPr>
               <w:spacing w:after="20" w:before="0"/>
             </w:pPr>
-            <w:hyperlink w:history="1" r:id="rId3d_fhxxfnk9wspcqgp6fi">
+            <w:hyperlink w:history="1" r:id="rId-ytypsfhqtsqws09m4azf">
               <w:r>
                 <w:rPr>
                   <w:rFonts w:ascii="Arial" w:cs="Arial" w:eastAsia="Arial" w:hAnsi="Arial"/>
@@ -15520,7 +15538,7 @@
               <w:spacing w:after="10" w:before="0"/>
               <w:ind w:left="120"/>
             </w:pPr>
-            <w:hyperlink w:history="1" r:id="rId_zoh3uekfyix2svg6ssfl">
+            <w:hyperlink w:history="1" r:id="rIdmktak0zauxnwjyhg3xrwk">
               <w:r>
                 <w:rPr>
                   <w:rFonts w:ascii="Arial" w:cs="Arial" w:eastAsia="Arial" w:hAnsi="Arial"/>
@@ -15565,7 +15583,7 @@
             <w:pPr>
               <w:spacing w:after="20" w:before="0"/>
             </w:pPr>
-            <w:hyperlink w:history="1" r:id="rIdlj_hos1sagtp9sx8jzyt3">
+            <w:hyperlink w:history="1" r:id="rId2_yxgl1xszivw2n9q7q9y">
               <w:r>
                 <w:rPr>
                   <w:rFonts w:ascii="Arial" w:cs="Arial" w:eastAsia="Arial" w:hAnsi="Arial"/>
@@ -15598,7 +15616,7 @@
               <w:spacing w:after="10" w:before="0"/>
               <w:ind w:left="120"/>
             </w:pPr>
-            <w:hyperlink w:history="1" r:id="rId-b_tz6slmzo6quhkb0emv">
+            <w:hyperlink w:history="1" r:id="rIdra8hcqphkkwdxwkzfqbzs">
               <w:r>
                 <w:rPr>
                   <w:rFonts w:ascii="Arial" w:cs="Arial" w:eastAsia="Arial" w:hAnsi="Arial"/>
@@ -15793,7 +15811,7 @@
             <w:pPr>
               <w:spacing w:after="20" w:before="0"/>
             </w:pPr>
-            <w:hyperlink w:history="1" r:id="rIdkctf0s4sxs3ui2hewzkwe">
+            <w:hyperlink w:history="1" r:id="rIdtna73k-qs6r2ovk5xrqqk">
               <w:r>
                 <w:rPr>
                   <w:rFonts w:ascii="Arial" w:cs="Arial" w:eastAsia="Arial" w:hAnsi="Arial"/>
@@ -15826,7 +15844,7 @@
               <w:spacing w:after="10" w:before="0"/>
               <w:ind w:left="120"/>
             </w:pPr>
-            <w:hyperlink w:history="1" r:id="rIdw6dvt14at3c3fqsguaeje">
+            <w:hyperlink w:history="1" r:id="rIdoiv6-vxipfvl0lmnua--g">
               <w:r>
                 <w:rPr>
                   <w:rFonts w:ascii="Arial" w:cs="Arial" w:eastAsia="Arial" w:hAnsi="Arial"/>
@@ -15871,7 +15889,7 @@
             <w:pPr>
               <w:spacing w:after="20" w:before="0"/>
             </w:pPr>
-            <w:hyperlink w:history="1" r:id="rIdxt17a5pvavffhpsya4jkl">
+            <w:hyperlink w:history="1" r:id="rIdbv99ggtqluxlwsqy75gjk">
               <w:r>
                 <w:rPr>
                   <w:rFonts w:ascii="Arial" w:cs="Arial" w:eastAsia="Arial" w:hAnsi="Arial"/>
@@ -15904,7 +15922,7 @@
               <w:spacing w:after="10" w:before="0"/>
               <w:ind w:left="120"/>
             </w:pPr>
-            <w:hyperlink w:history="1" r:id="rId7phjodp3mjubwfyflyqnf">
+            <w:hyperlink w:history="1" r:id="rIdl7ygg7d7oidecejew1luf">
               <w:r>
                 <w:rPr>
                   <w:rFonts w:ascii="Arial" w:cs="Arial" w:eastAsia="Arial" w:hAnsi="Arial"/>
@@ -16099,7 +16117,7 @@
             <w:pPr>
               <w:spacing w:after="20" w:before="0"/>
             </w:pPr>
-            <w:hyperlink w:history="1" r:id="rIdsbawbpsj_qjmrvr1fzmy9">
+            <w:hyperlink w:history="1" r:id="rIdwokxszn5lb_0r69ezicx6">
               <w:r>
                 <w:rPr>
                   <w:rFonts w:ascii="Arial" w:cs="Arial" w:eastAsia="Arial" w:hAnsi="Arial"/>
@@ -16132,7 +16150,7 @@
               <w:spacing w:after="10" w:before="0"/>
               <w:ind w:left="120"/>
             </w:pPr>
-            <w:hyperlink w:history="1" r:id="rId7ifqbsxysue8p3upmz4hv">
+            <w:hyperlink w:history="1" r:id="rId-c2v_6thfkrfkuz7k0loy">
               <w:r>
                 <w:rPr>
                   <w:rFonts w:ascii="Arial" w:cs="Arial" w:eastAsia="Arial" w:hAnsi="Arial"/>
@@ -16177,7 +16195,7 @@
             <w:pPr>
               <w:spacing w:after="20" w:before="0"/>
             </w:pPr>
-            <w:hyperlink w:history="1" r:id="rIddxktmvda7rhffxljwuq2u">
+            <w:hyperlink w:history="1" r:id="rIdoaasffcodfuauoz22se4y">
               <w:r>
                 <w:rPr>
                   <w:rFonts w:ascii="Arial" w:cs="Arial" w:eastAsia="Arial" w:hAnsi="Arial"/>
@@ -16210,7 +16228,7 @@
               <w:spacing w:after="10" w:before="0"/>
               <w:ind w:left="120"/>
             </w:pPr>
-            <w:hyperlink w:history="1" r:id="rIdfapfh7vrqe7izs9wyraac">
+            <w:hyperlink w:history="1" r:id="rIdnrmjnqgsq7sx50eiirsfd">
               <w:r>
                 <w:rPr>
                   <w:rFonts w:ascii="Arial" w:cs="Arial" w:eastAsia="Arial" w:hAnsi="Arial"/>
@@ -16405,7 +16423,7 @@
             <w:pPr>
               <w:spacing w:after="20" w:before="0"/>
             </w:pPr>
-            <w:hyperlink w:history="1" r:id="rIdinsq2umdkm1vzbj12vnsq">
+            <w:hyperlink w:history="1" r:id="rIdz_6zlysrium9zjpgq17uy">
               <w:r>
                 <w:rPr>
                   <w:rFonts w:ascii="Arial" w:cs="Arial" w:eastAsia="Arial" w:hAnsi="Arial"/>
@@ -16438,7 +16456,7 @@
               <w:spacing w:after="10" w:before="0"/>
               <w:ind w:left="120"/>
             </w:pPr>
-            <w:hyperlink w:history="1" r:id="rIdc71abta1cmkhwquh8irck">
+            <w:hyperlink w:history="1" r:id="rIdw1rs_8mofoopies4mgf74">
               <w:r>
                 <w:rPr>
                   <w:rFonts w:ascii="Arial" w:cs="Arial" w:eastAsia="Arial" w:hAnsi="Arial"/>
@@ -16483,7 +16501,7 @@
             <w:pPr>
               <w:spacing w:after="20" w:before="0"/>
             </w:pPr>
-            <w:hyperlink w:history="1" r:id="rId6lmemboi2risibkfwa_xg">
+            <w:hyperlink w:history="1" r:id="rIdcjyfnxyqps_vlmjfuowk5">
               <w:r>
                 <w:rPr>
                   <w:rFonts w:ascii="Arial" w:cs="Arial" w:eastAsia="Arial" w:hAnsi="Arial"/>
@@ -16516,7 +16534,7 @@
               <w:spacing w:after="10" w:before="0"/>
               <w:ind w:left="120"/>
             </w:pPr>
-            <w:hyperlink w:history="1" r:id="rIdtcishd54f_urvgmhutanz">
+            <w:hyperlink w:history="1" r:id="rIdsy71ymi-jjfukqvpfum2j">
               <w:r>
                 <w:rPr>
                   <w:rFonts w:ascii="Arial" w:cs="Arial" w:eastAsia="Arial" w:hAnsi="Arial"/>
@@ -18258,7 +18276,7 @@
             <w:pPr>
               <w:spacing w:after="20" w:before="0"/>
             </w:pPr>
-            <w:hyperlink w:history="1" r:id="rIdgwjer3bsbqcvtkmmqcga1">
+            <w:hyperlink w:history="1" r:id="rIdqjd7vosz0yhkfaqxsnzob">
               <w:r>
                 <w:rPr>
                   <w:rFonts w:ascii="Arial" w:cs="Arial" w:eastAsia="Arial" w:hAnsi="Arial"/>
@@ -18291,7 +18309,7 @@
               <w:spacing w:after="10" w:before="0"/>
               <w:ind w:left="120"/>
             </w:pPr>
-            <w:hyperlink w:history="1" r:id="rId70vhmthoc7a1k8fmg9spb">
+            <w:hyperlink w:history="1" r:id="rIdvy6yiit1omet8muu-nvx8">
               <w:r>
                 <w:rPr>
                   <w:rFonts w:ascii="Arial" w:cs="Arial" w:eastAsia="Arial" w:hAnsi="Arial"/>
@@ -18336,7 +18354,7 @@
             <w:pPr>
               <w:spacing w:after="20" w:before="0"/>
             </w:pPr>
-            <w:hyperlink w:history="1" r:id="rIddsetd-g_0nbbk8uo9sy1z">
+            <w:hyperlink w:history="1" r:id="rIdjd9vhmumjkegggyqyu6so">
               <w:r>
                 <w:rPr>
                   <w:rFonts w:ascii="Arial" w:cs="Arial" w:eastAsia="Arial" w:hAnsi="Arial"/>
@@ -18369,7 +18387,7 @@
               <w:spacing w:after="10" w:before="0"/>
               <w:ind w:left="120"/>
             </w:pPr>
-            <w:hyperlink w:history="1" r:id="rIdc_ubm9jbnyb61j_oyvwnn">
+            <w:hyperlink w:history="1" r:id="rIdmumy75jm_napkqymmhdle">
               <w:r>
                 <w:rPr>
                   <w:rFonts w:ascii="Arial" w:cs="Arial" w:eastAsia="Arial" w:hAnsi="Arial"/>
@@ -18564,7 +18582,7 @@
             <w:pPr>
               <w:spacing w:after="20" w:before="0"/>
             </w:pPr>
-            <w:hyperlink w:history="1" r:id="rIdzd685xatkymerstzsklfb">
+            <w:hyperlink w:history="1" r:id="rIdnqcerycsy-_j7jpaskato">
               <w:r>
                 <w:rPr>
                   <w:rFonts w:ascii="Arial" w:cs="Arial" w:eastAsia="Arial" w:hAnsi="Arial"/>
@@ -18597,7 +18615,7 @@
               <w:spacing w:after="10" w:before="0"/>
               <w:ind w:left="120"/>
             </w:pPr>
-            <w:hyperlink w:history="1" r:id="rId0ar8e3o1f-qvilkyqtvt_">
+            <w:hyperlink w:history="1" r:id="rIdoukv_6t9v4bd5khwcfopp">
               <w:r>
                 <w:rPr>
                   <w:rFonts w:ascii="Arial" w:cs="Arial" w:eastAsia="Arial" w:hAnsi="Arial"/>
@@ -18642,7 +18660,7 @@
             <w:pPr>
               <w:spacing w:after="20" w:before="0"/>
             </w:pPr>
-            <w:hyperlink w:history="1" r:id="rId-vgcj_0_j_oumk2f5by9a">
+            <w:hyperlink w:history="1" r:id="rIddh9r_xh0gwfm5mjzpfdnc">
               <w:r>
                 <w:rPr>
                   <w:rFonts w:ascii="Arial" w:cs="Arial" w:eastAsia="Arial" w:hAnsi="Arial"/>
@@ -18675,7 +18693,7 @@
               <w:spacing w:after="10" w:before="0"/>
               <w:ind w:left="120"/>
             </w:pPr>
-            <w:hyperlink w:history="1" r:id="rIdaolw_yxju951wjklkka3d">
+            <w:hyperlink w:history="1" r:id="rIdsqz61idpnktdidgg89exz">
               <w:r>
                 <w:rPr>
                   <w:rFonts w:ascii="Arial" w:cs="Arial" w:eastAsia="Arial" w:hAnsi="Arial"/>
@@ -18870,7 +18888,7 @@
             <w:pPr>
               <w:spacing w:after="20" w:before="0"/>
             </w:pPr>
-            <w:hyperlink w:history="1" r:id="rId29_jex4cj_314m7vs7a6n">
+            <w:hyperlink w:history="1" r:id="rIdnoneagig_swbyym5ufehf">
               <w:r>
                 <w:rPr>
                   <w:rFonts w:ascii="Arial" w:cs="Arial" w:eastAsia="Arial" w:hAnsi="Arial"/>
@@ -18903,7 +18921,7 @@
               <w:spacing w:after="10" w:before="0"/>
               <w:ind w:left="120"/>
             </w:pPr>
-            <w:hyperlink w:history="1" r:id="rIddovxuywytt4kvmqslquu6">
+            <w:hyperlink w:history="1" r:id="rIdb_zhysjvnl-7lobzvfzfh">
               <w:r>
                 <w:rPr>
                   <w:rFonts w:ascii="Arial" w:cs="Arial" w:eastAsia="Arial" w:hAnsi="Arial"/>
@@ -18948,7 +18966,7 @@
             <w:pPr>
               <w:spacing w:after="20" w:before="0"/>
             </w:pPr>
-            <w:hyperlink w:history="1" r:id="rIdb6y4w3qc8vqrbiczzmd7r">
+            <w:hyperlink w:history="1" r:id="rIdiza93seu-hfdapiefitdw">
               <w:r>
                 <w:rPr>
                   <w:rFonts w:ascii="Arial" w:cs="Arial" w:eastAsia="Arial" w:hAnsi="Arial"/>
@@ -18981,7 +18999,7 @@
               <w:spacing w:after="10" w:before="0"/>
               <w:ind w:left="120"/>
             </w:pPr>
-            <w:hyperlink w:history="1" r:id="rIdpi12ihkxvqqbx1eqtdxib">
+            <w:hyperlink w:history="1" r:id="rIdvijgzmohxfpifbec5wghf">
               <w:r>
                 <w:rPr>
                   <w:rFonts w:ascii="Arial" w:cs="Arial" w:eastAsia="Arial" w:hAnsi="Arial"/>
@@ -19176,7 +19194,7 @@
             <w:pPr>
               <w:spacing w:after="20" w:before="0"/>
             </w:pPr>
-            <w:hyperlink w:history="1" r:id="rId6kalrhxelk2zvw1byoy2y">
+            <w:hyperlink w:history="1" r:id="rIdl6sy12ys1rexvmkbwyg8m">
               <w:r>
                 <w:rPr>
                   <w:rFonts w:ascii="Arial" w:cs="Arial" w:eastAsia="Arial" w:hAnsi="Arial"/>
@@ -19209,7 +19227,7 @@
               <w:spacing w:after="10" w:before="0"/>
               <w:ind w:left="120"/>
             </w:pPr>
-            <w:hyperlink w:history="1" r:id="rIdy-ytbonwynzvlwaypmted">
+            <w:hyperlink w:history="1" r:id="rIdlit8sawkx8chc1worboa9">
               <w:r>
                 <w:rPr>
                   <w:rFonts w:ascii="Arial" w:cs="Arial" w:eastAsia="Arial" w:hAnsi="Arial"/>
@@ -19254,7 +19272,7 @@
             <w:pPr>
               <w:spacing w:after="20" w:before="0"/>
             </w:pPr>
-            <w:hyperlink w:history="1" r:id="rId3oxzvhf8pdv0yrslhobgs">
+            <w:hyperlink w:history="1" r:id="rIdgouofu9auvjwmzav3neo-">
               <w:r>
                 <w:rPr>
                   <w:rFonts w:ascii="Arial" w:cs="Arial" w:eastAsia="Arial" w:hAnsi="Arial"/>
@@ -19287,7 +19305,7 @@
               <w:spacing w:after="10" w:before="0"/>
               <w:ind w:left="120"/>
             </w:pPr>
-            <w:hyperlink w:history="1" r:id="rIdjbg104hnuqxgmppvdas48">
+            <w:hyperlink w:history="1" r:id="rIda8tduceasbgtecm9snpe5">
               <w:r>
                 <w:rPr>
                   <w:rFonts w:ascii="Arial" w:cs="Arial" w:eastAsia="Arial" w:hAnsi="Arial"/>
@@ -19482,7 +19500,7 @@
             <w:pPr>
               <w:spacing w:after="20" w:before="0"/>
             </w:pPr>
-            <w:hyperlink w:history="1" r:id="rIdrdf21mge5ztuof_nomhqr">
+            <w:hyperlink w:history="1" r:id="rIdkrt9zzmmgpsers-iduord">
               <w:r>
                 <w:rPr>
                   <w:rFonts w:ascii="Arial" w:cs="Arial" w:eastAsia="Arial" w:hAnsi="Arial"/>
@@ -19515,7 +19533,7 @@
               <w:spacing w:after="10" w:before="0"/>
               <w:ind w:left="120"/>
             </w:pPr>
-            <w:hyperlink w:history="1" r:id="rIdnqfjbrm5sgjutb1decrcm">
+            <w:hyperlink w:history="1" r:id="rIdgeb1baxb5p6-pwr9dx9_-">
               <w:r>
                 <w:rPr>
                   <w:rFonts w:ascii="Arial" w:cs="Arial" w:eastAsia="Arial" w:hAnsi="Arial"/>
@@ -19560,7 +19578,7 @@
             <w:pPr>
               <w:spacing w:after="20" w:before="0"/>
             </w:pPr>
-            <w:hyperlink w:history="1" r:id="rId1pa4lypmgznoe4cuc7pgl">
+            <w:hyperlink w:history="1" r:id="rIdrvqkr7tualiftadxc5yst">
               <w:r>
                 <w:rPr>
                   <w:rFonts w:ascii="Arial" w:cs="Arial" w:eastAsia="Arial" w:hAnsi="Arial"/>
@@ -19593,7 +19611,7 @@
               <w:spacing w:after="10" w:before="0"/>
               <w:ind w:left="120"/>
             </w:pPr>
-            <w:hyperlink w:history="1" r:id="rId9ug9mfxco3dlbca2r9xvi">
+            <w:hyperlink w:history="1" r:id="rIdsuu3fz8rjnfy8-nrs0m-y">
               <w:r>
                 <w:rPr>
                   <w:rFonts w:ascii="Arial" w:cs="Arial" w:eastAsia="Arial" w:hAnsi="Arial"/>
@@ -21391,7 +21409,7 @@
             <w:pPr>
               <w:spacing w:after="20" w:before="0"/>
             </w:pPr>
-            <w:hyperlink w:history="1" r:id="rId_zghqs3jsv21atpec1b7t">
+            <w:hyperlink w:history="1" r:id="rId0g5i3u-78j6cb1hcwjrfd">
               <w:r>
                 <w:rPr>
                   <w:rFonts w:ascii="Arial" w:cs="Arial" w:eastAsia="Arial" w:hAnsi="Arial"/>
@@ -21424,7 +21442,7 @@
               <w:spacing w:after="10" w:before="0"/>
               <w:ind w:left="120"/>
             </w:pPr>
-            <w:hyperlink w:history="1" r:id="rIdfgdbzhprdql-onmfrthi0">
+            <w:hyperlink w:history="1" r:id="rIdedaygpezl-qt5go7hw4nb">
               <w:r>
                 <w:rPr>
                   <w:rFonts w:ascii="Arial" w:cs="Arial" w:eastAsia="Arial" w:hAnsi="Arial"/>
@@ -21469,7 +21487,7 @@
             <w:pPr>
               <w:spacing w:after="20" w:before="0"/>
             </w:pPr>
-            <w:hyperlink w:history="1" r:id="rIdin0dyposqmdteki7ihafz">
+            <w:hyperlink w:history="1" r:id="rId8qfjpmyggp2fvikdjvcnf">
               <w:r>
                 <w:rPr>
                   <w:rFonts w:ascii="Arial" w:cs="Arial" w:eastAsia="Arial" w:hAnsi="Arial"/>
@@ -21502,7 +21520,7 @@
               <w:spacing w:after="10" w:before="0"/>
               <w:ind w:left="120"/>
             </w:pPr>
-            <w:hyperlink w:history="1" r:id="rIdr-iwjziaempmxuy9r8lkc">
+            <w:hyperlink w:history="1" r:id="rIdwbfco3yenl6wx82oygph-">
               <w:r>
                 <w:rPr>
                   <w:rFonts w:ascii="Arial" w:cs="Arial" w:eastAsia="Arial" w:hAnsi="Arial"/>
@@ -21697,7 +21715,7 @@
             <w:pPr>
               <w:spacing w:after="20" w:before="0"/>
             </w:pPr>
-            <w:hyperlink w:history="1" r:id="rIdzivvcpnszvxnoxaorisai">
+            <w:hyperlink w:history="1" r:id="rId43a_aphmwrkte1y9nhie-">
               <w:r>
                 <w:rPr>
                   <w:rFonts w:ascii="Arial" w:cs="Arial" w:eastAsia="Arial" w:hAnsi="Arial"/>
@@ -21730,7 +21748,7 @@
               <w:spacing w:after="10" w:before="0"/>
               <w:ind w:left="120"/>
             </w:pPr>
-            <w:hyperlink w:history="1" r:id="rIdriejmwqsuxlgjqmhi5a8n">
+            <w:hyperlink w:history="1" r:id="rIdx9qvlbko4bwy0zbevyaep">
               <w:r>
                 <w:rPr>
                   <w:rFonts w:ascii="Arial" w:cs="Arial" w:eastAsia="Arial" w:hAnsi="Arial"/>
@@ -21775,7 +21793,7 @@
             <w:pPr>
               <w:spacing w:after="20" w:before="0"/>
             </w:pPr>
-            <w:hyperlink w:history="1" r:id="rIdotlvajk7h7cxe49x0bedw">
+            <w:hyperlink w:history="1" r:id="rIdqv0ya0ebw1zbzsrxfyzsr">
               <w:r>
                 <w:rPr>
                   <w:rFonts w:ascii="Arial" w:cs="Arial" w:eastAsia="Arial" w:hAnsi="Arial"/>
@@ -21808,7 +21826,7 @@
               <w:spacing w:after="10" w:before="0"/>
               <w:ind w:left="120"/>
             </w:pPr>
-            <w:hyperlink w:history="1" r:id="rIdebahzi8ml5poq6354hmfe">
+            <w:hyperlink w:history="1" r:id="rId3yqh4q0-9uwed8vjzw916">
               <w:r>
                 <w:rPr>
                   <w:rFonts w:ascii="Arial" w:cs="Arial" w:eastAsia="Arial" w:hAnsi="Arial"/>
@@ -22003,7 +22021,7 @@
             <w:pPr>
               <w:spacing w:after="20" w:before="0"/>
             </w:pPr>
-            <w:hyperlink w:history="1" r:id="rIdr0o_z5fsyeydiuhrzjigf">
+            <w:hyperlink w:history="1" r:id="rIdmtmdbw4lnhx1c4xozzwco">
               <w:r>
                 <w:rPr>
                   <w:rFonts w:ascii="Arial" w:cs="Arial" w:eastAsia="Arial" w:hAnsi="Arial"/>
@@ -22036,7 +22054,7 @@
               <w:spacing w:after="10" w:before="0"/>
               <w:ind w:left="120"/>
             </w:pPr>
-            <w:hyperlink w:history="1" r:id="rIdhkfje3rgjijinshm94tvk">
+            <w:hyperlink w:history="1" r:id="rIdm_wdno6tn1i7btkye2lm1">
               <w:r>
                 <w:rPr>
                   <w:rFonts w:ascii="Arial" w:cs="Arial" w:eastAsia="Arial" w:hAnsi="Arial"/>
@@ -22081,7 +22099,7 @@
             <w:pPr>
               <w:spacing w:after="20" w:before="0"/>
             </w:pPr>
-            <w:hyperlink w:history="1" r:id="rIdfsj8j29stdnzv--flr75x">
+            <w:hyperlink w:history="1" r:id="rIdqumrkd99xlpafjdvo0mch">
               <w:r>
                 <w:rPr>
                   <w:rFonts w:ascii="Arial" w:cs="Arial" w:eastAsia="Arial" w:hAnsi="Arial"/>
@@ -22114,7 +22132,7 @@
               <w:spacing w:after="10" w:before="0"/>
               <w:ind w:left="120"/>
             </w:pPr>
-            <w:hyperlink w:history="1" r:id="rIdqpdyjoedewf-zqeqe3hu6">
+            <w:hyperlink w:history="1" r:id="rIdbj_2mczoco-pdhbqi9c1k">
               <w:r>
                 <w:rPr>
                   <w:rFonts w:ascii="Arial" w:cs="Arial" w:eastAsia="Arial" w:hAnsi="Arial"/>
@@ -22408,7 +22426,7 @@
             <w:pPr>
               <w:spacing w:after="20" w:before="0"/>
             </w:pPr>
-            <w:hyperlink w:history="1" r:id="rIdivj1dwglwepslov5lyfvs">
+            <w:hyperlink w:history="1" r:id="rIdf2zywtbo_nbujvlzxiqv5">
               <w:r>
                 <w:rPr>
                   <w:rFonts w:ascii="Arial" w:cs="Arial" w:eastAsia="Arial" w:hAnsi="Arial"/>
@@ -22441,7 +22459,7 @@
               <w:spacing w:after="10" w:before="0"/>
               <w:ind w:left="120"/>
             </w:pPr>
-            <w:hyperlink w:history="1" r:id="rIdghdoqy8vchobcsq0sbahu">
+            <w:hyperlink w:history="1" r:id="rIdiwglin4sm1cfezfbth9wi">
               <w:r>
                 <w:rPr>
                   <w:rFonts w:ascii="Arial" w:cs="Arial" w:eastAsia="Arial" w:hAnsi="Arial"/>
@@ -22486,7 +22504,7 @@
             <w:pPr>
               <w:spacing w:after="20" w:before="0"/>
             </w:pPr>
-            <w:hyperlink w:history="1" r:id="rId1qkt9vmjh63beok9mun_0">
+            <w:hyperlink w:history="1" r:id="rId1px73xrv9_xisqsf2-y4u">
               <w:r>
                 <w:rPr>
                   <w:rFonts w:ascii="Arial" w:cs="Arial" w:eastAsia="Arial" w:hAnsi="Arial"/>
@@ -22519,7 +22537,7 @@
               <w:spacing w:after="10" w:before="0"/>
               <w:ind w:left="120"/>
             </w:pPr>
-            <w:hyperlink w:history="1" r:id="rIdqgk_7zg4tt539rbiahsvd">
+            <w:hyperlink w:history="1" r:id="rId_5dgxm7wgkk7lg1i13dib">
               <w:r>
                 <w:rPr>
                   <w:rFonts w:ascii="Arial" w:cs="Arial" w:eastAsia="Arial" w:hAnsi="Arial"/>
@@ -22714,7 +22732,7 @@
             <w:pPr>
               <w:spacing w:after="20" w:before="0"/>
             </w:pPr>
-            <w:hyperlink w:history="1" r:id="rIddzdyezet2o-iqi0my3wtd">
+            <w:hyperlink w:history="1" r:id="rIdvdxdi_tvjgthep1ilmgf3">
               <w:r>
                 <w:rPr>
                   <w:rFonts w:ascii="Arial" w:cs="Arial" w:eastAsia="Arial" w:hAnsi="Arial"/>
@@ -22747,7 +22765,7 @@
               <w:spacing w:after="10" w:before="0"/>
               <w:ind w:left="120"/>
             </w:pPr>
-            <w:hyperlink w:history="1" r:id="rIdk62lfekt86nc54koldh48">
+            <w:hyperlink w:history="1" r:id="rIdffjr42mi5xzvimvedqnoe">
               <w:r>
                 <w:rPr>
                   <w:rFonts w:ascii="Arial" w:cs="Arial" w:eastAsia="Arial" w:hAnsi="Arial"/>
@@ -22792,7 +22810,7 @@
             <w:pPr>
               <w:spacing w:after="20" w:before="0"/>
             </w:pPr>
-            <w:hyperlink w:history="1" r:id="rId87pfnhwml_zrbciql91fh">
+            <w:hyperlink w:history="1" r:id="rIdyyonqjdpjffilqhwe_2p9">
               <w:r>
                 <w:rPr>
                   <w:rFonts w:ascii="Arial" w:cs="Arial" w:eastAsia="Arial" w:hAnsi="Arial"/>
@@ -22825,7 +22843,7 @@
               <w:spacing w:after="10" w:before="0"/>
               <w:ind w:left="120"/>
             </w:pPr>
-            <w:hyperlink w:history="1" r:id="rIdywvbbg07-411wrpecoajq">
+            <w:hyperlink w:history="1" r:id="rIdfuj1-6tyrcqt06shm6fwv">
               <w:r>
                 <w:rPr>
                   <w:rFonts w:ascii="Arial" w:cs="Arial" w:eastAsia="Arial" w:hAnsi="Arial"/>
@@ -24627,7 +24645,7 @@
             <w:pPr>
               <w:spacing w:after="20" w:before="0"/>
             </w:pPr>
-            <w:hyperlink w:history="1" r:id="rIdwrdegphn5avtfht3cndfr">
+            <w:hyperlink w:history="1" r:id="rId1ivxeq6kdtnggojunece0">
               <w:r>
                 <w:rPr>
                   <w:rFonts w:ascii="Arial" w:cs="Arial" w:eastAsia="Arial" w:hAnsi="Arial"/>
@@ -24660,7 +24678,7 @@
               <w:spacing w:after="10" w:before="0"/>
               <w:ind w:left="120"/>
             </w:pPr>
-            <w:hyperlink w:history="1" r:id="rIdiu_e_rit6x_pae1i0vknz">
+            <w:hyperlink w:history="1" r:id="rId16auolw-yurjy0ape20qk">
               <w:r>
                 <w:rPr>
                   <w:rFonts w:ascii="Arial" w:cs="Arial" w:eastAsia="Arial" w:hAnsi="Arial"/>
@@ -24705,7 +24723,7 @@
             <w:pPr>
               <w:spacing w:after="20" w:before="0"/>
             </w:pPr>
-            <w:hyperlink w:history="1" r:id="rIdhpofefkbnqycl9m78ue_h">
+            <w:hyperlink w:history="1" r:id="rId16ogg3wvkkbj45flezx3s">
               <w:r>
                 <w:rPr>
                   <w:rFonts w:ascii="Arial" w:cs="Arial" w:eastAsia="Arial" w:hAnsi="Arial"/>
@@ -24738,7 +24756,7 @@
               <w:spacing w:after="10" w:before="0"/>
               <w:ind w:left="120"/>
             </w:pPr>
-            <w:hyperlink w:history="1" r:id="rId1rksxqmqyp1qcajkxuz_a">
+            <w:hyperlink w:history="1" r:id="rIdokt3qshtk9ouxqlqqz-pt">
               <w:r>
                 <w:rPr>
                   <w:rFonts w:ascii="Arial" w:cs="Arial" w:eastAsia="Arial" w:hAnsi="Arial"/>
@@ -24933,7 +24951,7 @@
             <w:pPr>
               <w:spacing w:after="20" w:before="0"/>
             </w:pPr>
-            <w:hyperlink w:history="1" r:id="rIdla0bijcksnzghfuafvq4y">
+            <w:hyperlink w:history="1" r:id="rIdmuvwnfyt4lzugbvpi0pdz">
               <w:r>
                 <w:rPr>
                   <w:rFonts w:ascii="Arial" w:cs="Arial" w:eastAsia="Arial" w:hAnsi="Arial"/>
@@ -24966,7 +24984,7 @@
               <w:spacing w:after="10" w:before="0"/>
               <w:ind w:left="120"/>
             </w:pPr>
-            <w:hyperlink w:history="1" r:id="rIdcahlupdyjhadvh_vrp2o7">
+            <w:hyperlink w:history="1" r:id="rIdlpexjzviba5kymwxkm8vy">
               <w:r>
                 <w:rPr>
                   <w:rFonts w:ascii="Arial" w:cs="Arial" w:eastAsia="Arial" w:hAnsi="Arial"/>
@@ -25011,7 +25029,7 @@
             <w:pPr>
               <w:spacing w:after="20" w:before="0"/>
             </w:pPr>
-            <w:hyperlink w:history="1" r:id="rIdym5__dy-zbhpyyjpaxw4h">
+            <w:hyperlink w:history="1" r:id="rIdnq8ihwlwcqx0vc1q1t8dk">
               <w:r>
                 <w:rPr>
                   <w:rFonts w:ascii="Arial" w:cs="Arial" w:eastAsia="Arial" w:hAnsi="Arial"/>
@@ -25044,7 +25062,7 @@
               <w:spacing w:after="10" w:before="0"/>
               <w:ind w:left="120"/>
             </w:pPr>
-            <w:hyperlink w:history="1" r:id="rIdyosfpctxwzazgyop-k6mh">
+            <w:hyperlink w:history="1" r:id="rIdn3f6yaoo2kxz4pq-6zzip">
               <w:r>
                 <w:rPr>
                   <w:rFonts w:ascii="Arial" w:cs="Arial" w:eastAsia="Arial" w:hAnsi="Arial"/>
@@ -25239,7 +25257,7 @@
             <w:pPr>
               <w:spacing w:after="20" w:before="0"/>
             </w:pPr>
-            <w:hyperlink w:history="1" r:id="rIdymb8ed5f1nrkzdi3dkij9">
+            <w:hyperlink w:history="1" r:id="rIdanpj2i1cdpy6xhsgupqyi">
               <w:r>
                 <w:rPr>
                   <w:rFonts w:ascii="Arial" w:cs="Arial" w:eastAsia="Arial" w:hAnsi="Arial"/>
@@ -25272,7 +25290,7 @@
               <w:spacing w:after="10" w:before="0"/>
               <w:ind w:left="120"/>
             </w:pPr>
-            <w:hyperlink w:history="1" r:id="rId3vjaatuqylnjtwwla0aur">
+            <w:hyperlink w:history="1" r:id="rId3lxdhojfal1govwqzdojm">
               <w:r>
                 <w:rPr>
                   <w:rFonts w:ascii="Arial" w:cs="Arial" w:eastAsia="Arial" w:hAnsi="Arial"/>
@@ -25317,7 +25335,7 @@
             <w:pPr>
               <w:spacing w:after="20" w:before="0"/>
             </w:pPr>
-            <w:hyperlink w:history="1" r:id="rId4uqgfded7nua6la4f3atf">
+            <w:hyperlink w:history="1" r:id="rId1qfo4xleyw2_bcmsabkoi">
               <w:r>
                 <w:rPr>
                   <w:rFonts w:ascii="Arial" w:cs="Arial" w:eastAsia="Arial" w:hAnsi="Arial"/>
@@ -25350,7 +25368,7 @@
               <w:spacing w:after="10" w:before="0"/>
               <w:ind w:left="120"/>
             </w:pPr>
-            <w:hyperlink w:history="1" r:id="rIdsf0tzmazzmgpyhdawldgj">
+            <w:hyperlink w:history="1" r:id="rId_-yjenzyvsqzo6zrzf1ox">
               <w:r>
                 <w:rPr>
                   <w:rFonts w:ascii="Arial" w:cs="Arial" w:eastAsia="Arial" w:hAnsi="Arial"/>
@@ -25545,7 +25563,7 @@
             <w:pPr>
               <w:spacing w:after="20" w:before="0"/>
             </w:pPr>
-            <w:hyperlink w:history="1" r:id="rIdpehg7ebgp3h_onmuaenhr">
+            <w:hyperlink w:history="1" r:id="rIdnbbjlicsa6enqocgxk8tr">
               <w:r>
                 <w:rPr>
                   <w:rFonts w:ascii="Arial" w:cs="Arial" w:eastAsia="Arial" w:hAnsi="Arial"/>
@@ -25578,7 +25596,7 @@
               <w:spacing w:after="10" w:before="0"/>
               <w:ind w:left="120"/>
             </w:pPr>
-            <w:hyperlink w:history="1" r:id="rIdk63ezp_azur443cf0evqu">
+            <w:hyperlink w:history="1" r:id="rIdd2gfzi0a6emznfrnbl3rq">
               <w:r>
                 <w:rPr>
                   <w:rFonts w:ascii="Arial" w:cs="Arial" w:eastAsia="Arial" w:hAnsi="Arial"/>
@@ -25623,7 +25641,7 @@
             <w:pPr>
               <w:spacing w:after="20" w:before="0"/>
             </w:pPr>
-            <w:hyperlink w:history="1" r:id="rIdxlis2kyqiemqpajp64bwt">
+            <w:hyperlink w:history="1" r:id="rIdgs8edrgdza01m73u0v1lm">
               <w:r>
                 <w:rPr>
                   <w:rFonts w:ascii="Arial" w:cs="Arial" w:eastAsia="Arial" w:hAnsi="Arial"/>
@@ -25656,7 +25674,7 @@
               <w:spacing w:after="10" w:before="0"/>
               <w:ind w:left="120"/>
             </w:pPr>
-            <w:hyperlink w:history="1" r:id="rIdnxqvxsavcgycovjn3cl12">
+            <w:hyperlink w:history="1" r:id="rIdjjhtthmfi-yrakk6nu6en">
               <w:r>
                 <w:rPr>
                   <w:rFonts w:ascii="Arial" w:cs="Arial" w:eastAsia="Arial" w:hAnsi="Arial"/>
@@ -25851,7 +25869,7 @@
             <w:pPr>
               <w:spacing w:after="20" w:before="0"/>
             </w:pPr>
-            <w:hyperlink w:history="1" r:id="rIdih29n-3fpnrv_49bdl_rw">
+            <w:hyperlink w:history="1" r:id="rIdodd_eduy67qcs1zekmwph">
               <w:r>
                 <w:rPr>
                   <w:rFonts w:ascii="Arial" w:cs="Arial" w:eastAsia="Arial" w:hAnsi="Arial"/>
@@ -25884,7 +25902,7 @@
               <w:spacing w:after="10" w:before="0"/>
               <w:ind w:left="120"/>
             </w:pPr>
-            <w:hyperlink w:history="1" r:id="rIdpd6ginopnkctvmtqzfxnr">
+            <w:hyperlink w:history="1" r:id="rId3guqvsugjbqy2nqytj8pa">
               <w:r>
                 <w:rPr>
                   <w:rFonts w:ascii="Arial" w:cs="Arial" w:eastAsia="Arial" w:hAnsi="Arial"/>
@@ -25929,7 +25947,7 @@
             <w:pPr>
               <w:spacing w:after="20" w:before="0"/>
             </w:pPr>
-            <w:hyperlink w:history="1" r:id="rIdbagpy-g_oobys12hrijhw">
+            <w:hyperlink w:history="1" r:id="rIdd5q44slupeashzwtl1taw">
               <w:r>
                 <w:rPr>
                   <w:rFonts w:ascii="Arial" w:cs="Arial" w:eastAsia="Arial" w:hAnsi="Arial"/>
@@ -25962,7 +25980,7 @@
               <w:spacing w:after="10" w:before="0"/>
               <w:ind w:left="120"/>
             </w:pPr>
-            <w:hyperlink w:history="1" r:id="rIdwzweb6gdrphpsz6udoi_d">
+            <w:hyperlink w:history="1" r:id="rIdjgunyhtl6ibtz8lnqn04r">
               <w:r>
                 <w:rPr>
                   <w:rFonts w:ascii="Arial" w:cs="Arial" w:eastAsia="Arial" w:hAnsi="Arial"/>

--- a/data/outputs/v2/General_Science/SS1.3_Nutrition_in_Animals/General_Science_Nutrition_in_Animals_CBE_LessonSequence.docx
+++ b/data/outputs/v2/General_Science/SS1.3_Nutrition_in_Animals/General_Science_Nutrition_in_Animals_CBE_LessonSequence.docx
@@ -3146,7 +3146,7 @@
             <w:pPr>
               <w:spacing w:after="20" w:before="0"/>
             </w:pPr>
-            <w:hyperlink w:history="1" r:id="rIdzeily6e_g2ugxfs4cvtbd">
+            <w:hyperlink w:history="1" r:id="rIdud6oka6vqtdhdcxck--9k">
               <w:r>
                 <w:rPr>
                   <w:rFonts w:ascii="Arial" w:cs="Arial" w:eastAsia="Arial" w:hAnsi="Arial"/>
@@ -3179,7 +3179,7 @@
               <w:spacing w:after="10" w:before="0"/>
               <w:ind w:left="120"/>
             </w:pPr>
-            <w:hyperlink w:history="1" r:id="rIdnx-xigixxicfyuy7qk3vw">
+            <w:hyperlink w:history="1" r:id="rIdocehy7d8yhjkq7lzdsk6j">
               <w:r>
                 <w:rPr>
                   <w:rFonts w:ascii="Arial" w:cs="Arial" w:eastAsia="Arial" w:hAnsi="Arial"/>
@@ -3224,7 +3224,7 @@
             <w:pPr>
               <w:spacing w:after="20" w:before="0"/>
             </w:pPr>
-            <w:hyperlink w:history="1" r:id="rId6ztbrf2wxfhnjykkpt3t0">
+            <w:hyperlink w:history="1" r:id="rId-qrmhpxp3evuqtsjpubus">
               <w:r>
                 <w:rPr>
                   <w:rFonts w:ascii="Arial" w:cs="Arial" w:eastAsia="Arial" w:hAnsi="Arial"/>
@@ -3257,7 +3257,7 @@
               <w:spacing w:after="10" w:before="0"/>
               <w:ind w:left="120"/>
             </w:pPr>
-            <w:hyperlink w:history="1" r:id="rId04xd6xbb_grvqkonku9av">
+            <w:hyperlink w:history="1" r:id="rIdjx-kpshlobyx8e6vmdbcu">
               <w:r>
                 <w:rPr>
                   <w:rFonts w:ascii="Arial" w:cs="Arial" w:eastAsia="Arial" w:hAnsi="Arial"/>
@@ -3452,7 +3452,7 @@
             <w:pPr>
               <w:spacing w:after="20" w:before="0"/>
             </w:pPr>
-            <w:hyperlink w:history="1" r:id="rIdxnbwneml5luf3nv2nxjhi">
+            <w:hyperlink w:history="1" r:id="rIdrqvxxodutjqfaqbcq328a">
               <w:r>
                 <w:rPr>
                   <w:rFonts w:ascii="Arial" w:cs="Arial" w:eastAsia="Arial" w:hAnsi="Arial"/>
@@ -3485,7 +3485,7 @@
               <w:spacing w:after="10" w:before="0"/>
               <w:ind w:left="120"/>
             </w:pPr>
-            <w:hyperlink w:history="1" r:id="rId2gvvyqgn7bhfcijes44y6">
+            <w:hyperlink w:history="1" r:id="rIdfa9qv0el2aefd8_x6-s_w">
               <w:r>
                 <w:rPr>
                   <w:rFonts w:ascii="Arial" w:cs="Arial" w:eastAsia="Arial" w:hAnsi="Arial"/>
@@ -3530,7 +3530,7 @@
             <w:pPr>
               <w:spacing w:after="20" w:before="0"/>
             </w:pPr>
-            <w:hyperlink w:history="1" r:id="rId6v77i17hok_bw2h1zdvle">
+            <w:hyperlink w:history="1" r:id="rIdq9edkskbpako_ok92z8gj">
               <w:r>
                 <w:rPr>
                   <w:rFonts w:ascii="Arial" w:cs="Arial" w:eastAsia="Arial" w:hAnsi="Arial"/>
@@ -3563,7 +3563,7 @@
               <w:spacing w:after="10" w:before="0"/>
               <w:ind w:left="120"/>
             </w:pPr>
-            <w:hyperlink w:history="1" r:id="rIdj9dhqqaabtcfjy1bmbxls">
+            <w:hyperlink w:history="1" r:id="rIdrob57ww6zhjajdmfj0mc2">
               <w:r>
                 <w:rPr>
                   <w:rFonts w:ascii="Arial" w:cs="Arial" w:eastAsia="Arial" w:hAnsi="Arial"/>
@@ -3758,7 +3758,7 @@
             <w:pPr>
               <w:spacing w:after="20" w:before="0"/>
             </w:pPr>
-            <w:hyperlink w:history="1" r:id="rIdxizmisshsozyuotpm3ia8">
+            <w:hyperlink w:history="1" r:id="rIdyurovkzl9yx9cozit-1ld">
               <w:r>
                 <w:rPr>
                   <w:rFonts w:ascii="Arial" w:cs="Arial" w:eastAsia="Arial" w:hAnsi="Arial"/>
@@ -3791,7 +3791,7 @@
               <w:spacing w:after="10" w:before="0"/>
               <w:ind w:left="120"/>
             </w:pPr>
-            <w:hyperlink w:history="1" r:id="rIdovmrnwle2ijaepq1mmtre">
+            <w:hyperlink w:history="1" r:id="rIdwm0p3f1qxtsjuliniropy">
               <w:r>
                 <w:rPr>
                   <w:rFonts w:ascii="Arial" w:cs="Arial" w:eastAsia="Arial" w:hAnsi="Arial"/>
@@ -3836,7 +3836,7 @@
             <w:pPr>
               <w:spacing w:after="20" w:before="0"/>
             </w:pPr>
-            <w:hyperlink w:history="1" r:id="rIdkzqwc5h9netkmkn1z3w5w">
+            <w:hyperlink w:history="1" r:id="rIdyvvfxek5dmgvkdxakzsvt">
               <w:r>
                 <w:rPr>
                   <w:rFonts w:ascii="Arial" w:cs="Arial" w:eastAsia="Arial" w:hAnsi="Arial"/>
@@ -3869,7 +3869,7 @@
               <w:spacing w:after="10" w:before="0"/>
               <w:ind w:left="120"/>
             </w:pPr>
-            <w:hyperlink w:history="1" r:id="rIdjkbgjx-1ybg6kcz9qxsiq">
+            <w:hyperlink w:history="1" r:id="rIdleucxsrikp7n6lh4nrhu0">
               <w:r>
                 <w:rPr>
                   <w:rFonts w:ascii="Arial" w:cs="Arial" w:eastAsia="Arial" w:hAnsi="Arial"/>
@@ -4064,7 +4064,7 @@
             <w:pPr>
               <w:spacing w:after="20" w:before="0"/>
             </w:pPr>
-            <w:hyperlink w:history="1" r:id="rId2hb6if4viv-kb4rr_hos2">
+            <w:hyperlink w:history="1" r:id="rIdqgor5pwzudmm5zdsjrrok">
               <w:r>
                 <w:rPr>
                   <w:rFonts w:ascii="Arial" w:cs="Arial" w:eastAsia="Arial" w:hAnsi="Arial"/>
@@ -4097,7 +4097,7 @@
               <w:spacing w:after="10" w:before="0"/>
               <w:ind w:left="120"/>
             </w:pPr>
-            <w:hyperlink w:history="1" r:id="rIda8gczec3qnq0p8xmbygmr">
+            <w:hyperlink w:history="1" r:id="rIdrkwwzr7niapevfrg20z0a">
               <w:r>
                 <w:rPr>
                   <w:rFonts w:ascii="Arial" w:cs="Arial" w:eastAsia="Arial" w:hAnsi="Arial"/>
@@ -4142,7 +4142,7 @@
             <w:pPr>
               <w:spacing w:after="20" w:before="0"/>
             </w:pPr>
-            <w:hyperlink w:history="1" r:id="rIdcgtpnq_r-nq_eceffojtd">
+            <w:hyperlink w:history="1" r:id="rIdkdwzrkhts3fkd1tlhhn77">
               <w:r>
                 <w:rPr>
                   <w:rFonts w:ascii="Arial" w:cs="Arial" w:eastAsia="Arial" w:hAnsi="Arial"/>
@@ -4175,7 +4175,7 @@
               <w:spacing w:after="10" w:before="0"/>
               <w:ind w:left="120"/>
             </w:pPr>
-            <w:hyperlink w:history="1" r:id="rIdovzpcvheand6e15tlazv5">
+            <w:hyperlink w:history="1" r:id="rIdcun26pnsofcqv2ji1weuh">
               <w:r>
                 <w:rPr>
                   <w:rFonts w:ascii="Arial" w:cs="Arial" w:eastAsia="Arial" w:hAnsi="Arial"/>
@@ -4370,7 +4370,7 @@
             <w:pPr>
               <w:spacing w:after="20" w:before="0"/>
             </w:pPr>
-            <w:hyperlink w:history="1" r:id="rId4kbjpcfltcz2iiaa2rhg7">
+            <w:hyperlink w:history="1" r:id="rIds4pafjh6leb2qryu8grr3">
               <w:r>
                 <w:rPr>
                   <w:rFonts w:ascii="Arial" w:cs="Arial" w:eastAsia="Arial" w:hAnsi="Arial"/>
@@ -4403,7 +4403,7 @@
               <w:spacing w:after="10" w:before="0"/>
               <w:ind w:left="120"/>
             </w:pPr>
-            <w:hyperlink w:history="1" r:id="rIdzxhnahkkl04jie8ttiqyl">
+            <w:hyperlink w:history="1" r:id="rIdndio0z3bzeuc9k9iri95q">
               <w:r>
                 <w:rPr>
                   <w:rFonts w:ascii="Arial" w:cs="Arial" w:eastAsia="Arial" w:hAnsi="Arial"/>
@@ -4448,7 +4448,7 @@
             <w:pPr>
               <w:spacing w:after="20" w:before="0"/>
             </w:pPr>
-            <w:hyperlink w:history="1" r:id="rIdixeivipfuaxvz_pjx43r9">
+            <w:hyperlink w:history="1" r:id="rIdfuwiv0nawxdfn9clb6wl8">
               <w:r>
                 <w:rPr>
                   <w:rFonts w:ascii="Arial" w:cs="Arial" w:eastAsia="Arial" w:hAnsi="Arial"/>
@@ -4481,7 +4481,7 @@
               <w:spacing w:after="10" w:before="0"/>
               <w:ind w:left="120"/>
             </w:pPr>
-            <w:hyperlink w:history="1" r:id="rIdyo7gesqcwijewrxr7gzt5">
+            <w:hyperlink w:history="1" r:id="rIdccfrjjlekizy-jylheczj">
               <w:r>
                 <w:rPr>
                   <w:rFonts w:ascii="Arial" w:cs="Arial" w:eastAsia="Arial" w:hAnsi="Arial"/>
@@ -6203,7 +6203,7 @@
             <w:pPr>
               <w:spacing w:after="20" w:before="0"/>
             </w:pPr>
-            <w:hyperlink w:history="1" r:id="rId-munugycp7qiowqr5rcdc">
+            <w:hyperlink w:history="1" r:id="rIdk8olvjd78n9owocgflhnu">
               <w:r>
                 <w:rPr>
                   <w:rFonts w:ascii="Arial" w:cs="Arial" w:eastAsia="Arial" w:hAnsi="Arial"/>
@@ -6236,7 +6236,7 @@
               <w:spacing w:after="10" w:before="0"/>
               <w:ind w:left="120"/>
             </w:pPr>
-            <w:hyperlink w:history="1" r:id="rId2ug_7qnqi50fq5urc1tqu">
+            <w:hyperlink w:history="1" r:id="rIdsy8dbxhgtuxgg1-xzm-pd">
               <w:r>
                 <w:rPr>
                   <w:rFonts w:ascii="Arial" w:cs="Arial" w:eastAsia="Arial" w:hAnsi="Arial"/>
@@ -6281,7 +6281,7 @@
             <w:pPr>
               <w:spacing w:after="20" w:before="0"/>
             </w:pPr>
-            <w:hyperlink w:history="1" r:id="rIdrfkdzo3tphkfzjmdx1u-w">
+            <w:hyperlink w:history="1" r:id="rIdayrjc5a28tb7bhso4t_t4">
               <w:r>
                 <w:rPr>
                   <w:rFonts w:ascii="Arial" w:cs="Arial" w:eastAsia="Arial" w:hAnsi="Arial"/>
@@ -6314,7 +6314,7 @@
               <w:spacing w:after="10" w:before="0"/>
               <w:ind w:left="120"/>
             </w:pPr>
-            <w:hyperlink w:history="1" r:id="rIduqtbwgun8-xu-4onylqpx">
+            <w:hyperlink w:history="1" r:id="rIdx9vwi9pbhhbwnqjcmurha">
               <w:r>
                 <w:rPr>
                   <w:rFonts w:ascii="Arial" w:cs="Arial" w:eastAsia="Arial" w:hAnsi="Arial"/>
@@ -6509,7 +6509,7 @@
             <w:pPr>
               <w:spacing w:after="20" w:before="0"/>
             </w:pPr>
-            <w:hyperlink w:history="1" r:id="rId70lte3gc4w1dzzzjbmdzu">
+            <w:hyperlink w:history="1" r:id="rId8syywmgtlyg1ivzxdp-qc">
               <w:r>
                 <w:rPr>
                   <w:rFonts w:ascii="Arial" w:cs="Arial" w:eastAsia="Arial" w:hAnsi="Arial"/>
@@ -6542,7 +6542,7 @@
               <w:spacing w:after="10" w:before="0"/>
               <w:ind w:left="120"/>
             </w:pPr>
-            <w:hyperlink w:history="1" r:id="rId7cqiolmyuwjjwg02zm74e">
+            <w:hyperlink w:history="1" r:id="rIddgemw9e7xire0nas60gfl">
               <w:r>
                 <w:rPr>
                   <w:rFonts w:ascii="Arial" w:cs="Arial" w:eastAsia="Arial" w:hAnsi="Arial"/>
@@ -6587,7 +6587,7 @@
             <w:pPr>
               <w:spacing w:after="20" w:before="0"/>
             </w:pPr>
-            <w:hyperlink w:history="1" r:id="rId4-et9qaci_14w9dusdztj">
+            <w:hyperlink w:history="1" r:id="rIdllvdyd6gmzdhjysilyule">
               <w:r>
                 <w:rPr>
                   <w:rFonts w:ascii="Arial" w:cs="Arial" w:eastAsia="Arial" w:hAnsi="Arial"/>
@@ -6620,7 +6620,7 @@
               <w:spacing w:after="10" w:before="0"/>
               <w:ind w:left="120"/>
             </w:pPr>
-            <w:hyperlink w:history="1" r:id="rIdbc2hjynhgx_v6uitvla5o">
+            <w:hyperlink w:history="1" r:id="rIdz5hbgmnkiananf6j6qlqo">
               <w:r>
                 <w:rPr>
                   <w:rFonts w:ascii="Arial" w:cs="Arial" w:eastAsia="Arial" w:hAnsi="Arial"/>
@@ -6815,7 +6815,7 @@
             <w:pPr>
               <w:spacing w:after="20" w:before="0"/>
             </w:pPr>
-            <w:hyperlink w:history="1" r:id="rIdxf2isd_0d_lhh_khzbmfl">
+            <w:hyperlink w:history="1" r:id="rId1rwj1llcehjtcseuknf3c">
               <w:r>
                 <w:rPr>
                   <w:rFonts w:ascii="Arial" w:cs="Arial" w:eastAsia="Arial" w:hAnsi="Arial"/>
@@ -6848,7 +6848,7 @@
               <w:spacing w:after="10" w:before="0"/>
               <w:ind w:left="120"/>
             </w:pPr>
-            <w:hyperlink w:history="1" r:id="rIdamo9jgwgcgmztxltfzuyh">
+            <w:hyperlink w:history="1" r:id="rIdlefbuc7zohj4mz62rvuwa">
               <w:r>
                 <w:rPr>
                   <w:rFonts w:ascii="Arial" w:cs="Arial" w:eastAsia="Arial" w:hAnsi="Arial"/>
@@ -6893,7 +6893,7 @@
             <w:pPr>
               <w:spacing w:after="20" w:before="0"/>
             </w:pPr>
-            <w:hyperlink w:history="1" r:id="rId2dkpbm9fc1fwcrv3y1_u9">
+            <w:hyperlink w:history="1" r:id="rIdqygdzjlm3gasbft7pusry">
               <w:r>
                 <w:rPr>
                   <w:rFonts w:ascii="Arial" w:cs="Arial" w:eastAsia="Arial" w:hAnsi="Arial"/>
@@ -6926,7 +6926,7 @@
               <w:spacing w:after="10" w:before="0"/>
               <w:ind w:left="120"/>
             </w:pPr>
-            <w:hyperlink w:history="1" r:id="rIdx9y0lt5emnwmztrjajtdd">
+            <w:hyperlink w:history="1" r:id="rIdgwwhfyfsniz8ltdyqv4ym">
               <w:r>
                 <w:rPr>
                   <w:rFonts w:ascii="Arial" w:cs="Arial" w:eastAsia="Arial" w:hAnsi="Arial"/>
@@ -7121,7 +7121,7 @@
             <w:pPr>
               <w:spacing w:after="20" w:before="0"/>
             </w:pPr>
-            <w:hyperlink w:history="1" r:id="rIdlsinvmn2_nk2medpumo9f">
+            <w:hyperlink w:history="1" r:id="rIdnnnfpbrcke6wqoidj4t20">
               <w:r>
                 <w:rPr>
                   <w:rFonts w:ascii="Arial" w:cs="Arial" w:eastAsia="Arial" w:hAnsi="Arial"/>
@@ -7154,7 +7154,7 @@
               <w:spacing w:after="10" w:before="0"/>
               <w:ind w:left="120"/>
             </w:pPr>
-            <w:hyperlink w:history="1" r:id="rId7loxdjz9km9-_fbpy6alc">
+            <w:hyperlink w:history="1" r:id="rIdbv0atepxmmsw_4ajc6yxw">
               <w:r>
                 <w:rPr>
                   <w:rFonts w:ascii="Arial" w:cs="Arial" w:eastAsia="Arial" w:hAnsi="Arial"/>
@@ -7199,7 +7199,7 @@
             <w:pPr>
               <w:spacing w:after="20" w:before="0"/>
             </w:pPr>
-            <w:hyperlink w:history="1" r:id="rId95t5oktw6jn5ktxeo6zbn">
+            <w:hyperlink w:history="1" r:id="rIdg-ps0hhipvpn7k-9vwvij">
               <w:r>
                 <w:rPr>
                   <w:rFonts w:ascii="Arial" w:cs="Arial" w:eastAsia="Arial" w:hAnsi="Arial"/>
@@ -7232,7 +7232,7 @@
               <w:spacing w:after="10" w:before="0"/>
               <w:ind w:left="120"/>
             </w:pPr>
-            <w:hyperlink w:history="1" r:id="rIdye7zzmkssrlct3ciiregi">
+            <w:hyperlink w:history="1" r:id="rIdzckdogpo-rmcwq9u8mrdf">
               <w:r>
                 <w:rPr>
                   <w:rFonts w:ascii="Arial" w:cs="Arial" w:eastAsia="Arial" w:hAnsi="Arial"/>
@@ -7427,7 +7427,7 @@
             <w:pPr>
               <w:spacing w:after="20" w:before="0"/>
             </w:pPr>
-            <w:hyperlink w:history="1" r:id="rId5j6ibnbu6ngg15l-spvet">
+            <w:hyperlink w:history="1" r:id="rIderffvmmugyvdpy9u-o67f">
               <w:r>
                 <w:rPr>
                   <w:rFonts w:ascii="Arial" w:cs="Arial" w:eastAsia="Arial" w:hAnsi="Arial"/>
@@ -7460,7 +7460,7 @@
               <w:spacing w:after="10" w:before="0"/>
               <w:ind w:left="120"/>
             </w:pPr>
-            <w:hyperlink w:history="1" r:id="rIdxqlitbuc4pivw34v_qohp">
+            <w:hyperlink w:history="1" r:id="rIdv2nvj-phnlh2aj5uubxoi">
               <w:r>
                 <w:rPr>
                   <w:rFonts w:ascii="Arial" w:cs="Arial" w:eastAsia="Arial" w:hAnsi="Arial"/>
@@ -7505,7 +7505,7 @@
             <w:pPr>
               <w:spacing w:after="20" w:before="0"/>
             </w:pPr>
-            <w:hyperlink w:history="1" r:id="rId3li3a_pqypk3bta2naijn">
+            <w:hyperlink w:history="1" r:id="rIdeg5aqfv_v9mgskect9owm">
               <w:r>
                 <w:rPr>
                   <w:rFonts w:ascii="Arial" w:cs="Arial" w:eastAsia="Arial" w:hAnsi="Arial"/>
@@ -7538,7 +7538,7 @@
               <w:spacing w:after="10" w:before="0"/>
               <w:ind w:left="120"/>
             </w:pPr>
-            <w:hyperlink w:history="1" r:id="rId5uq0mglwpvxujga5xs-ew">
+            <w:hyperlink w:history="1" r:id="rIds77j3oxia2xqs7r2zivkr">
               <w:r>
                 <w:rPr>
                   <w:rFonts w:ascii="Arial" w:cs="Arial" w:eastAsia="Arial" w:hAnsi="Arial"/>
@@ -9280,7 +9280,7 @@
             <w:pPr>
               <w:spacing w:after="20" w:before="0"/>
             </w:pPr>
-            <w:hyperlink w:history="1" r:id="rIdz_wjfv88kku-l1tino5bf">
+            <w:hyperlink w:history="1" r:id="rIdbayc0izow-5efujh3vwe2">
               <w:r>
                 <w:rPr>
                   <w:rFonts w:ascii="Arial" w:cs="Arial" w:eastAsia="Arial" w:hAnsi="Arial"/>
@@ -9313,7 +9313,7 @@
               <w:spacing w:after="10" w:before="0"/>
               <w:ind w:left="120"/>
             </w:pPr>
-            <w:hyperlink w:history="1" r:id="rIdkskqako415zoccgk2egpl">
+            <w:hyperlink w:history="1" r:id="rIdby6tcd-1wmwvnufkt83rl">
               <w:r>
                 <w:rPr>
                   <w:rFonts w:ascii="Arial" w:cs="Arial" w:eastAsia="Arial" w:hAnsi="Arial"/>
@@ -9358,7 +9358,7 @@
             <w:pPr>
               <w:spacing w:after="20" w:before="0"/>
             </w:pPr>
-            <w:hyperlink w:history="1" r:id="rIdggmgyh8_ig27vrxvbfz5h">
+            <w:hyperlink w:history="1" r:id="rId77h_alf-oisnri1z_ff3q">
               <w:r>
                 <w:rPr>
                   <w:rFonts w:ascii="Arial" w:cs="Arial" w:eastAsia="Arial" w:hAnsi="Arial"/>
@@ -9391,7 +9391,7 @@
               <w:spacing w:after="10" w:before="0"/>
               <w:ind w:left="120"/>
             </w:pPr>
-            <w:hyperlink w:history="1" r:id="rIdkfpd-quwdvwb1bab_691x">
+            <w:hyperlink w:history="1" r:id="rIdtaxhjzjeu1y7q6fakyalo">
               <w:r>
                 <w:rPr>
                   <w:rFonts w:ascii="Arial" w:cs="Arial" w:eastAsia="Arial" w:hAnsi="Arial"/>
@@ -9586,7 +9586,7 @@
             <w:pPr>
               <w:spacing w:after="20" w:before="0"/>
             </w:pPr>
-            <w:hyperlink w:history="1" r:id="rIdihskl2de1e_dmgkaxn0s6">
+            <w:hyperlink w:history="1" r:id="rId32d0jgiuzblugsxx5iig_">
               <w:r>
                 <w:rPr>
                   <w:rFonts w:ascii="Arial" w:cs="Arial" w:eastAsia="Arial" w:hAnsi="Arial"/>
@@ -9619,7 +9619,7 @@
               <w:spacing w:after="10" w:before="0"/>
               <w:ind w:left="120"/>
             </w:pPr>
-            <w:hyperlink w:history="1" r:id="rId6oxyijwzopw0uvjuvntrv">
+            <w:hyperlink w:history="1" r:id="rIdusnkve-lr2okwjguksocq">
               <w:r>
                 <w:rPr>
                   <w:rFonts w:ascii="Arial" w:cs="Arial" w:eastAsia="Arial" w:hAnsi="Arial"/>
@@ -9664,7 +9664,7 @@
             <w:pPr>
               <w:spacing w:after="20" w:before="0"/>
             </w:pPr>
-            <w:hyperlink w:history="1" r:id="rId6plotix6li-jzmmrndnh5">
+            <w:hyperlink w:history="1" r:id="rIdavilvuceq4lmuqizod4zl">
               <w:r>
                 <w:rPr>
                   <w:rFonts w:ascii="Arial" w:cs="Arial" w:eastAsia="Arial" w:hAnsi="Arial"/>
@@ -9697,7 +9697,7 @@
               <w:spacing w:after="10" w:before="0"/>
               <w:ind w:left="120"/>
             </w:pPr>
-            <w:hyperlink w:history="1" r:id="rIdmz-dpyv0cm8ifrpfm7efe">
+            <w:hyperlink w:history="1" r:id="rIdg_l7u5-bcu5dqip4j6wdi">
               <w:r>
                 <w:rPr>
                   <w:rFonts w:ascii="Arial" w:cs="Arial" w:eastAsia="Arial" w:hAnsi="Arial"/>
@@ -9892,7 +9892,7 @@
             <w:pPr>
               <w:spacing w:after="20" w:before="0"/>
             </w:pPr>
-            <w:hyperlink w:history="1" r:id="rIdujs9obx_-x9bg9_4q5jht">
+            <w:hyperlink w:history="1" r:id="rIdwlbo9_kj2yovuwfbdwtoz">
               <w:r>
                 <w:rPr>
                   <w:rFonts w:ascii="Arial" w:cs="Arial" w:eastAsia="Arial" w:hAnsi="Arial"/>
@@ -9925,7 +9925,7 @@
               <w:spacing w:after="10" w:before="0"/>
               <w:ind w:left="120"/>
             </w:pPr>
-            <w:hyperlink w:history="1" r:id="rId7wodjyqjv4j4ll0gm7ggc">
+            <w:hyperlink w:history="1" r:id="rIdlrjcxilqpoetu0c1zl4i5">
               <w:r>
                 <w:rPr>
                   <w:rFonts w:ascii="Arial" w:cs="Arial" w:eastAsia="Arial" w:hAnsi="Arial"/>
@@ -9970,7 +9970,7 @@
             <w:pPr>
               <w:spacing w:after="20" w:before="0"/>
             </w:pPr>
-            <w:hyperlink w:history="1" r:id="rIdtfco8wnh9pkjkq0zsblpz">
+            <w:hyperlink w:history="1" r:id="rIdh9_j7lcp5xdjuscknhv88">
               <w:r>
                 <w:rPr>
                   <w:rFonts w:ascii="Arial" w:cs="Arial" w:eastAsia="Arial" w:hAnsi="Arial"/>
@@ -10003,7 +10003,7 @@
               <w:spacing w:after="10" w:before="0"/>
               <w:ind w:left="120"/>
             </w:pPr>
-            <w:hyperlink w:history="1" r:id="rIdkabw0npdw_2svraeu_a2z">
+            <w:hyperlink w:history="1" r:id="rIdiqzrca-o1xjk-qm-txcqj">
               <w:r>
                 <w:rPr>
                   <w:rFonts w:ascii="Arial" w:cs="Arial" w:eastAsia="Arial" w:hAnsi="Arial"/>
@@ -10198,7 +10198,7 @@
             <w:pPr>
               <w:spacing w:after="20" w:before="0"/>
             </w:pPr>
-            <w:hyperlink w:history="1" r:id="rIdz6_sjl74dncggskbcwxrz">
+            <w:hyperlink w:history="1" r:id="rIdqpooprc5wvgh4mdvcijyi">
               <w:r>
                 <w:rPr>
                   <w:rFonts w:ascii="Arial" w:cs="Arial" w:eastAsia="Arial" w:hAnsi="Arial"/>
@@ -10231,7 +10231,7 @@
               <w:spacing w:after="10" w:before="0"/>
               <w:ind w:left="120"/>
             </w:pPr>
-            <w:hyperlink w:history="1" r:id="rIdgbu44sywaymewkpq9xlns">
+            <w:hyperlink w:history="1" r:id="rIdd-gsa4f0bvbqfs-lyfikp">
               <w:r>
                 <w:rPr>
                   <w:rFonts w:ascii="Arial" w:cs="Arial" w:eastAsia="Arial" w:hAnsi="Arial"/>
@@ -10276,7 +10276,7 @@
             <w:pPr>
               <w:spacing w:after="20" w:before="0"/>
             </w:pPr>
-            <w:hyperlink w:history="1" r:id="rIduggbhcjzlmpeuqfhgp9jt">
+            <w:hyperlink w:history="1" r:id="rIdr9qej0khi1p2nmjwfk2mg">
               <w:r>
                 <w:rPr>
                   <w:rFonts w:ascii="Arial" w:cs="Arial" w:eastAsia="Arial" w:hAnsi="Arial"/>
@@ -10309,7 +10309,7 @@
               <w:spacing w:after="10" w:before="0"/>
               <w:ind w:left="120"/>
             </w:pPr>
-            <w:hyperlink w:history="1" r:id="rIdcfmxtdfnjb9qxsgv0jy1f">
+            <w:hyperlink w:history="1" r:id="rIdkhvp6pyeooaik2zzyb0vy">
               <w:r>
                 <w:rPr>
                   <w:rFonts w:ascii="Arial" w:cs="Arial" w:eastAsia="Arial" w:hAnsi="Arial"/>
@@ -10504,7 +10504,7 @@
             <w:pPr>
               <w:spacing w:after="20" w:before="0"/>
             </w:pPr>
-            <w:hyperlink w:history="1" r:id="rId1uv7skajpevthjx404c6b">
+            <w:hyperlink w:history="1" r:id="rIdwfxujxvgfbuznaxcmvwoi">
               <w:r>
                 <w:rPr>
                   <w:rFonts w:ascii="Arial" w:cs="Arial" w:eastAsia="Arial" w:hAnsi="Arial"/>
@@ -10537,7 +10537,7 @@
               <w:spacing w:after="10" w:before="0"/>
               <w:ind w:left="120"/>
             </w:pPr>
-            <w:hyperlink w:history="1" r:id="rIdfxks2t0ry5ytz71pf4fvs">
+            <w:hyperlink w:history="1" r:id="rIdfajsl1ll0yn8urzckiiua">
               <w:r>
                 <w:rPr>
                   <w:rFonts w:ascii="Arial" w:cs="Arial" w:eastAsia="Arial" w:hAnsi="Arial"/>
@@ -10582,7 +10582,7 @@
             <w:pPr>
               <w:spacing w:after="20" w:before="0"/>
             </w:pPr>
-            <w:hyperlink w:history="1" r:id="rIddt4bsrnp-3t87zom4mgva">
+            <w:hyperlink w:history="1" r:id="rId7vbqm8mhfelhttlq5fuhe">
               <w:r>
                 <w:rPr>
                   <w:rFonts w:ascii="Arial" w:cs="Arial" w:eastAsia="Arial" w:hAnsi="Arial"/>
@@ -10615,7 +10615,7 @@
               <w:spacing w:after="10" w:before="0"/>
               <w:ind w:left="120"/>
             </w:pPr>
-            <w:hyperlink w:history="1" r:id="rIdvwd2bqw7lnikefl2zfvir">
+            <w:hyperlink w:history="1" r:id="rIdclsnwkeghtq4kdiibxccp">
               <w:r>
                 <w:rPr>
                   <w:rFonts w:ascii="Arial" w:cs="Arial" w:eastAsia="Arial" w:hAnsi="Arial"/>
@@ -12178,7 +12178,7 @@
             <w:pPr>
               <w:spacing w:after="20" w:before="0"/>
             </w:pPr>
-            <w:hyperlink w:history="1" r:id="rIdqoy6udqhcbfqhau9emzuv">
+            <w:hyperlink w:history="1" r:id="rId3yh1szfqrqotftxnjl4yk">
               <w:r>
                 <w:rPr>
                   <w:rFonts w:ascii="Arial" w:cs="Arial" w:eastAsia="Arial" w:hAnsi="Arial"/>
@@ -12211,7 +12211,7 @@
               <w:spacing w:after="10" w:before="0"/>
               <w:ind w:left="120"/>
             </w:pPr>
-            <w:hyperlink w:history="1" r:id="rIdwtzsmwpzcqoiqrssmh-jl">
+            <w:hyperlink w:history="1" r:id="rIdzce9dmkf1dm4mp4yj_zw-">
               <w:r>
                 <w:rPr>
                   <w:rFonts w:ascii="Arial" w:cs="Arial" w:eastAsia="Arial" w:hAnsi="Arial"/>
@@ -12256,7 +12256,7 @@
             <w:pPr>
               <w:spacing w:after="20" w:before="0"/>
             </w:pPr>
-            <w:hyperlink w:history="1" r:id="rIdmb0okcq0zimptszlkhsoc">
+            <w:hyperlink w:history="1" r:id="rId_ss1zv52-iwwj7_5_ebst">
               <w:r>
                 <w:rPr>
                   <w:rFonts w:ascii="Arial" w:cs="Arial" w:eastAsia="Arial" w:hAnsi="Arial"/>
@@ -12289,7 +12289,7 @@
               <w:spacing w:after="10" w:before="0"/>
               <w:ind w:left="120"/>
             </w:pPr>
-            <w:hyperlink w:history="1" r:id="rIdewkxg2u3wuyggescjvkhe">
+            <w:hyperlink w:history="1" r:id="rId8iles9wirdssxcug-sgdg">
               <w:r>
                 <w:rPr>
                   <w:rFonts w:ascii="Arial" w:cs="Arial" w:eastAsia="Arial" w:hAnsi="Arial"/>
@@ -12484,7 +12484,7 @@
             <w:pPr>
               <w:spacing w:after="20" w:before="0"/>
             </w:pPr>
-            <w:hyperlink w:history="1" r:id="rId4r0ccx07afh8hfu1ivh_k">
+            <w:hyperlink w:history="1" r:id="rIdlvntd3nzbwdcm8c3bkkq3">
               <w:r>
                 <w:rPr>
                   <w:rFonts w:ascii="Arial" w:cs="Arial" w:eastAsia="Arial" w:hAnsi="Arial"/>
@@ -12517,7 +12517,7 @@
               <w:spacing w:after="10" w:before="0"/>
               <w:ind w:left="120"/>
             </w:pPr>
-            <w:hyperlink w:history="1" r:id="rIdx0vfijjb6p1hiaxrxelrs">
+            <w:hyperlink w:history="1" r:id="rIdjqasdc9dsukapwyn5xqf4">
               <w:r>
                 <w:rPr>
                   <w:rFonts w:ascii="Arial" w:cs="Arial" w:eastAsia="Arial" w:hAnsi="Arial"/>
@@ -12562,7 +12562,7 @@
             <w:pPr>
               <w:spacing w:after="20" w:before="0"/>
             </w:pPr>
-            <w:hyperlink w:history="1" r:id="rIdb7zj3t2pm6xx1sghpjy9f">
+            <w:hyperlink w:history="1" r:id="rIdnwe0ll9d-iini4uipbrx7">
               <w:r>
                 <w:rPr>
                   <w:rFonts w:ascii="Arial" w:cs="Arial" w:eastAsia="Arial" w:hAnsi="Arial"/>
@@ -12595,7 +12595,7 @@
               <w:spacing w:after="10" w:before="0"/>
               <w:ind w:left="120"/>
             </w:pPr>
-            <w:hyperlink w:history="1" r:id="rIdcn5wtqhh3ncsdui7zgk2k">
+            <w:hyperlink w:history="1" r:id="rId5zm_y0vwby6ftor4r9mhh">
               <w:r>
                 <w:rPr>
                   <w:rFonts w:ascii="Arial" w:cs="Arial" w:eastAsia="Arial" w:hAnsi="Arial"/>
@@ -12790,7 +12790,7 @@
             <w:pPr>
               <w:spacing w:after="20" w:before="0"/>
             </w:pPr>
-            <w:hyperlink w:history="1" r:id="rId3g-edzwxixrqw8hv0rc20">
+            <w:hyperlink w:history="1" r:id="rId2afbxx8yftlehdnmiw6j6">
               <w:r>
                 <w:rPr>
                   <w:rFonts w:ascii="Arial" w:cs="Arial" w:eastAsia="Arial" w:hAnsi="Arial"/>
@@ -12823,7 +12823,7 @@
               <w:spacing w:after="10" w:before="0"/>
               <w:ind w:left="120"/>
             </w:pPr>
-            <w:hyperlink w:history="1" r:id="rIdzj8gpslthsnct0jfqupik">
+            <w:hyperlink w:history="1" r:id="rIdyfv9gjgk46u_h9apr6_th">
               <w:r>
                 <w:rPr>
                   <w:rFonts w:ascii="Arial" w:cs="Arial" w:eastAsia="Arial" w:hAnsi="Arial"/>
@@ -12868,7 +12868,7 @@
             <w:pPr>
               <w:spacing w:after="20" w:before="0"/>
             </w:pPr>
-            <w:hyperlink w:history="1" r:id="rIdvqj9tbwdorq8rqvu68jkt">
+            <w:hyperlink w:history="1" r:id="rIdl82ymalwfx1nnqmozo9rx">
               <w:r>
                 <w:rPr>
                   <w:rFonts w:ascii="Arial" w:cs="Arial" w:eastAsia="Arial" w:hAnsi="Arial"/>
@@ -12901,7 +12901,7 @@
               <w:spacing w:after="10" w:before="0"/>
               <w:ind w:left="120"/>
             </w:pPr>
-            <w:hyperlink w:history="1" r:id="rIdzdyac4bkzl_ajp5ilqln7">
+            <w:hyperlink w:history="1" r:id="rIduoqefc1rwormeopenbs-b">
               <w:r>
                 <w:rPr>
                   <w:rFonts w:ascii="Arial" w:cs="Arial" w:eastAsia="Arial" w:hAnsi="Arial"/>
@@ -13096,7 +13096,7 @@
             <w:pPr>
               <w:spacing w:after="20" w:before="0"/>
             </w:pPr>
-            <w:hyperlink w:history="1" r:id="rIdxzyols5-ryz1y-gng0mvx">
+            <w:hyperlink w:history="1" r:id="rId11iwkr93quomgteztsn3c">
               <w:r>
                 <w:rPr>
                   <w:rFonts w:ascii="Arial" w:cs="Arial" w:eastAsia="Arial" w:hAnsi="Arial"/>
@@ -13129,7 +13129,7 @@
               <w:spacing w:after="10" w:before="0"/>
               <w:ind w:left="120"/>
             </w:pPr>
-            <w:hyperlink w:history="1" r:id="rIdxl8iba_pradctezk0llgk">
+            <w:hyperlink w:history="1" r:id="rIdywyc5ergksar_rnoiygcz">
               <w:r>
                 <w:rPr>
                   <w:rFonts w:ascii="Arial" w:cs="Arial" w:eastAsia="Arial" w:hAnsi="Arial"/>
@@ -13174,7 +13174,7 @@
             <w:pPr>
               <w:spacing w:after="20" w:before="0"/>
             </w:pPr>
-            <w:hyperlink w:history="1" r:id="rId_l6qfh9yxj2rgx-7tnl9p">
+            <w:hyperlink w:history="1" r:id="rId4dxl_f0lnqhdlty9rkiaz">
               <w:r>
                 <w:rPr>
                   <w:rFonts w:ascii="Arial" w:cs="Arial" w:eastAsia="Arial" w:hAnsi="Arial"/>
@@ -13207,7 +13207,7 @@
               <w:spacing w:after="10" w:before="0"/>
               <w:ind w:left="120"/>
             </w:pPr>
-            <w:hyperlink w:history="1" r:id="rIdhelsaxvrkz3pb8olyigz6">
+            <w:hyperlink w:history="1" r:id="rIdnfmfrtvggwhz1znbjwpkl">
               <w:r>
                 <w:rPr>
                   <w:rFonts w:ascii="Arial" w:cs="Arial" w:eastAsia="Arial" w:hAnsi="Arial"/>
@@ -13402,7 +13402,7 @@
             <w:pPr>
               <w:spacing w:after="20" w:before="0"/>
             </w:pPr>
-            <w:hyperlink w:history="1" r:id="rIdvmx8_gkviplrnsna6kwry">
+            <w:hyperlink w:history="1" r:id="rIdh-9232-94bn7wbkiwk9xw">
               <w:r>
                 <w:rPr>
                   <w:rFonts w:ascii="Arial" w:cs="Arial" w:eastAsia="Arial" w:hAnsi="Arial"/>
@@ -13435,7 +13435,7 @@
               <w:spacing w:after="10" w:before="0"/>
               <w:ind w:left="120"/>
             </w:pPr>
-            <w:hyperlink w:history="1" r:id="rIdvomdytvcmrxckvweo6loo">
+            <w:hyperlink w:history="1" r:id="rIdu4op-_dh2yxtu6vwso6jj">
               <w:r>
                 <w:rPr>
                   <w:rFonts w:ascii="Arial" w:cs="Arial" w:eastAsia="Arial" w:hAnsi="Arial"/>
@@ -13480,7 +13480,7 @@
             <w:pPr>
               <w:spacing w:after="20" w:before="0"/>
             </w:pPr>
-            <w:hyperlink w:history="1" r:id="rId1vgnxsl7ytdeojpwl1oce">
+            <w:hyperlink w:history="1" r:id="rIdflv1uvsrj-7d533tziov1">
               <w:r>
                 <w:rPr>
                   <w:rFonts w:ascii="Arial" w:cs="Arial" w:eastAsia="Arial" w:hAnsi="Arial"/>
@@ -13513,7 +13513,7 @@
               <w:spacing w:after="10" w:before="0"/>
               <w:ind w:left="120"/>
             </w:pPr>
-            <w:hyperlink w:history="1" r:id="rIdwpgx1pu17md6i4ju65dog">
+            <w:hyperlink w:history="1" r:id="rId7-gjyyypsnxon7y7q2wym">
               <w:r>
                 <w:rPr>
                   <w:rFonts w:ascii="Arial" w:cs="Arial" w:eastAsia="Arial" w:hAnsi="Arial"/>
@@ -15199,7 +15199,7 @@
             <w:pPr>
               <w:spacing w:after="20" w:before="0"/>
             </w:pPr>
-            <w:hyperlink w:history="1" r:id="rIdizv9ugu1tn1jnum5nlkjp">
+            <w:hyperlink w:history="1" r:id="rIdrio_tgupqi3zrcskjwaoy">
               <w:r>
                 <w:rPr>
                   <w:rFonts w:ascii="Arial" w:cs="Arial" w:eastAsia="Arial" w:hAnsi="Arial"/>
@@ -15232,7 +15232,7 @@
               <w:spacing w:after="10" w:before="0"/>
               <w:ind w:left="120"/>
             </w:pPr>
-            <w:hyperlink w:history="1" r:id="rIdlaywq9kaaoeaiseesrf_l">
+            <w:hyperlink w:history="1" r:id="rId1rrccuynj87nkwynjpzpe">
               <w:r>
                 <w:rPr>
                   <w:rFonts w:ascii="Arial" w:cs="Arial" w:eastAsia="Arial" w:hAnsi="Arial"/>
@@ -15277,7 +15277,7 @@
             <w:pPr>
               <w:spacing w:after="20" w:before="0"/>
             </w:pPr>
-            <w:hyperlink w:history="1" r:id="rIdq1ewoenc_tge1ftpr7o0y">
+            <w:hyperlink w:history="1" r:id="rId0fye3-pl7qcaa8iivmlxb">
               <w:r>
                 <w:rPr>
                   <w:rFonts w:ascii="Arial" w:cs="Arial" w:eastAsia="Arial" w:hAnsi="Arial"/>
@@ -15310,7 +15310,7 @@
               <w:spacing w:after="10" w:before="0"/>
               <w:ind w:left="120"/>
             </w:pPr>
-            <w:hyperlink w:history="1" r:id="rIdadxnpsnqmhjmknb4hjfv3">
+            <w:hyperlink w:history="1" r:id="rId86p8xgb_veqlcrevu3thw">
               <w:r>
                 <w:rPr>
                   <w:rFonts w:ascii="Arial" w:cs="Arial" w:eastAsia="Arial" w:hAnsi="Arial"/>
@@ -15505,7 +15505,7 @@
             <w:pPr>
               <w:spacing w:after="20" w:before="0"/>
             </w:pPr>
-            <w:hyperlink w:history="1" r:id="rId-ytypsfhqtsqws09m4azf">
+            <w:hyperlink w:history="1" r:id="rIdzk7nxc9v7gbzavjhp59ry">
               <w:r>
                 <w:rPr>
                   <w:rFonts w:ascii="Arial" w:cs="Arial" w:eastAsia="Arial" w:hAnsi="Arial"/>
@@ -15538,7 +15538,7 @@
               <w:spacing w:after="10" w:before="0"/>
               <w:ind w:left="120"/>
             </w:pPr>
-            <w:hyperlink w:history="1" r:id="rIdmktak0zauxnwjyhg3xrwk">
+            <w:hyperlink w:history="1" r:id="rIdqtjvzfe2onuva0z_ynv2j">
               <w:r>
                 <w:rPr>
                   <w:rFonts w:ascii="Arial" w:cs="Arial" w:eastAsia="Arial" w:hAnsi="Arial"/>
@@ -15583,7 +15583,7 @@
             <w:pPr>
               <w:spacing w:after="20" w:before="0"/>
             </w:pPr>
-            <w:hyperlink w:history="1" r:id="rId2_yxgl1xszivw2n9q7q9y">
+            <w:hyperlink w:history="1" r:id="rIdvnudpw2yzx1grevwsryac">
               <w:r>
                 <w:rPr>
                   <w:rFonts w:ascii="Arial" w:cs="Arial" w:eastAsia="Arial" w:hAnsi="Arial"/>
@@ -15616,7 +15616,7 @@
               <w:spacing w:after="10" w:before="0"/>
               <w:ind w:left="120"/>
             </w:pPr>
-            <w:hyperlink w:history="1" r:id="rIdra8hcqphkkwdxwkzfqbzs">
+            <w:hyperlink w:history="1" r:id="rIdy1dlzj7afsmrgpcv1xtpi">
               <w:r>
                 <w:rPr>
                   <w:rFonts w:ascii="Arial" w:cs="Arial" w:eastAsia="Arial" w:hAnsi="Arial"/>
@@ -15811,7 +15811,7 @@
             <w:pPr>
               <w:spacing w:after="20" w:before="0"/>
             </w:pPr>
-            <w:hyperlink w:history="1" r:id="rIdtna73k-qs6r2ovk5xrqqk">
+            <w:hyperlink w:history="1" r:id="rIdab6doifkwguypzms-vzls">
               <w:r>
                 <w:rPr>
                   <w:rFonts w:ascii="Arial" w:cs="Arial" w:eastAsia="Arial" w:hAnsi="Arial"/>
@@ -15844,7 +15844,7 @@
               <w:spacing w:after="10" w:before="0"/>
               <w:ind w:left="120"/>
             </w:pPr>
-            <w:hyperlink w:history="1" r:id="rIdoiv6-vxipfvl0lmnua--g">
+            <w:hyperlink w:history="1" r:id="rIdxx4yt0s60ukcdbiaxxtsk">
               <w:r>
                 <w:rPr>
                   <w:rFonts w:ascii="Arial" w:cs="Arial" w:eastAsia="Arial" w:hAnsi="Arial"/>
@@ -15889,7 +15889,7 @@
             <w:pPr>
               <w:spacing w:after="20" w:before="0"/>
             </w:pPr>
-            <w:hyperlink w:history="1" r:id="rIdbv99ggtqluxlwsqy75gjk">
+            <w:hyperlink w:history="1" r:id="rIds3dwhig41jspljk5da_pb">
               <w:r>
                 <w:rPr>
                   <w:rFonts w:ascii="Arial" w:cs="Arial" w:eastAsia="Arial" w:hAnsi="Arial"/>
@@ -15922,7 +15922,7 @@
               <w:spacing w:after="10" w:before="0"/>
               <w:ind w:left="120"/>
             </w:pPr>
-            <w:hyperlink w:history="1" r:id="rIdl7ygg7d7oidecejew1luf">
+            <w:hyperlink w:history="1" r:id="rIdwqiefemru6onw5scmrvwd">
               <w:r>
                 <w:rPr>
                   <w:rFonts w:ascii="Arial" w:cs="Arial" w:eastAsia="Arial" w:hAnsi="Arial"/>
@@ -16117,7 +16117,7 @@
             <w:pPr>
               <w:spacing w:after="20" w:before="0"/>
             </w:pPr>
-            <w:hyperlink w:history="1" r:id="rIdwokxszn5lb_0r69ezicx6">
+            <w:hyperlink w:history="1" r:id="rIdowvi4klordi1cflsbze_i">
               <w:r>
                 <w:rPr>
                   <w:rFonts w:ascii="Arial" w:cs="Arial" w:eastAsia="Arial" w:hAnsi="Arial"/>
@@ -16150,7 +16150,7 @@
               <w:spacing w:after="10" w:before="0"/>
               <w:ind w:left="120"/>
             </w:pPr>
-            <w:hyperlink w:history="1" r:id="rId-c2v_6thfkrfkuz7k0loy">
+            <w:hyperlink w:history="1" r:id="rId0h12p_o1omzoa9agctc0x">
               <w:r>
                 <w:rPr>
                   <w:rFonts w:ascii="Arial" w:cs="Arial" w:eastAsia="Arial" w:hAnsi="Arial"/>
@@ -16195,7 +16195,7 @@
             <w:pPr>
               <w:spacing w:after="20" w:before="0"/>
             </w:pPr>
-            <w:hyperlink w:history="1" r:id="rIdoaasffcodfuauoz22se4y">
+            <w:hyperlink w:history="1" r:id="rIdgkm0sk0lo2-0cpdv6rh7o">
               <w:r>
                 <w:rPr>
                   <w:rFonts w:ascii="Arial" w:cs="Arial" w:eastAsia="Arial" w:hAnsi="Arial"/>
@@ -16228,7 +16228,7 @@
               <w:spacing w:after="10" w:before="0"/>
               <w:ind w:left="120"/>
             </w:pPr>
-            <w:hyperlink w:history="1" r:id="rIdnrmjnqgsq7sx50eiirsfd">
+            <w:hyperlink w:history="1" r:id="rIdm7irl8kdwchkfqwgkdn8v">
               <w:r>
                 <w:rPr>
                   <w:rFonts w:ascii="Arial" w:cs="Arial" w:eastAsia="Arial" w:hAnsi="Arial"/>
@@ -16423,7 +16423,7 @@
             <w:pPr>
               <w:spacing w:after="20" w:before="0"/>
             </w:pPr>
-            <w:hyperlink w:history="1" r:id="rIdz_6zlysrium9zjpgq17uy">
+            <w:hyperlink w:history="1" r:id="rId53eyt8ondjyqwtn7tyfs_">
               <w:r>
                 <w:rPr>
                   <w:rFonts w:ascii="Arial" w:cs="Arial" w:eastAsia="Arial" w:hAnsi="Arial"/>
@@ -16456,7 +16456,7 @@
               <w:spacing w:after="10" w:before="0"/>
               <w:ind w:left="120"/>
             </w:pPr>
-            <w:hyperlink w:history="1" r:id="rIdw1rs_8mofoopies4mgf74">
+            <w:hyperlink w:history="1" r:id="rIdbzwzzqrmux3ipetuj8g3z">
               <w:r>
                 <w:rPr>
                   <w:rFonts w:ascii="Arial" w:cs="Arial" w:eastAsia="Arial" w:hAnsi="Arial"/>
@@ -16501,7 +16501,7 @@
             <w:pPr>
               <w:spacing w:after="20" w:before="0"/>
             </w:pPr>
-            <w:hyperlink w:history="1" r:id="rIdcjyfnxyqps_vlmjfuowk5">
+            <w:hyperlink w:history="1" r:id="rId5d9b8343r7bvax1xb8wdx">
               <w:r>
                 <w:rPr>
                   <w:rFonts w:ascii="Arial" w:cs="Arial" w:eastAsia="Arial" w:hAnsi="Arial"/>
@@ -16534,7 +16534,7 @@
               <w:spacing w:after="10" w:before="0"/>
               <w:ind w:left="120"/>
             </w:pPr>
-            <w:hyperlink w:history="1" r:id="rIdsy71ymi-jjfukqvpfum2j">
+            <w:hyperlink w:history="1" r:id="rIdty0tacbl8p605bc8ag817">
               <w:r>
                 <w:rPr>
                   <w:rFonts w:ascii="Arial" w:cs="Arial" w:eastAsia="Arial" w:hAnsi="Arial"/>
@@ -18276,7 +18276,7 @@
             <w:pPr>
               <w:spacing w:after="20" w:before="0"/>
             </w:pPr>
-            <w:hyperlink w:history="1" r:id="rIdqjd7vosz0yhkfaqxsnzob">
+            <w:hyperlink w:history="1" r:id="rIddxgd1udfjpikdseww9fux">
               <w:r>
                 <w:rPr>
                   <w:rFonts w:ascii="Arial" w:cs="Arial" w:eastAsia="Arial" w:hAnsi="Arial"/>
@@ -18309,7 +18309,7 @@
               <w:spacing w:after="10" w:before="0"/>
               <w:ind w:left="120"/>
             </w:pPr>
-            <w:hyperlink w:history="1" r:id="rIdvy6yiit1omet8muu-nvx8">
+            <w:hyperlink w:history="1" r:id="rId2vy_odiatlohaupfbrc3n">
               <w:r>
                 <w:rPr>
                   <w:rFonts w:ascii="Arial" w:cs="Arial" w:eastAsia="Arial" w:hAnsi="Arial"/>
@@ -18354,7 +18354,7 @@
             <w:pPr>
               <w:spacing w:after="20" w:before="0"/>
             </w:pPr>
-            <w:hyperlink w:history="1" r:id="rIdjd9vhmumjkegggyqyu6so">
+            <w:hyperlink w:history="1" r:id="rIdi7mymznnbweuknwcdzebm">
               <w:r>
                 <w:rPr>
                   <w:rFonts w:ascii="Arial" w:cs="Arial" w:eastAsia="Arial" w:hAnsi="Arial"/>
@@ -18387,7 +18387,7 @@
               <w:spacing w:after="10" w:before="0"/>
               <w:ind w:left="120"/>
             </w:pPr>
-            <w:hyperlink w:history="1" r:id="rIdmumy75jm_napkqymmhdle">
+            <w:hyperlink w:history="1" r:id="rIdfpbezamrjobbxtm1oilod">
               <w:r>
                 <w:rPr>
                   <w:rFonts w:ascii="Arial" w:cs="Arial" w:eastAsia="Arial" w:hAnsi="Arial"/>
@@ -18582,7 +18582,7 @@
             <w:pPr>
               <w:spacing w:after="20" w:before="0"/>
             </w:pPr>
-            <w:hyperlink w:history="1" r:id="rIdnqcerycsy-_j7jpaskato">
+            <w:hyperlink w:history="1" r:id="rIdpzpsqbxi4bhkuizel6lyw">
               <w:r>
                 <w:rPr>
                   <w:rFonts w:ascii="Arial" w:cs="Arial" w:eastAsia="Arial" w:hAnsi="Arial"/>
@@ -18615,7 +18615,7 @@
               <w:spacing w:after="10" w:before="0"/>
               <w:ind w:left="120"/>
             </w:pPr>
-            <w:hyperlink w:history="1" r:id="rIdoukv_6t9v4bd5khwcfopp">
+            <w:hyperlink w:history="1" r:id="rIdpmwcq30lqcpxrkytb4owf">
               <w:r>
                 <w:rPr>
                   <w:rFonts w:ascii="Arial" w:cs="Arial" w:eastAsia="Arial" w:hAnsi="Arial"/>
@@ -18660,7 +18660,7 @@
             <w:pPr>
               <w:spacing w:after="20" w:before="0"/>
             </w:pPr>
-            <w:hyperlink w:history="1" r:id="rIddh9r_xh0gwfm5mjzpfdnc">
+            <w:hyperlink w:history="1" r:id="rIdd3xy3lq4hdlgbtqzjvsq2">
               <w:r>
                 <w:rPr>
                   <w:rFonts w:ascii="Arial" w:cs="Arial" w:eastAsia="Arial" w:hAnsi="Arial"/>
@@ -18693,7 +18693,7 @@
               <w:spacing w:after="10" w:before="0"/>
               <w:ind w:left="120"/>
             </w:pPr>
-            <w:hyperlink w:history="1" r:id="rIdsqz61idpnktdidgg89exz">
+            <w:hyperlink w:history="1" r:id="rIdo5gmpp-zm5ldk0jf2gn20">
               <w:r>
                 <w:rPr>
                   <w:rFonts w:ascii="Arial" w:cs="Arial" w:eastAsia="Arial" w:hAnsi="Arial"/>
@@ -18888,7 +18888,7 @@
             <w:pPr>
               <w:spacing w:after="20" w:before="0"/>
             </w:pPr>
-            <w:hyperlink w:history="1" r:id="rIdnoneagig_swbyym5ufehf">
+            <w:hyperlink w:history="1" r:id="rId2ual_tej2hw37uxffgxxw">
               <w:r>
                 <w:rPr>
                   <w:rFonts w:ascii="Arial" w:cs="Arial" w:eastAsia="Arial" w:hAnsi="Arial"/>
@@ -18921,7 +18921,7 @@
               <w:spacing w:after="10" w:before="0"/>
               <w:ind w:left="120"/>
             </w:pPr>
-            <w:hyperlink w:history="1" r:id="rIdb_zhysjvnl-7lobzvfzfh">
+            <w:hyperlink w:history="1" r:id="rId5ucm11kampu-pxx3slxjt">
               <w:r>
                 <w:rPr>
                   <w:rFonts w:ascii="Arial" w:cs="Arial" w:eastAsia="Arial" w:hAnsi="Arial"/>
@@ -18966,7 +18966,7 @@
             <w:pPr>
               <w:spacing w:after="20" w:before="0"/>
             </w:pPr>
-            <w:hyperlink w:history="1" r:id="rIdiza93seu-hfdapiefitdw">
+            <w:hyperlink w:history="1" r:id="rIdilg7_wymksu-b-dwpma3k">
               <w:r>
                 <w:rPr>
                   <w:rFonts w:ascii="Arial" w:cs="Arial" w:eastAsia="Arial" w:hAnsi="Arial"/>
@@ -18999,7 +18999,7 @@
               <w:spacing w:after="10" w:before="0"/>
               <w:ind w:left="120"/>
             </w:pPr>
-            <w:hyperlink w:history="1" r:id="rIdvijgzmohxfpifbec5wghf">
+            <w:hyperlink w:history="1" r:id="rId93ervcds9fpgtipyjs5uc">
               <w:r>
                 <w:rPr>
                   <w:rFonts w:ascii="Arial" w:cs="Arial" w:eastAsia="Arial" w:hAnsi="Arial"/>
@@ -19194,7 +19194,7 @@
             <w:pPr>
               <w:spacing w:after="20" w:before="0"/>
             </w:pPr>
-            <w:hyperlink w:history="1" r:id="rIdl6sy12ys1rexvmkbwyg8m">
+            <w:hyperlink w:history="1" r:id="rIdrhyi5s5jxbiquqbakzeya">
               <w:r>
                 <w:rPr>
                   <w:rFonts w:ascii="Arial" w:cs="Arial" w:eastAsia="Arial" w:hAnsi="Arial"/>
@@ -19227,7 +19227,7 @@
               <w:spacing w:after="10" w:before="0"/>
               <w:ind w:left="120"/>
             </w:pPr>
-            <w:hyperlink w:history="1" r:id="rIdlit8sawkx8chc1worboa9">
+            <w:hyperlink w:history="1" r:id="rId_9wvrfy7qfivmyum3au2r">
               <w:r>
                 <w:rPr>
                   <w:rFonts w:ascii="Arial" w:cs="Arial" w:eastAsia="Arial" w:hAnsi="Arial"/>
@@ -19272,7 +19272,7 @@
             <w:pPr>
               <w:spacing w:after="20" w:before="0"/>
             </w:pPr>
-            <w:hyperlink w:history="1" r:id="rIdgouofu9auvjwmzav3neo-">
+            <w:hyperlink w:history="1" r:id="rIdvcvvizah-wcxkyxq_tgcz">
               <w:r>
                 <w:rPr>
                   <w:rFonts w:ascii="Arial" w:cs="Arial" w:eastAsia="Arial" w:hAnsi="Arial"/>
@@ -19305,7 +19305,7 @@
               <w:spacing w:after="10" w:before="0"/>
               <w:ind w:left="120"/>
             </w:pPr>
-            <w:hyperlink w:history="1" r:id="rIda8tduceasbgtecm9snpe5">
+            <w:hyperlink w:history="1" r:id="rId1l6_39lgfylqmkfqj28vx">
               <w:r>
                 <w:rPr>
                   <w:rFonts w:ascii="Arial" w:cs="Arial" w:eastAsia="Arial" w:hAnsi="Arial"/>
@@ -19500,7 +19500,7 @@
             <w:pPr>
               <w:spacing w:after="20" w:before="0"/>
             </w:pPr>
-            <w:hyperlink w:history="1" r:id="rIdkrt9zzmmgpsers-iduord">
+            <w:hyperlink w:history="1" r:id="rIdko2tkzqef2nkegurc_bhj">
               <w:r>
                 <w:rPr>
                   <w:rFonts w:ascii="Arial" w:cs="Arial" w:eastAsia="Arial" w:hAnsi="Arial"/>
@@ -19533,7 +19533,7 @@
               <w:spacing w:after="10" w:before="0"/>
               <w:ind w:left="120"/>
             </w:pPr>
-            <w:hyperlink w:history="1" r:id="rIdgeb1baxb5p6-pwr9dx9_-">
+            <w:hyperlink w:history="1" r:id="rIdk6lrtpbwtqjqofqq3qaqt">
               <w:r>
                 <w:rPr>
                   <w:rFonts w:ascii="Arial" w:cs="Arial" w:eastAsia="Arial" w:hAnsi="Arial"/>
@@ -19578,7 +19578,7 @@
             <w:pPr>
               <w:spacing w:after="20" w:before="0"/>
             </w:pPr>
-            <w:hyperlink w:history="1" r:id="rIdrvqkr7tualiftadxc5yst">
+            <w:hyperlink w:history="1" r:id="rId1q5n2knzjgcq048d4hv-1">
               <w:r>
                 <w:rPr>
                   <w:rFonts w:ascii="Arial" w:cs="Arial" w:eastAsia="Arial" w:hAnsi="Arial"/>
@@ -19611,7 +19611,7 @@
               <w:spacing w:after="10" w:before="0"/>
               <w:ind w:left="120"/>
             </w:pPr>
-            <w:hyperlink w:history="1" r:id="rIdsuu3fz8rjnfy8-nrs0m-y">
+            <w:hyperlink w:history="1" r:id="rIdaljm3fvcrxmy6huyplxpg">
               <w:r>
                 <w:rPr>
                   <w:rFonts w:ascii="Arial" w:cs="Arial" w:eastAsia="Arial" w:hAnsi="Arial"/>
@@ -21409,7 +21409,7 @@
             <w:pPr>
               <w:spacing w:after="20" w:before="0"/>
             </w:pPr>
-            <w:hyperlink w:history="1" r:id="rId0g5i3u-78j6cb1hcwjrfd">
+            <w:hyperlink w:history="1" r:id="rId7g3knk0x0e5alprcphtbz">
               <w:r>
                 <w:rPr>
                   <w:rFonts w:ascii="Arial" w:cs="Arial" w:eastAsia="Arial" w:hAnsi="Arial"/>
@@ -21442,7 +21442,7 @@
               <w:spacing w:after="10" w:before="0"/>
               <w:ind w:left="120"/>
             </w:pPr>
-            <w:hyperlink w:history="1" r:id="rIdedaygpezl-qt5go7hw4nb">
+            <w:hyperlink w:history="1" r:id="rIdnom28wbrdilnbm3cv5fua">
               <w:r>
                 <w:rPr>
                   <w:rFonts w:ascii="Arial" w:cs="Arial" w:eastAsia="Arial" w:hAnsi="Arial"/>
@@ -21487,7 +21487,7 @@
             <w:pPr>
               <w:spacing w:after="20" w:before="0"/>
             </w:pPr>
-            <w:hyperlink w:history="1" r:id="rId8qfjpmyggp2fvikdjvcnf">
+            <w:hyperlink w:history="1" r:id="rIdnlqmrxrmdsq8kozhmesqt">
               <w:r>
                 <w:rPr>
                   <w:rFonts w:ascii="Arial" w:cs="Arial" w:eastAsia="Arial" w:hAnsi="Arial"/>
@@ -21520,7 +21520,7 @@
               <w:spacing w:after="10" w:before="0"/>
               <w:ind w:left="120"/>
             </w:pPr>
-            <w:hyperlink w:history="1" r:id="rIdwbfco3yenl6wx82oygph-">
+            <w:hyperlink w:history="1" r:id="rId8oshkyujqduspyvuvzoe1">
               <w:r>
                 <w:rPr>
                   <w:rFonts w:ascii="Arial" w:cs="Arial" w:eastAsia="Arial" w:hAnsi="Arial"/>
@@ -21715,7 +21715,7 @@
             <w:pPr>
               <w:spacing w:after="20" w:before="0"/>
             </w:pPr>
-            <w:hyperlink w:history="1" r:id="rId43a_aphmwrkte1y9nhie-">
+            <w:hyperlink w:history="1" r:id="rIdmg1wwsgf_it7u6usiwkve">
               <w:r>
                 <w:rPr>
                   <w:rFonts w:ascii="Arial" w:cs="Arial" w:eastAsia="Arial" w:hAnsi="Arial"/>
@@ -21748,7 +21748,7 @@
               <w:spacing w:after="10" w:before="0"/>
               <w:ind w:left="120"/>
             </w:pPr>
-            <w:hyperlink w:history="1" r:id="rIdx9qvlbko4bwy0zbevyaep">
+            <w:hyperlink w:history="1" r:id="rIdrpbjpttawpyskcnky-w4u">
               <w:r>
                 <w:rPr>
                   <w:rFonts w:ascii="Arial" w:cs="Arial" w:eastAsia="Arial" w:hAnsi="Arial"/>
@@ -21793,7 +21793,7 @@
             <w:pPr>
               <w:spacing w:after="20" w:before="0"/>
             </w:pPr>
-            <w:hyperlink w:history="1" r:id="rIdqv0ya0ebw1zbzsrxfyzsr">
+            <w:hyperlink w:history="1" r:id="rIdi50kykcudpn9272dcbn-a">
               <w:r>
                 <w:rPr>
                   <w:rFonts w:ascii="Arial" w:cs="Arial" w:eastAsia="Arial" w:hAnsi="Arial"/>
@@ -21826,7 +21826,7 @@
               <w:spacing w:after="10" w:before="0"/>
               <w:ind w:left="120"/>
             </w:pPr>
-            <w:hyperlink w:history="1" r:id="rId3yqh4q0-9uwed8vjzw916">
+            <w:hyperlink w:history="1" r:id="rIdmpyr82xsn66hzkxykddns">
               <w:r>
                 <w:rPr>
                   <w:rFonts w:ascii="Arial" w:cs="Arial" w:eastAsia="Arial" w:hAnsi="Arial"/>
@@ -22021,7 +22021,7 @@
             <w:pPr>
               <w:spacing w:after="20" w:before="0"/>
             </w:pPr>
-            <w:hyperlink w:history="1" r:id="rIdmtmdbw4lnhx1c4xozzwco">
+            <w:hyperlink w:history="1" r:id="rId6gru8oqe2awermm-r0nbm">
               <w:r>
                 <w:rPr>
                   <w:rFonts w:ascii="Arial" w:cs="Arial" w:eastAsia="Arial" w:hAnsi="Arial"/>
@@ -22054,7 +22054,7 @@
               <w:spacing w:after="10" w:before="0"/>
               <w:ind w:left="120"/>
             </w:pPr>
-            <w:hyperlink w:history="1" r:id="rIdm_wdno6tn1i7btkye2lm1">
+            <w:hyperlink w:history="1" r:id="rIdn6nvkq3p2vam1msx93jsj">
               <w:r>
                 <w:rPr>
                   <w:rFonts w:ascii="Arial" w:cs="Arial" w:eastAsia="Arial" w:hAnsi="Arial"/>
@@ -22099,7 +22099,7 @@
             <w:pPr>
               <w:spacing w:after="20" w:before="0"/>
             </w:pPr>
-            <w:hyperlink w:history="1" r:id="rIdqumrkd99xlpafjdvo0mch">
+            <w:hyperlink w:history="1" r:id="rIdrbsra3krojdhzs7tbngvd">
               <w:r>
                 <w:rPr>
                   <w:rFonts w:ascii="Arial" w:cs="Arial" w:eastAsia="Arial" w:hAnsi="Arial"/>
@@ -22132,7 +22132,7 @@
               <w:spacing w:after="10" w:before="0"/>
               <w:ind w:left="120"/>
             </w:pPr>
-            <w:hyperlink w:history="1" r:id="rIdbj_2mczoco-pdhbqi9c1k">
+            <w:hyperlink w:history="1" r:id="rIdr07qh9i8h3u0fbvb_fpfj">
               <w:r>
                 <w:rPr>
                   <w:rFonts w:ascii="Arial" w:cs="Arial" w:eastAsia="Arial" w:hAnsi="Arial"/>
@@ -22426,7 +22426,7 @@
             <w:pPr>
               <w:spacing w:after="20" w:before="0"/>
             </w:pPr>
-            <w:hyperlink w:history="1" r:id="rIdf2zywtbo_nbujvlzxiqv5">
+            <w:hyperlink w:history="1" r:id="rIdc5tqutcd_znwvmu8jg5c3">
               <w:r>
                 <w:rPr>
                   <w:rFonts w:ascii="Arial" w:cs="Arial" w:eastAsia="Arial" w:hAnsi="Arial"/>
@@ -22459,7 +22459,7 @@
               <w:spacing w:after="10" w:before="0"/>
               <w:ind w:left="120"/>
             </w:pPr>
-            <w:hyperlink w:history="1" r:id="rIdiwglin4sm1cfezfbth9wi">
+            <w:hyperlink w:history="1" r:id="rIdikct-szpfdxxjuwzpz3so">
               <w:r>
                 <w:rPr>
                   <w:rFonts w:ascii="Arial" w:cs="Arial" w:eastAsia="Arial" w:hAnsi="Arial"/>
@@ -22504,7 +22504,7 @@
             <w:pPr>
               <w:spacing w:after="20" w:before="0"/>
             </w:pPr>
-            <w:hyperlink w:history="1" r:id="rId1px73xrv9_xisqsf2-y4u">
+            <w:hyperlink w:history="1" r:id="rIdu7l1jr62das2dkd6gxoi_">
               <w:r>
                 <w:rPr>
                   <w:rFonts w:ascii="Arial" w:cs="Arial" w:eastAsia="Arial" w:hAnsi="Arial"/>
@@ -22537,7 +22537,7 @@
               <w:spacing w:after="10" w:before="0"/>
               <w:ind w:left="120"/>
             </w:pPr>
-            <w:hyperlink w:history="1" r:id="rId_5dgxm7wgkk7lg1i13dib">
+            <w:hyperlink w:history="1" r:id="rIdg_ijhrg6bdyxoaxffmtrl">
               <w:r>
                 <w:rPr>
                   <w:rFonts w:ascii="Arial" w:cs="Arial" w:eastAsia="Arial" w:hAnsi="Arial"/>
@@ -22732,7 +22732,7 @@
             <w:pPr>
               <w:spacing w:after="20" w:before="0"/>
             </w:pPr>
-            <w:hyperlink w:history="1" r:id="rIdvdxdi_tvjgthep1ilmgf3">
+            <w:hyperlink w:history="1" r:id="rIdb0--mntmihsim473gesnc">
               <w:r>
                 <w:rPr>
                   <w:rFonts w:ascii="Arial" w:cs="Arial" w:eastAsia="Arial" w:hAnsi="Arial"/>
@@ -22765,7 +22765,7 @@
               <w:spacing w:after="10" w:before="0"/>
               <w:ind w:left="120"/>
             </w:pPr>
-            <w:hyperlink w:history="1" r:id="rIdffjr42mi5xzvimvedqnoe">
+            <w:hyperlink w:history="1" r:id="rId__hoggdu6kngxruq_aaan">
               <w:r>
                 <w:rPr>
                   <w:rFonts w:ascii="Arial" w:cs="Arial" w:eastAsia="Arial" w:hAnsi="Arial"/>
@@ -22810,7 +22810,7 @@
             <w:pPr>
               <w:spacing w:after="20" w:before="0"/>
             </w:pPr>
-            <w:hyperlink w:history="1" r:id="rIdyyonqjdpjffilqhwe_2p9">
+            <w:hyperlink w:history="1" r:id="rId_uj1rv5rropdayjunl-mh">
               <w:r>
                 <w:rPr>
                   <w:rFonts w:ascii="Arial" w:cs="Arial" w:eastAsia="Arial" w:hAnsi="Arial"/>
@@ -22843,7 +22843,7 @@
               <w:spacing w:after="10" w:before="0"/>
               <w:ind w:left="120"/>
             </w:pPr>
-            <w:hyperlink w:history="1" r:id="rIdfuj1-6tyrcqt06shm6fwv">
+            <w:hyperlink w:history="1" r:id="rIdfixxplu1-di-za_vsju2l">
               <w:r>
                 <w:rPr>
                   <w:rFonts w:ascii="Arial" w:cs="Arial" w:eastAsia="Arial" w:hAnsi="Arial"/>
@@ -24645,7 +24645,7 @@
             <w:pPr>
               <w:spacing w:after="20" w:before="0"/>
             </w:pPr>
-            <w:hyperlink w:history="1" r:id="rId1ivxeq6kdtnggojunece0">
+            <w:hyperlink w:history="1" r:id="rId7gvj_odiad7nyb0ggz9fw">
               <w:r>
                 <w:rPr>
                   <w:rFonts w:ascii="Arial" w:cs="Arial" w:eastAsia="Arial" w:hAnsi="Arial"/>
@@ -24678,7 +24678,7 @@
               <w:spacing w:after="10" w:before="0"/>
               <w:ind w:left="120"/>
             </w:pPr>
-            <w:hyperlink w:history="1" r:id="rId16auolw-yurjy0ape20qk">
+            <w:hyperlink w:history="1" r:id="rIdvkltqsdnznurfil9_skef">
               <w:r>
                 <w:rPr>
                   <w:rFonts w:ascii="Arial" w:cs="Arial" w:eastAsia="Arial" w:hAnsi="Arial"/>
@@ -24723,7 +24723,7 @@
             <w:pPr>
               <w:spacing w:after="20" w:before="0"/>
             </w:pPr>
-            <w:hyperlink w:history="1" r:id="rId16ogg3wvkkbj45flezx3s">
+            <w:hyperlink w:history="1" r:id="rId56xpmm7bwcuk3wtra7wkq">
               <w:r>
                 <w:rPr>
                   <w:rFonts w:ascii="Arial" w:cs="Arial" w:eastAsia="Arial" w:hAnsi="Arial"/>
@@ -24756,7 +24756,7 @@
               <w:spacing w:after="10" w:before="0"/>
               <w:ind w:left="120"/>
             </w:pPr>
-            <w:hyperlink w:history="1" r:id="rIdokt3qshtk9ouxqlqqz-pt">
+            <w:hyperlink w:history="1" r:id="rIdh7nqogmxdfwvktxsinzwl">
               <w:r>
                 <w:rPr>
                   <w:rFonts w:ascii="Arial" w:cs="Arial" w:eastAsia="Arial" w:hAnsi="Arial"/>
@@ -24951,7 +24951,7 @@
             <w:pPr>
               <w:spacing w:after="20" w:before="0"/>
             </w:pPr>
-            <w:hyperlink w:history="1" r:id="rIdmuvwnfyt4lzugbvpi0pdz">
+            <w:hyperlink w:history="1" r:id="rIdl4kdzfij7gy7bv25bdm6g">
               <w:r>
                 <w:rPr>
                   <w:rFonts w:ascii="Arial" w:cs="Arial" w:eastAsia="Arial" w:hAnsi="Arial"/>
@@ -24984,7 +24984,7 @@
               <w:spacing w:after="10" w:before="0"/>
               <w:ind w:left="120"/>
             </w:pPr>
-            <w:hyperlink w:history="1" r:id="rIdlpexjzviba5kymwxkm8vy">
+            <w:hyperlink w:history="1" r:id="rIduuuxaurng7ej5iit_1abm">
               <w:r>
                 <w:rPr>
                   <w:rFonts w:ascii="Arial" w:cs="Arial" w:eastAsia="Arial" w:hAnsi="Arial"/>
@@ -25029,7 +25029,7 @@
             <w:pPr>
               <w:spacing w:after="20" w:before="0"/>
             </w:pPr>
-            <w:hyperlink w:history="1" r:id="rIdnq8ihwlwcqx0vc1q1t8dk">
+            <w:hyperlink w:history="1" r:id="rIdopi7hfqpfikho5lk2stjw">
               <w:r>
                 <w:rPr>
                   <w:rFonts w:ascii="Arial" w:cs="Arial" w:eastAsia="Arial" w:hAnsi="Arial"/>
@@ -25062,7 +25062,7 @@
               <w:spacing w:after="10" w:before="0"/>
               <w:ind w:left="120"/>
             </w:pPr>
-            <w:hyperlink w:history="1" r:id="rIdn3f6yaoo2kxz4pq-6zzip">
+            <w:hyperlink w:history="1" r:id="rIdrl7zebygrqsynqwtkqnn_">
               <w:r>
                 <w:rPr>
                   <w:rFonts w:ascii="Arial" w:cs="Arial" w:eastAsia="Arial" w:hAnsi="Arial"/>
@@ -25257,7 +25257,7 @@
             <w:pPr>
               <w:spacing w:after="20" w:before="0"/>
             </w:pPr>
-            <w:hyperlink w:history="1" r:id="rIdanpj2i1cdpy6xhsgupqyi">
+            <w:hyperlink w:history="1" r:id="rIdcszxqjlti4rkpd8nj1tb-">
               <w:r>
                 <w:rPr>
                   <w:rFonts w:ascii="Arial" w:cs="Arial" w:eastAsia="Arial" w:hAnsi="Arial"/>
@@ -25290,7 +25290,7 @@
               <w:spacing w:after="10" w:before="0"/>
               <w:ind w:left="120"/>
             </w:pPr>
-            <w:hyperlink w:history="1" r:id="rId3lxdhojfal1govwqzdojm">
+            <w:hyperlink w:history="1" r:id="rIdac9xmu0bmza8-tkkxjhnc">
               <w:r>
                 <w:rPr>
                   <w:rFonts w:ascii="Arial" w:cs="Arial" w:eastAsia="Arial" w:hAnsi="Arial"/>
@@ -25335,7 +25335,7 @@
             <w:pPr>
               <w:spacing w:after="20" w:before="0"/>
             </w:pPr>
-            <w:hyperlink w:history="1" r:id="rId1qfo4xleyw2_bcmsabkoi">
+            <w:hyperlink w:history="1" r:id="rIdlzxvcnvxkd6alsfdti4qi">
               <w:r>
                 <w:rPr>
                   <w:rFonts w:ascii="Arial" w:cs="Arial" w:eastAsia="Arial" w:hAnsi="Arial"/>
@@ -25368,7 +25368,7 @@
               <w:spacing w:after="10" w:before="0"/>
               <w:ind w:left="120"/>
             </w:pPr>
-            <w:hyperlink w:history="1" r:id="rId_-yjenzyvsqzo6zrzf1ox">
+            <w:hyperlink w:history="1" r:id="rId9hggwxsqxvnhjgtgxpfoe">
               <w:r>
                 <w:rPr>
                   <w:rFonts w:ascii="Arial" w:cs="Arial" w:eastAsia="Arial" w:hAnsi="Arial"/>
@@ -25563,7 +25563,7 @@
             <w:pPr>
               <w:spacing w:after="20" w:before="0"/>
             </w:pPr>
-            <w:hyperlink w:history="1" r:id="rIdnbbjlicsa6enqocgxk8tr">
+            <w:hyperlink w:history="1" r:id="rId32sbjes82agodkehljr98">
               <w:r>
                 <w:rPr>
                   <w:rFonts w:ascii="Arial" w:cs="Arial" w:eastAsia="Arial" w:hAnsi="Arial"/>
@@ -25596,7 +25596,7 @@
               <w:spacing w:after="10" w:before="0"/>
               <w:ind w:left="120"/>
             </w:pPr>
-            <w:hyperlink w:history="1" r:id="rIdd2gfzi0a6emznfrnbl3rq">
+            <w:hyperlink w:history="1" r:id="rId9aems9fdtwp7v-8x1iztn">
               <w:r>
                 <w:rPr>
                   <w:rFonts w:ascii="Arial" w:cs="Arial" w:eastAsia="Arial" w:hAnsi="Arial"/>
@@ -25641,7 +25641,7 @@
             <w:pPr>
               <w:spacing w:after="20" w:before="0"/>
             </w:pPr>
-            <w:hyperlink w:history="1" r:id="rIdgs8edrgdza01m73u0v1lm">
+            <w:hyperlink w:history="1" r:id="rIdn2evrsoxxipndq2iljtgv">
               <w:r>
                 <w:rPr>
                   <w:rFonts w:ascii="Arial" w:cs="Arial" w:eastAsia="Arial" w:hAnsi="Arial"/>
@@ -25674,7 +25674,7 @@
               <w:spacing w:after="10" w:before="0"/>
               <w:ind w:left="120"/>
             </w:pPr>
-            <w:hyperlink w:history="1" r:id="rIdjjhtthmfi-yrakk6nu6en">
+            <w:hyperlink w:history="1" r:id="rIddz4cmxw-rcqyzgrnfz7qv">
               <w:r>
                 <w:rPr>
                   <w:rFonts w:ascii="Arial" w:cs="Arial" w:eastAsia="Arial" w:hAnsi="Arial"/>
@@ -25869,7 +25869,7 @@
             <w:pPr>
               <w:spacing w:after="20" w:before="0"/>
             </w:pPr>
-            <w:hyperlink w:history="1" r:id="rIdodd_eduy67qcs1zekmwph">
+            <w:hyperlink w:history="1" r:id="rIdbzmfktpkrbtbicx1uwk01">
               <w:r>
                 <w:rPr>
                   <w:rFonts w:ascii="Arial" w:cs="Arial" w:eastAsia="Arial" w:hAnsi="Arial"/>
@@ -25902,7 +25902,7 @@
               <w:spacing w:after="10" w:before="0"/>
               <w:ind w:left="120"/>
             </w:pPr>
-            <w:hyperlink w:history="1" r:id="rId3guqvsugjbqy2nqytj8pa">
+            <w:hyperlink w:history="1" r:id="rIdrrcence_9aie6wuneykgh">
               <w:r>
                 <w:rPr>
                   <w:rFonts w:ascii="Arial" w:cs="Arial" w:eastAsia="Arial" w:hAnsi="Arial"/>
@@ -25947,7 +25947,7 @@
             <w:pPr>
               <w:spacing w:after="20" w:before="0"/>
             </w:pPr>
-            <w:hyperlink w:history="1" r:id="rIdd5q44slupeashzwtl1taw">
+            <w:hyperlink w:history="1" r:id="rIdj9aloov2cud7ic3oqlejf">
               <w:r>
                 <w:rPr>
                   <w:rFonts w:ascii="Arial" w:cs="Arial" w:eastAsia="Arial" w:hAnsi="Arial"/>
@@ -25980,7 +25980,7 @@
               <w:spacing w:after="10" w:before="0"/>
               <w:ind w:left="120"/>
             </w:pPr>
-            <w:hyperlink w:history="1" r:id="rIdjgunyhtl6ibtz8lnqn04r">
+            <w:hyperlink w:history="1" r:id="rIdhcys3ctij3hsh94vze5r4">
               <w:r>
                 <w:rPr>
                   <w:rFonts w:ascii="Arial" w:cs="Arial" w:eastAsia="Arial" w:hAnsi="Arial"/>
